--- a/output/books/Kir и Анфи/Глава_15_Февраль_2026.docx
+++ b/output/books/Kir и Анфи/Глава_15_Февраль_2026.docx
@@ -126,6 +126,118 @@
     </w:p>
     <w:p>
       <w:pPr>
+        <w:spacing w:before="360" w:after="160"/>
+        <w:ind w:firstLine="0"/>
+        <w:jc w:val="left"/>
+        <w:pBdr>
+          <w:bottom w:val="single" w:sz="8" w:space="6" w:color="2E5A3C"/>
+        </w:pBdr>
+      </w:pPr>
+      <w:r>
+        <w:rPr>
+          <w:rFonts w:ascii="Times New Roman" w:hAnsi="Times New Roman" w:cs="Times New Roman" w:eastAsia="Times New Roman"/>
+          <w:b/>
+          <w:i w:val="0"/>
+          <w:color w:val="2E5A3C"/>
+          <w:sz w:val="26"/>
+        </w:rPr>
+        <w:t>5 февраля 2026</w:t>
+      </w:r>
+    </w:p>
+    <w:p>
+      <w:pPr>
+        <w:spacing w:before="200" w:after="40"/>
+        <w:ind w:firstLine="0"/>
+      </w:pPr>
+      <w:r>
+        <w:rPr>
+          <w:rFonts w:ascii="Times New Roman" w:hAnsi="Times New Roman" w:cs="Times New Roman" w:eastAsia="Times New Roman"/>
+          <w:b/>
+          <w:i w:val="0"/>
+          <w:color w:val="C00000"/>
+          <w:sz w:val="24"/>
+        </w:rPr>
+        <w:t>Kir</w:t>
+      </w:r>
+      <w:r>
+        <w:rPr>
+          <w:rFonts w:ascii="Times New Roman" w:hAnsi="Times New Roman" w:cs="Times New Roman" w:eastAsia="Times New Roman"/>
+          <w:b w:val="0"/>
+          <w:i/>
+          <w:color w:val="6B6B6B"/>
+          <w:sz w:val="18"/>
+        </w:rPr>
+        <w:t xml:space="preserve">   ·   16:21</w:t>
+      </w:r>
+    </w:p>
+    <w:p>
+      <w:pPr>
+        <w:spacing w:after="160" w:line="276" w:lineRule="auto"/>
+        <w:ind w:firstLine="425"/>
+        <w:jc w:val="both"/>
+        <w:pBdr>
+          <w:left w:val="single" w:sz="12" w:space="8" w:color="C00000"/>
+        </w:pBdr>
+      </w:pPr>
+      <w:r>
+        <w:rPr>
+          <w:rFonts w:ascii="Times New Roman" w:hAnsi="Times New Roman" w:cs="Times New Roman" w:eastAsia="Times New Roman"/>
+          <w:b w:val="0"/>
+          <w:i w:val="0"/>
+          <w:color w:val="C00000"/>
+          <w:sz w:val="24"/>
+        </w:rPr>
+        <w:t>Мощно.</w:t>
+      </w:r>
+    </w:p>
+    <w:p>
+      <w:pPr>
+        <w:spacing w:before="200" w:after="40"/>
+        <w:ind w:firstLine="0"/>
+      </w:pPr>
+      <w:r>
+        <w:rPr>
+          <w:rFonts w:ascii="Times New Roman" w:hAnsi="Times New Roman" w:cs="Times New Roman" w:eastAsia="Times New Roman"/>
+          <w:b/>
+          <w:i w:val="0"/>
+          <w:color w:val="C00000"/>
+          <w:sz w:val="24"/>
+        </w:rPr>
+        <w:t>Kir</w:t>
+      </w:r>
+      <w:r>
+        <w:rPr>
+          <w:rFonts w:ascii="Times New Roman" w:hAnsi="Times New Roman" w:cs="Times New Roman" w:eastAsia="Times New Roman"/>
+          <w:b w:val="0"/>
+          <w:i/>
+          <w:color w:val="6B6B6B"/>
+          <w:sz w:val="18"/>
+        </w:rPr>
+        <w:t xml:space="preserve">   ·   22:27</w:t>
+      </w:r>
+    </w:p>
+    <w:p>
+      <w:pPr>
+        <w:spacing w:after="160" w:line="276" w:lineRule="auto"/>
+        <w:ind w:firstLine="425"/>
+        <w:jc w:val="both"/>
+        <w:pBdr>
+          <w:left w:val="single" w:sz="12" w:space="8" w:color="C00000"/>
+        </w:pBdr>
+      </w:pPr>
+      <w:r>
+        <w:rPr>
+          <w:rFonts w:ascii="Times New Roman" w:hAnsi="Times New Roman" w:cs="Times New Roman" w:eastAsia="Times New Roman"/>
+          <w:b w:val="0"/>
+          <w:i w:val="0"/>
+          <w:color w:val="C00000"/>
+          <w:sz w:val="24"/>
+        </w:rPr>
+        <w:t>Ого. Крутая.</w:t>
+      </w:r>
+    </w:p>
+    <w:p>
+      <w:pPr>
         <w:spacing w:before="200" w:after="40"/>
         <w:ind w:firstLine="0"/>
       </w:pPr>
@@ -147,7 +259,7 @@
           <w:color w:val="6B6B6B"/>
           <w:sz w:val="18"/>
         </w:rPr>
-        <w:t xml:space="preserve">   ·   22:26</w:t>
+        <w:t xml:space="preserve">   ·   22:28</w:t>
       </w:r>
     </w:p>
     <w:p>
@@ -167,7 +279,7 @@
           <w:color w:val="1F4E79"/>
           <w:sz w:val="24"/>
         </w:rPr>
-        <w:t>Можешь сказать что за песня играет на третьей минуте?</w:t>
+        <w:t>Даааа.</w:t>
       </w:r>
     </w:p>
     <w:p>
@@ -187,7 +299,141 @@
           <w:color w:val="2E5A3C"/>
           <w:sz w:val="26"/>
         </w:rPr>
-        <w:t>5 февраля 2026</w:t>
+        <w:t>6 февраля 2026</w:t>
+      </w:r>
+    </w:p>
+    <w:p>
+      <w:pPr>
+        <w:spacing w:before="200" w:after="40"/>
+        <w:ind w:firstLine="0"/>
+      </w:pPr>
+      <w:r>
+        <w:rPr>
+          <w:rFonts w:ascii="Times New Roman" w:hAnsi="Times New Roman" w:cs="Times New Roman" w:eastAsia="Times New Roman"/>
+          <w:b/>
+          <w:i w:val="0"/>
+          <w:color w:val="1F4E79"/>
+          <w:sz w:val="24"/>
+        </w:rPr>
+        <w:t>Анфи</w:t>
+      </w:r>
+      <w:r>
+        <w:rPr>
+          <w:rFonts w:ascii="Times New Roman" w:hAnsi="Times New Roman" w:cs="Times New Roman" w:eastAsia="Times New Roman"/>
+          <w:b w:val="0"/>
+          <w:i/>
+          <w:color w:val="6B6B6B"/>
+          <w:sz w:val="18"/>
+        </w:rPr>
+        <w:t xml:space="preserve">   ·   19:44</w:t>
+      </w:r>
+    </w:p>
+    <w:p>
+      <w:pPr>
+        <w:spacing w:after="160" w:line="276" w:lineRule="auto"/>
+        <w:ind w:firstLine="425"/>
+        <w:jc w:val="both"/>
+        <w:pBdr>
+          <w:left w:val="single" w:sz="12" w:space="8" w:color="1F4E79"/>
+        </w:pBdr>
+      </w:pPr>
+      <w:r>
+        <w:rPr>
+          <w:rFonts w:ascii="Times New Roman" w:hAnsi="Times New Roman" w:cs="Times New Roman" w:eastAsia="Times New Roman"/>
+          <w:b w:val="0"/>
+          <w:i w:val="0"/>
+          <w:color w:val="1F4E79"/>
+          <w:sz w:val="24"/>
+        </w:rPr>
+        <w:t>Как ты думаешь стоит ли скачивать pro tools?</w:t>
+      </w:r>
+    </w:p>
+    <w:p>
+      <w:pPr>
+        <w:spacing w:before="200" w:after="40"/>
+        <w:ind w:firstLine="0"/>
+      </w:pPr>
+      <w:r>
+        <w:rPr>
+          <w:rFonts w:ascii="Times New Roman" w:hAnsi="Times New Roman" w:cs="Times New Roman" w:eastAsia="Times New Roman"/>
+          <w:b/>
+          <w:i w:val="0"/>
+          <w:color w:val="1F4E79"/>
+          <w:sz w:val="24"/>
+        </w:rPr>
+        <w:t>Анфи</w:t>
+      </w:r>
+      <w:r>
+        <w:rPr>
+          <w:rFonts w:ascii="Times New Roman" w:hAnsi="Times New Roman" w:cs="Times New Roman" w:eastAsia="Times New Roman"/>
+          <w:b w:val="0"/>
+          <w:i/>
+          <w:color w:val="6B6B6B"/>
+          <w:sz w:val="18"/>
+        </w:rPr>
+        <w:t xml:space="preserve">   ·   20:19</w:t>
+      </w:r>
+    </w:p>
+    <w:p>
+      <w:pPr>
+        <w:spacing w:after="160" w:line="276" w:lineRule="auto"/>
+        <w:ind w:firstLine="425"/>
+        <w:jc w:val="both"/>
+        <w:pBdr>
+          <w:left w:val="single" w:sz="12" w:space="8" w:color="1F4E79"/>
+        </w:pBdr>
+      </w:pPr>
+      <w:r>
+        <w:rPr>
+          <w:rFonts w:ascii="Times New Roman" w:hAnsi="Times New Roman" w:eastAsia="Times New Roman"/>
+          <w:color w:val="1F4E79"/>
+          <w:sz w:val="24"/>
+        </w:rPr>
+        <w:t>Я сейчас только на начале голосового, но отвечу сразу. Да, для Windows есть версия, я, ну, как-бы, видела в интернете, её можно скачать.</w:t>
+      </w:r>
+    </w:p>
+    <w:p>
+      <w:pPr>
+        <w:spacing w:before="200" w:after="40"/>
+        <w:ind w:firstLine="0"/>
+      </w:pPr>
+      <w:r>
+        <w:rPr>
+          <w:rFonts w:ascii="Times New Roman" w:hAnsi="Times New Roman" w:cs="Times New Roman" w:eastAsia="Times New Roman"/>
+          <w:b/>
+          <w:i w:val="0"/>
+          <w:color w:val="1F4E79"/>
+          <w:sz w:val="24"/>
+        </w:rPr>
+        <w:t>Анфи</w:t>
+      </w:r>
+      <w:r>
+        <w:rPr>
+          <w:rFonts w:ascii="Times New Roman" w:hAnsi="Times New Roman" w:cs="Times New Roman" w:eastAsia="Times New Roman"/>
+          <w:b w:val="0"/>
+          <w:i/>
+          <w:color w:val="6B6B6B"/>
+          <w:sz w:val="18"/>
+        </w:rPr>
+        <w:t xml:space="preserve">   ·   20:24</w:t>
+      </w:r>
+    </w:p>
+    <w:p>
+      <w:pPr>
+        <w:spacing w:after="160" w:line="276" w:lineRule="auto"/>
+        <w:ind w:firstLine="425"/>
+        <w:jc w:val="both"/>
+        <w:pBdr>
+          <w:left w:val="single" w:sz="12" w:space="8" w:color="1F4E79"/>
+        </w:pBdr>
+      </w:pPr>
+      <w:r>
+        <w:rPr>
+          <w:rFonts w:ascii="Times New Roman" w:hAnsi="Times New Roman" w:eastAsia="Times New Roman"/>
+          <w:color w:val="1F4E79"/>
+          <w:sz w:val="24"/>
+        </w:rPr>
+        <w:t>Я дослушала голосовое, но я, что хочу сказать: я просто думаю типа я сейчас пытаюсь освоить Reaper и, пожалуй, на нём я пока остановлюсь. А то мне просто не знаю — что-то хочется попробовать всё сразу и за одну секунду, а потом я понимаю, что это нереально, что мой компьютер от этого взорвётся в итоге. И. Поэтому думаю: ладно, я. Короче. Вот сейчас так поразмыслила. И. Короче пока остаюсь в Reaper — вот так.</w:t>
       </w:r>
     </w:p>
     <w:p>
@@ -213,7 +459,7 @@
           <w:color w:val="6B6B6B"/>
           <w:sz w:val="18"/>
         </w:rPr>
-        <w:t xml:space="preserve">   ·   16:21</w:t>
+        <w:t xml:space="preserve">   ·   20:25</w:t>
       </w:r>
     </w:p>
     <w:p>
@@ -233,7 +479,53 @@
           <w:color w:val="C00000"/>
           <w:sz w:val="24"/>
         </w:rPr>
-        <w:t>Мощно.</w:t>
+        <w:t>А, это в нём уже было? Я это упустил в этот момент.</w:t>
+      </w:r>
+    </w:p>
+    <w:p>
+      <w:pPr>
+        <w:spacing w:before="200" w:after="40"/>
+        <w:ind w:firstLine="0"/>
+      </w:pPr>
+      <w:r>
+        <w:rPr>
+          <w:rFonts w:ascii="Times New Roman" w:hAnsi="Times New Roman" w:cs="Times New Roman" w:eastAsia="Times New Roman"/>
+          <w:b/>
+          <w:i w:val="0"/>
+          <w:color w:val="1F4E79"/>
+          <w:sz w:val="24"/>
+        </w:rPr>
+        <w:t>Анфи</w:t>
+      </w:r>
+      <w:r>
+        <w:rPr>
+          <w:rFonts w:ascii="Times New Roman" w:hAnsi="Times New Roman" w:cs="Times New Roman" w:eastAsia="Times New Roman"/>
+          <w:b w:val="0"/>
+          <w:i/>
+          <w:color w:val="6B6B6B"/>
+          <w:sz w:val="18"/>
+        </w:rPr>
+        <w:t xml:space="preserve">   ·   21:01</w:t>
+      </w:r>
+    </w:p>
+    <w:p>
+      <w:pPr>
+        <w:spacing w:after="160" w:line="276" w:lineRule="auto"/>
+        <w:ind w:firstLine="425"/>
+        <w:jc w:val="both"/>
+        <w:pBdr>
+          <w:left w:val="single" w:sz="12" w:space="8" w:color="1F4E79"/>
+        </w:pBdr>
+      </w:pPr>
+      <w:r>
+        <w:rPr>
+          <w:rFonts w:ascii="Times New Roman" w:hAnsi="Times New Roman" w:cs="Times New Roman" w:eastAsia="Times New Roman"/>
+          <w:b w:val="0"/>
+          <w:i w:val="0"/>
+          <w:color w:val="1F4E79"/>
+          <w:sz w:val="24"/>
+        </w:rPr>
+        <w:t>А ты можешь мне скинуть еще какой-нибудь проект, мульти трек, как в тот раз?</w:t>
       </w:r>
     </w:p>
     <w:p>
@@ -259,7 +551,7 @@
           <w:color w:val="6B6B6B"/>
           <w:sz w:val="18"/>
         </w:rPr>
-        <w:t xml:space="preserve">   ·   22:27</w:t>
+        <w:t xml:space="preserve">   ·   21:02</w:t>
       </w:r>
     </w:p>
     <w:p>
@@ -279,7 +571,7 @@
           <w:color w:val="C00000"/>
           <w:sz w:val="24"/>
         </w:rPr>
-        <w:t>Ого. Крутая.</w:t>
+        <w:t>Голос с чем-то или инструмент.</w:t>
       </w:r>
     </w:p>
     <w:p>
@@ -305,7 +597,7 @@
           <w:color w:val="6B6B6B"/>
           <w:sz w:val="18"/>
         </w:rPr>
-        <w:t xml:space="preserve">   ·   22:28</w:t>
+        <w:t xml:space="preserve">   ·   21:02</w:t>
       </w:r>
     </w:p>
     <w:p>
@@ -325,7 +617,723 @@
           <w:color w:val="1F4E79"/>
           <w:sz w:val="24"/>
         </w:rPr>
-        <w:t>Даааа.</w:t>
+        <w:t>Честно даже не знаю, типа… Бля, ну я не… Так, ну ладно, давай просто, чё у тебя есть, вот, без разницы, можно просто инструменты, может даже так лучше будет.</w:t>
+      </w:r>
+    </w:p>
+    <w:p>
+      <w:pPr>
+        <w:spacing w:before="200" w:after="40"/>
+        <w:ind w:firstLine="0"/>
+      </w:pPr>
+      <w:r>
+        <w:rPr>
+          <w:rFonts w:ascii="Times New Roman" w:hAnsi="Times New Roman" w:cs="Times New Roman" w:eastAsia="Times New Roman"/>
+          <w:b/>
+          <w:i w:val="0"/>
+          <w:color w:val="1F4E79"/>
+          <w:sz w:val="24"/>
+        </w:rPr>
+        <w:t>Анфи</w:t>
+      </w:r>
+      <w:r>
+        <w:rPr>
+          <w:rFonts w:ascii="Times New Roman" w:hAnsi="Times New Roman" w:cs="Times New Roman" w:eastAsia="Times New Roman"/>
+          <w:b w:val="0"/>
+          <w:i/>
+          <w:color w:val="6B6B6B"/>
+          <w:sz w:val="18"/>
+        </w:rPr>
+        <w:t xml:space="preserve">   ·   21:03</w:t>
+      </w:r>
+    </w:p>
+    <w:p>
+      <w:pPr>
+        <w:spacing w:after="160" w:line="276" w:lineRule="auto"/>
+        <w:ind w:firstLine="425"/>
+        <w:jc w:val="both"/>
+        <w:pBdr>
+          <w:left w:val="single" w:sz="12" w:space="8" w:color="1F4E79"/>
+        </w:pBdr>
+      </w:pPr>
+      <w:r>
+        <w:rPr>
+          <w:rFonts w:ascii="Times New Roman" w:hAnsi="Times New Roman" w:cs="Times New Roman" w:eastAsia="Times New Roman"/>
+          <w:b w:val="0"/>
+          <w:i w:val="0"/>
+          <w:color w:val="1F4E79"/>
+          <w:sz w:val="24"/>
+        </w:rPr>
+        <w:t>Можно несколько, если у тебя есть такая возможность.</w:t>
+      </w:r>
+    </w:p>
+    <w:p>
+      <w:pPr>
+        <w:spacing w:before="200" w:after="40"/>
+        <w:ind w:firstLine="0"/>
+      </w:pPr>
+      <w:r>
+        <w:rPr>
+          <w:rFonts w:ascii="Times New Roman" w:hAnsi="Times New Roman" w:cs="Times New Roman" w:eastAsia="Times New Roman"/>
+          <w:b/>
+          <w:i w:val="0"/>
+          <w:color w:val="1F4E79"/>
+          <w:sz w:val="24"/>
+        </w:rPr>
+        <w:t>Анфи</w:t>
+      </w:r>
+      <w:r>
+        <w:rPr>
+          <w:rFonts w:ascii="Times New Roman" w:hAnsi="Times New Roman" w:cs="Times New Roman" w:eastAsia="Times New Roman"/>
+          <w:b w:val="0"/>
+          <w:i/>
+          <w:color w:val="6B6B6B"/>
+          <w:sz w:val="18"/>
+        </w:rPr>
+        <w:t xml:space="preserve">   ·   21:19</w:t>
+      </w:r>
+    </w:p>
+    <w:p>
+      <w:pPr>
+        <w:spacing w:after="160" w:line="276" w:lineRule="auto"/>
+        <w:ind w:firstLine="425"/>
+        <w:jc w:val="both"/>
+        <w:pBdr>
+          <w:left w:val="single" w:sz="12" w:space="8" w:color="1F4E79"/>
+        </w:pBdr>
+      </w:pPr>
+      <w:r>
+        <w:rPr>
+          <w:rFonts w:ascii="Times New Roman" w:hAnsi="Times New Roman" w:cs="Times New Roman" w:eastAsia="Times New Roman"/>
+          <w:b w:val="0"/>
+          <w:i w:val="0"/>
+          <w:color w:val="1F4E79"/>
+          <w:sz w:val="24"/>
+        </w:rPr>
+        <w:t>А это типа от одного микса или это разные?</w:t>
+      </w:r>
+    </w:p>
+    <w:p>
+      <w:pPr>
+        <w:spacing w:before="200" w:after="40"/>
+        <w:ind w:firstLine="0"/>
+      </w:pPr>
+      <w:r>
+        <w:rPr>
+          <w:rFonts w:ascii="Times New Roman" w:hAnsi="Times New Roman" w:cs="Times New Roman" w:eastAsia="Times New Roman"/>
+          <w:b/>
+          <w:i w:val="0"/>
+          <w:color w:val="1F4E79"/>
+          <w:sz w:val="24"/>
+        </w:rPr>
+        <w:t>Анфи</w:t>
+      </w:r>
+      <w:r>
+        <w:rPr>
+          <w:rFonts w:ascii="Times New Roman" w:hAnsi="Times New Roman" w:cs="Times New Roman" w:eastAsia="Times New Roman"/>
+          <w:b w:val="0"/>
+          <w:i/>
+          <w:color w:val="6B6B6B"/>
+          <w:sz w:val="18"/>
+        </w:rPr>
+        <w:t xml:space="preserve">   ·   21:19</w:t>
+      </w:r>
+    </w:p>
+    <w:p>
+      <w:pPr>
+        <w:spacing w:after="160" w:line="276" w:lineRule="auto"/>
+        <w:ind w:firstLine="425"/>
+        <w:jc w:val="both"/>
+        <w:pBdr>
+          <w:left w:val="single" w:sz="12" w:space="8" w:color="1F4E79"/>
+        </w:pBdr>
+      </w:pPr>
+      <w:r>
+        <w:rPr>
+          <w:rFonts w:ascii="Times New Roman" w:hAnsi="Times New Roman" w:eastAsia="Times New Roman"/>
+          <w:color w:val="1F4E79"/>
+          <w:sz w:val="24"/>
+        </w:rPr>
+        <w:t>Короче, чё с этим делать надо?</w:t>
+      </w:r>
+    </w:p>
+    <w:p>
+      <w:pPr>
+        <w:spacing w:before="200" w:after="40"/>
+        <w:ind w:firstLine="0"/>
+      </w:pPr>
+      <w:r>
+        <w:rPr>
+          <w:rFonts w:ascii="Times New Roman" w:hAnsi="Times New Roman" w:cs="Times New Roman" w:eastAsia="Times New Roman"/>
+          <w:b/>
+          <w:i w:val="0"/>
+          <w:color w:val="C00000"/>
+          <w:sz w:val="24"/>
+        </w:rPr>
+        <w:t>Kir</w:t>
+      </w:r>
+      <w:r>
+        <w:rPr>
+          <w:rFonts w:ascii="Times New Roman" w:hAnsi="Times New Roman" w:cs="Times New Roman" w:eastAsia="Times New Roman"/>
+          <w:b w:val="0"/>
+          <w:i/>
+          <w:color w:val="6B6B6B"/>
+          <w:sz w:val="18"/>
+        </w:rPr>
+        <w:t xml:space="preserve">   ·   21:23</w:t>
+      </w:r>
+    </w:p>
+    <w:p>
+      <w:pPr>
+        <w:spacing w:after="160" w:line="276" w:lineRule="auto"/>
+        <w:ind w:firstLine="425"/>
+        <w:jc w:val="both"/>
+        <w:pBdr>
+          <w:left w:val="single" w:sz="12" w:space="8" w:color="C00000"/>
+        </w:pBdr>
+      </w:pPr>
+      <w:r>
+        <w:rPr>
+          <w:rFonts w:ascii="Times New Roman" w:hAnsi="Times New Roman" w:eastAsia="Times New Roman"/>
+          <w:color w:val="C00000"/>
+          <w:sz w:val="24"/>
+        </w:rPr>
+        <w:t>От одного: это все дорожки надо поставить вместе с выравниванием слева. Вот как идёт сверху — ну не важно в каком порядке, но главное, чтобы они слева все начинались именно в одно время, то есть наглухо в ноль влево. Вот. И тогда ты услышишь всё вместе: их поставишь — услышишь всю аранжировку. Ну это такое, это на заказ я когда-то делал: там очень много повторов, в принципе одно и то же повторяется. Но там суть была в том, что человек читал рэп под это, и надо просто… Он рассказывал, рассказывал там свою историю, поэтому музыка немного на втором плане, она однообразная. Но в принципе такой регги немножко получился, прикольно. Я думаю, может быть из-за этого сделать просто отдельную композицию: написать мелодию, вот взять всё за основу, просто написать мелодию какую-то интересную к этому всему и чуть-чуть разнообразить. Но, что — идея в принципе неплохая.</w:t>
+      </w:r>
+    </w:p>
+    <w:p>
+      <w:pPr>
+        <w:spacing w:before="200" w:after="40"/>
+        <w:ind w:firstLine="0"/>
+      </w:pPr>
+      <w:r>
+        <w:rPr>
+          <w:rFonts w:ascii="Times New Roman" w:hAnsi="Times New Roman" w:cs="Times New Roman" w:eastAsia="Times New Roman"/>
+          <w:b/>
+          <w:i w:val="0"/>
+          <w:color w:val="1F4E79"/>
+          <w:sz w:val="24"/>
+        </w:rPr>
+        <w:t>Анфи</w:t>
+      </w:r>
+      <w:r>
+        <w:rPr>
+          <w:rFonts w:ascii="Times New Roman" w:hAnsi="Times New Roman" w:cs="Times New Roman" w:eastAsia="Times New Roman"/>
+          <w:b w:val="0"/>
+          <w:i/>
+          <w:color w:val="6B6B6B"/>
+          <w:sz w:val="18"/>
+        </w:rPr>
+        <w:t xml:space="preserve">   ·   21:30</w:t>
+      </w:r>
+    </w:p>
+    <w:p>
+      <w:pPr>
+        <w:spacing w:after="160" w:line="276" w:lineRule="auto"/>
+        <w:ind w:firstLine="425"/>
+        <w:jc w:val="both"/>
+        <w:pBdr>
+          <w:left w:val="single" w:sz="12" w:space="8" w:color="1F4E79"/>
+        </w:pBdr>
+      </w:pPr>
+      <w:r>
+        <w:rPr>
+          <w:rFonts w:ascii="Times New Roman" w:hAnsi="Times New Roman" w:eastAsia="Times New Roman"/>
+          <w:color w:val="1F4E79"/>
+          <w:sz w:val="24"/>
+        </w:rPr>
+        <w:t>А вообще, что с этим надо сделать, кроме того, что выровнять, понятно, а сведение мастеринга какое-то надо. Вот этому всему делать?</w:t>
+      </w:r>
+    </w:p>
+    <w:p>
+      <w:pPr>
+        <w:spacing w:before="200" w:after="40"/>
+        <w:ind w:firstLine="0"/>
+      </w:pPr>
+      <w:r>
+        <w:rPr>
+          <w:rFonts w:ascii="Times New Roman" w:hAnsi="Times New Roman" w:cs="Times New Roman" w:eastAsia="Times New Roman"/>
+          <w:b/>
+          <w:i w:val="0"/>
+          <w:color w:val="C00000"/>
+          <w:sz w:val="24"/>
+        </w:rPr>
+        <w:t>Kir</w:t>
+      </w:r>
+      <w:r>
+        <w:rPr>
+          <w:rFonts w:ascii="Times New Roman" w:hAnsi="Times New Roman" w:cs="Times New Roman" w:eastAsia="Times New Roman"/>
+          <w:b w:val="0"/>
+          <w:i/>
+          <w:color w:val="6B6B6B"/>
+          <w:sz w:val="18"/>
+        </w:rPr>
+        <w:t xml:space="preserve">   ·   21:41</w:t>
+      </w:r>
+    </w:p>
+    <w:p>
+      <w:pPr>
+        <w:spacing w:after="160" w:line="276" w:lineRule="auto"/>
+        <w:ind w:firstLine="425"/>
+        <w:jc w:val="both"/>
+        <w:pBdr>
+          <w:left w:val="single" w:sz="12" w:space="8" w:color="C00000"/>
+        </w:pBdr>
+      </w:pPr>
+      <w:r>
+        <w:rPr>
+          <w:rFonts w:ascii="Times New Roman" w:hAnsi="Times New Roman" w:eastAsia="Times New Roman"/>
+          <w:color w:val="C00000"/>
+          <w:sz w:val="24"/>
+        </w:rPr>
+        <w:t>Да, это треки без сведения, их надо свести ещё. Соответственно, каждый трек надо навесить, свои плагины отрезать, бас, где нужно конечно. В басовой партии не надо сильно резать. Ну там всё по классике, эквалайзеры, компрессоры, saturatorы.</w:t>
+      </w:r>
+    </w:p>
+    <w:p>
+      <w:pPr>
+        <w:spacing w:before="200" w:after="40"/>
+        <w:ind w:firstLine="0"/>
+      </w:pPr>
+      <w:r>
+        <w:rPr>
+          <w:rFonts w:ascii="Times New Roman" w:hAnsi="Times New Roman" w:cs="Times New Roman" w:eastAsia="Times New Roman"/>
+          <w:b/>
+          <w:i w:val="0"/>
+          <w:color w:val="C00000"/>
+          <w:sz w:val="24"/>
+        </w:rPr>
+        <w:t>Kir</w:t>
+      </w:r>
+      <w:r>
+        <w:rPr>
+          <w:rFonts w:ascii="Times New Roman" w:hAnsi="Times New Roman" w:cs="Times New Roman" w:eastAsia="Times New Roman"/>
+          <w:b w:val="0"/>
+          <w:i/>
+          <w:color w:val="6B6B6B"/>
+          <w:sz w:val="18"/>
+        </w:rPr>
+        <w:t xml:space="preserve">   ·   21:41</w:t>
+      </w:r>
+    </w:p>
+    <w:p>
+      <w:pPr>
+        <w:spacing w:after="160" w:line="276" w:lineRule="auto"/>
+        <w:ind w:firstLine="425"/>
+        <w:jc w:val="both"/>
+        <w:pBdr>
+          <w:left w:val="single" w:sz="12" w:space="8" w:color="C00000"/>
+        </w:pBdr>
+      </w:pPr>
+      <w:r>
+        <w:rPr>
+          <w:rFonts w:ascii="Times New Roman" w:hAnsi="Times New Roman" w:cs="Times New Roman" w:eastAsia="Times New Roman"/>
+          <w:b w:val="0"/>
+          <w:i w:val="0"/>
+          <w:color w:val="C00000"/>
+          <w:sz w:val="24"/>
+        </w:rPr>
+        <w:t>Но потом мастеринг после сведения уже на экспорт и потом мастеринг.</w:t>
+      </w:r>
+    </w:p>
+    <w:p>
+      <w:pPr>
+        <w:spacing w:before="200" w:after="40"/>
+        <w:ind w:firstLine="0"/>
+      </w:pPr>
+      <w:r>
+        <w:rPr>
+          <w:rFonts w:ascii="Times New Roman" w:hAnsi="Times New Roman" w:cs="Times New Roman" w:eastAsia="Times New Roman"/>
+          <w:b/>
+          <w:i w:val="0"/>
+          <w:color w:val="1F4E79"/>
+          <w:sz w:val="24"/>
+        </w:rPr>
+        <w:t>Анфи</w:t>
+      </w:r>
+      <w:r>
+        <w:rPr>
+          <w:rFonts w:ascii="Times New Roman" w:hAnsi="Times New Roman" w:cs="Times New Roman" w:eastAsia="Times New Roman"/>
+          <w:b w:val="0"/>
+          <w:i/>
+          <w:color w:val="6B6B6B"/>
+          <w:sz w:val="18"/>
+        </w:rPr>
+        <w:t xml:space="preserve">   ·   21:42</w:t>
+      </w:r>
+    </w:p>
+    <w:p>
+      <w:pPr>
+        <w:spacing w:after="160" w:line="276" w:lineRule="auto"/>
+        <w:ind w:firstLine="425"/>
+        <w:jc w:val="both"/>
+        <w:pBdr>
+          <w:left w:val="single" w:sz="12" w:space="8" w:color="1F4E79"/>
+        </w:pBdr>
+      </w:pPr>
+      <w:r>
+        <w:rPr>
+          <w:rFonts w:ascii="Times New Roman" w:hAnsi="Times New Roman" w:cs="Times New Roman" w:eastAsia="Times New Roman"/>
+          <w:b w:val="0"/>
+          <w:i w:val="0"/>
+          <w:color w:val="1F4E79"/>
+          <w:sz w:val="24"/>
+        </w:rPr>
+        <w:t>А, понятно, тогда вообще классно, спасибо большое.</w:t>
+      </w:r>
+    </w:p>
+    <w:p>
+      <w:pPr>
+        <w:spacing w:before="200" w:after="40"/>
+        <w:ind w:firstLine="0"/>
+      </w:pPr>
+      <w:r>
+        <w:rPr>
+          <w:rFonts w:ascii="Times New Roman" w:hAnsi="Times New Roman" w:cs="Times New Roman" w:eastAsia="Times New Roman"/>
+          <w:b/>
+          <w:i w:val="0"/>
+          <w:color w:val="1F4E79"/>
+          <w:sz w:val="24"/>
+        </w:rPr>
+        <w:t>Анфи</w:t>
+      </w:r>
+      <w:r>
+        <w:rPr>
+          <w:rFonts w:ascii="Times New Roman" w:hAnsi="Times New Roman" w:cs="Times New Roman" w:eastAsia="Times New Roman"/>
+          <w:b w:val="0"/>
+          <w:i/>
+          <w:color w:val="6B6B6B"/>
+          <w:sz w:val="18"/>
+        </w:rPr>
+        <w:t xml:space="preserve">   ·   21:42</w:t>
+      </w:r>
+    </w:p>
+    <w:p>
+      <w:pPr>
+        <w:spacing w:after="160" w:line="276" w:lineRule="auto"/>
+        <w:ind w:firstLine="425"/>
+        <w:jc w:val="both"/>
+        <w:pBdr>
+          <w:left w:val="single" w:sz="12" w:space="8" w:color="1F4E79"/>
+        </w:pBdr>
+      </w:pPr>
+      <w:r>
+        <w:rPr>
+          <w:rFonts w:ascii="Times New Roman" w:hAnsi="Times New Roman" w:eastAsia="Times New Roman"/>
+          <w:color w:val="1F4E79"/>
+          <w:sz w:val="24"/>
+        </w:rPr>
+        <w:t>Я тут как раз, судя по всему, приболела, и поэтому, вероятнее всего, в школу не поеду на следующей неделе. Вот, очень вовремя. Вот займусь.</w:t>
+      </w:r>
+    </w:p>
+    <w:p>
+      <w:pPr>
+        <w:spacing w:before="200" w:after="40"/>
+        <w:ind w:firstLine="0"/>
+      </w:pPr>
+      <w:r>
+        <w:rPr>
+          <w:rFonts w:ascii="Times New Roman" w:hAnsi="Times New Roman" w:cs="Times New Roman" w:eastAsia="Times New Roman"/>
+          <w:b/>
+          <w:i w:val="0"/>
+          <w:color w:val="1F4E79"/>
+          <w:sz w:val="24"/>
+        </w:rPr>
+        <w:t>Анфи</w:t>
+      </w:r>
+      <w:r>
+        <w:rPr>
+          <w:rFonts w:ascii="Times New Roman" w:hAnsi="Times New Roman" w:cs="Times New Roman" w:eastAsia="Times New Roman"/>
+          <w:b w:val="0"/>
+          <w:i/>
+          <w:color w:val="6B6B6B"/>
+          <w:sz w:val="18"/>
+        </w:rPr>
+        <w:t xml:space="preserve">   ·   23:11</w:t>
+      </w:r>
+    </w:p>
+    <w:p>
+      <w:pPr>
+        <w:spacing w:after="160" w:line="276" w:lineRule="auto"/>
+        <w:ind w:firstLine="425"/>
+        <w:jc w:val="both"/>
+        <w:pBdr>
+          <w:left w:val="single" w:sz="12" w:space="8" w:color="1F4E79"/>
+        </w:pBdr>
+      </w:pPr>
+      <w:r>
+        <w:rPr>
+          <w:rFonts w:ascii="Times New Roman" w:hAnsi="Times New Roman" w:eastAsia="Times New Roman"/>
+          <w:color w:val="1F4E79"/>
+          <w:sz w:val="24"/>
+        </w:rPr>
+        <w:t>А я могу эти проекты, ну, если я реально сделаю что-то из-за этого стоящее, я могу использовать это в качестве своего портфолио, ну, то есть добавить в свое портфолио типа как свою работу.</w:t>
+      </w:r>
+    </w:p>
+    <w:p>
+      <w:pPr>
+        <w:spacing w:before="200" w:after="40"/>
+        <w:ind w:firstLine="0"/>
+      </w:pPr>
+      <w:r>
+        <w:rPr>
+          <w:rFonts w:ascii="Times New Roman" w:hAnsi="Times New Roman" w:cs="Times New Roman" w:eastAsia="Times New Roman"/>
+          <w:b/>
+          <w:i w:val="0"/>
+          <w:color w:val="C00000"/>
+          <w:sz w:val="24"/>
+        </w:rPr>
+        <w:t>Kir</w:t>
+      </w:r>
+      <w:r>
+        <w:rPr>
+          <w:rFonts w:ascii="Times New Roman" w:hAnsi="Times New Roman" w:cs="Times New Roman" w:eastAsia="Times New Roman"/>
+          <w:b w:val="0"/>
+          <w:i/>
+          <w:color w:val="6B6B6B"/>
+          <w:sz w:val="18"/>
+        </w:rPr>
+        <w:t xml:space="preserve">   ·   23:15</w:t>
+      </w:r>
+    </w:p>
+    <w:p>
+      <w:pPr>
+        <w:spacing w:after="160" w:line="276" w:lineRule="auto"/>
+        <w:ind w:firstLine="425"/>
+        <w:jc w:val="both"/>
+        <w:pBdr>
+          <w:left w:val="single" w:sz="12" w:space="8" w:color="C00000"/>
+        </w:pBdr>
+      </w:pPr>
+      <w:r>
+        <w:rPr>
+          <w:rFonts w:ascii="Times New Roman" w:hAnsi="Times New Roman" w:eastAsia="Times New Roman"/>
+          <w:color w:val="C00000"/>
+          <w:sz w:val="24"/>
+        </w:rPr>
+        <w:t>То добавляй. Ну покажи просто автор становится.</w:t>
+      </w:r>
+    </w:p>
+    <w:p>
+      <w:pPr>
+        <w:spacing w:before="200" w:after="40"/>
+        <w:ind w:firstLine="0"/>
+      </w:pPr>
+      <w:r>
+        <w:rPr>
+          <w:rFonts w:ascii="Times New Roman" w:hAnsi="Times New Roman" w:cs="Times New Roman" w:eastAsia="Times New Roman"/>
+          <w:b/>
+          <w:i w:val="0"/>
+          <w:color w:val="1F4E79"/>
+          <w:sz w:val="24"/>
+        </w:rPr>
+        <w:t>Анфи</w:t>
+      </w:r>
+      <w:r>
+        <w:rPr>
+          <w:rFonts w:ascii="Times New Roman" w:hAnsi="Times New Roman" w:cs="Times New Roman" w:eastAsia="Times New Roman"/>
+          <w:b w:val="0"/>
+          <w:i/>
+          <w:color w:val="6B6B6B"/>
+          <w:sz w:val="18"/>
+        </w:rPr>
+        <w:t xml:space="preserve">   ·   23:18</w:t>
+      </w:r>
+    </w:p>
+    <w:p>
+      <w:pPr>
+        <w:spacing w:after="160" w:line="276" w:lineRule="auto"/>
+        <w:ind w:firstLine="425"/>
+        <w:jc w:val="both"/>
+        <w:pBdr>
+          <w:left w:val="single" w:sz="12" w:space="8" w:color="1F4E79"/>
+        </w:pBdr>
+      </w:pPr>
+      <w:r>
+        <w:rPr>
+          <w:rFonts w:ascii="Times New Roman" w:hAnsi="Times New Roman" w:eastAsia="Times New Roman"/>
+          <w:color w:val="1F4E79"/>
+          <w:sz w:val="24"/>
+        </w:rPr>
+        <w:t>Ну, автор, что-то понятно, а то я просто, я не знаю, как это, блин, меня, типа, спрашивают, у вас есть примеры готовых работ? Нет. Ну и всё, тогда иди нахер. Ну, то есть, это вообще такая ситуация, типа, мы не берём без опыта, опыта негде взять, потому, что не берут без опыта. Это. Вот та же ситуация.</w:t>
+      </w:r>
+    </w:p>
+    <w:p>
+      <w:pPr>
+        <w:spacing w:before="200" w:after="40"/>
+        <w:ind w:firstLine="0"/>
+      </w:pPr>
+      <w:r>
+        <w:rPr>
+          <w:rFonts w:ascii="Times New Roman" w:hAnsi="Times New Roman" w:cs="Times New Roman" w:eastAsia="Times New Roman"/>
+          <w:b/>
+          <w:i w:val="0"/>
+          <w:color w:val="1F4E79"/>
+          <w:sz w:val="24"/>
+        </w:rPr>
+        <w:t>Анфи</w:t>
+      </w:r>
+      <w:r>
+        <w:rPr>
+          <w:rFonts w:ascii="Times New Roman" w:hAnsi="Times New Roman" w:cs="Times New Roman" w:eastAsia="Times New Roman"/>
+          <w:b w:val="0"/>
+          <w:i/>
+          <w:color w:val="6B6B6B"/>
+          <w:sz w:val="18"/>
+        </w:rPr>
+        <w:t xml:space="preserve">   ·   23:49</w:t>
+      </w:r>
+    </w:p>
+    <w:p>
+      <w:pPr>
+        <w:spacing w:after="160" w:line="276" w:lineRule="auto"/>
+        <w:ind w:firstLine="425"/>
+        <w:jc w:val="both"/>
+        <w:pBdr>
+          <w:left w:val="single" w:sz="12" w:space="8" w:color="1F4E79"/>
+        </w:pBdr>
+      </w:pPr>
+      <w:r>
+        <w:rPr>
+          <w:rFonts w:ascii="Times New Roman" w:hAnsi="Times New Roman" w:cs="Times New Roman" w:eastAsia="Times New Roman"/>
+          <w:b w:val="0"/>
+          <w:i w:val="0"/>
+          <w:color w:val="1F4E79"/>
+          <w:sz w:val="24"/>
+        </w:rPr>
+        <w:t>Вот я сейчас слушаю момент, где ты про композитора рассказываешь, а можешь скинуть какую-нибудь его музыку, мне интересно, что там, ну как это звучит вообще?</w:t>
+      </w:r>
+    </w:p>
+    <w:p>
+      <w:pPr>
+        <w:spacing w:before="200" w:after="40"/>
+        <w:ind w:firstLine="0"/>
+      </w:pPr>
+      <w:r>
+        <w:rPr>
+          <w:rFonts w:ascii="Times New Roman" w:hAnsi="Times New Roman" w:cs="Times New Roman" w:eastAsia="Times New Roman"/>
+          <w:b/>
+          <w:i w:val="0"/>
+          <w:color w:val="1F4E79"/>
+          <w:sz w:val="24"/>
+        </w:rPr>
+        <w:t>Анфи</w:t>
+      </w:r>
+      <w:r>
+        <w:rPr>
+          <w:rFonts w:ascii="Times New Roman" w:hAnsi="Times New Roman" w:cs="Times New Roman" w:eastAsia="Times New Roman"/>
+          <w:b w:val="0"/>
+          <w:i/>
+          <w:color w:val="6B6B6B"/>
+          <w:sz w:val="18"/>
+        </w:rPr>
+        <w:t xml:space="preserve">   ·   23:52</w:t>
+      </w:r>
+    </w:p>
+    <w:p>
+      <w:pPr>
+        <w:spacing w:after="160" w:line="276" w:lineRule="auto"/>
+        <w:ind w:firstLine="425"/>
+        <w:jc w:val="both"/>
+        <w:pBdr>
+          <w:left w:val="single" w:sz="12" w:space="8" w:color="1F4E79"/>
+        </w:pBdr>
+      </w:pPr>
+      <w:r>
+        <w:rPr>
+          <w:rFonts w:ascii="Times New Roman" w:hAnsi="Times New Roman" w:eastAsia="Times New Roman"/>
+          <w:color w:val="1F4E79"/>
+          <w:sz w:val="24"/>
+        </w:rPr>
+        <w:t>Да, мне тоже очень нравится вкалывать. Я вижу, что я то же самое испытываю, когда в компьютере что-то делаю. Если мне хоть что-то не нравится, я всегда ворю, чтобы идеально было, надо переделать, надо. Вот это добавить, это сделать, это поискать. Для меня это… Я вообще очень люблю работать, мне это приносит великий кайф. Поэтому я испытываю кайф от самого процесса любимой работы, я испытываю кайф от результата, я испытываю кайф просто от самого факта, что я занимаюсь тем, что мне по кайфу.</w:t>
+      </w:r>
+    </w:p>
+    <w:p>
+      <w:pPr>
+        <w:spacing w:before="200" w:after="40"/>
+        <w:ind w:firstLine="0"/>
+      </w:pPr>
+      <w:r>
+        <w:rPr>
+          <w:rFonts w:ascii="Times New Roman" w:hAnsi="Times New Roman" w:cs="Times New Roman" w:eastAsia="Times New Roman"/>
+          <w:b/>
+          <w:i w:val="0"/>
+          <w:color w:val="1F4E79"/>
+          <w:sz w:val="24"/>
+        </w:rPr>
+        <w:t>Анфи</w:t>
+      </w:r>
+      <w:r>
+        <w:rPr>
+          <w:rFonts w:ascii="Times New Roman" w:hAnsi="Times New Roman" w:cs="Times New Roman" w:eastAsia="Times New Roman"/>
+          <w:b w:val="0"/>
+          <w:i/>
+          <w:color w:val="6B6B6B"/>
+          <w:sz w:val="18"/>
+        </w:rPr>
+        <w:t xml:space="preserve">   ·   23:58</w:t>
+      </w:r>
+    </w:p>
+    <w:p>
+      <w:pPr>
+        <w:spacing w:after="160" w:line="276" w:lineRule="auto"/>
+        <w:ind w:firstLine="425"/>
+        <w:jc w:val="both"/>
+        <w:pBdr>
+          <w:left w:val="single" w:sz="12" w:space="8" w:color="1F4E79"/>
+        </w:pBdr>
+      </w:pPr>
+      <w:r>
+        <w:rPr>
+          <w:rFonts w:ascii="Times New Roman" w:hAnsi="Times New Roman" w:eastAsia="Times New Roman"/>
+          <w:color w:val="1F4E79"/>
+          <w:sz w:val="24"/>
+        </w:rPr>
+        <w:t>Да, я понимаю, когда увлечён чем-то, то говорить об этом только и хочется, у меня у самой такая же тема. Ты мне сможешь скинуть как-то эту программу, чтобы я могла её протестить? И мне, потому, что очень интересно, работает ли она с озвучкой, как к ней относятся мои скрин-ридеры, с которыми я работаю. Ну и как это вообще выглядит мне очень интересно. Так что, если будет такая возможность мне её продемонстрировать, то я буду очень рада.</w:t>
+      </w:r>
+    </w:p>
+    <w:p>
+      <w:pPr>
+        <w:spacing w:before="200" w:after="40"/>
+        <w:ind w:firstLine="0"/>
+      </w:pPr>
+      <w:r>
+        <w:rPr>
+          <w:rFonts w:ascii="Times New Roman" w:hAnsi="Times New Roman" w:cs="Times New Roman" w:eastAsia="Times New Roman"/>
+          <w:b/>
+          <w:i w:val="0"/>
+          <w:color w:val="C00000"/>
+          <w:sz w:val="24"/>
+        </w:rPr>
+        <w:t>Kir</w:t>
+      </w:r>
+      <w:r>
+        <w:rPr>
+          <w:rFonts w:ascii="Times New Roman" w:hAnsi="Times New Roman" w:cs="Times New Roman" w:eastAsia="Times New Roman"/>
+          <w:b w:val="0"/>
+          <w:i/>
+          <w:color w:val="6B6B6B"/>
+          <w:sz w:val="18"/>
+        </w:rPr>
+        <w:t xml:space="preserve">   ·   23:59</w:t>
+      </w:r>
+    </w:p>
+    <w:p>
+      <w:pPr>
+        <w:spacing w:after="160" w:line="276" w:lineRule="auto"/>
+        <w:ind w:firstLine="425"/>
+        <w:jc w:val="both"/>
+        <w:pBdr>
+          <w:left w:val="single" w:sz="12" w:space="8" w:color="C00000"/>
+        </w:pBdr>
+      </w:pPr>
+      <w:r>
+        <w:rPr>
+          <w:rFonts w:ascii="Times New Roman" w:hAnsi="Times New Roman" w:cs="Times New Roman" w:eastAsia="Times New Roman"/>
+          <w:b w:val="0"/>
+          <w:i w:val="0"/>
+          <w:color w:val="C00000"/>
+          <w:sz w:val="24"/>
+        </w:rPr>
+        <w:t>Вот чётвёртая симфония.</w:t>
       </w:r>
     </w:p>
     <w:p>
@@ -345,7 +1353,7 @@
           <w:color w:val="2E5A3C"/>
           <w:sz w:val="26"/>
         </w:rPr>
-        <w:t>6 февраля 2026</w:t>
+        <w:t>7 февраля 2026</w:t>
       </w:r>
     </w:p>
     <w:p>
@@ -371,7 +1379,7 @@
           <w:color w:val="6B6B6B"/>
           <w:sz w:val="18"/>
         </w:rPr>
-        <w:t xml:space="preserve">   ·   19:44</w:t>
+        <w:t xml:space="preserve">   ·   15:37</w:t>
       </w:r>
     </w:p>
     <w:p>
@@ -385,13 +1393,55 @@
       </w:pPr>
       <w:r>
         <w:rPr>
-          <w:rFonts w:ascii="Times New Roman" w:hAnsi="Times New Roman" w:cs="Times New Roman" w:eastAsia="Times New Roman"/>
-          <w:b w:val="0"/>
-          <w:i w:val="0"/>
+          <w:rFonts w:ascii="Times New Roman" w:hAnsi="Times New Roman" w:eastAsia="Times New Roman"/>
           <w:color w:val="1F4E79"/>
           <w:sz w:val="24"/>
         </w:rPr>
-        <w:t>Как ты думаешь стоит ли скачивать pro tools?</w:t>
+        <w:t>Я попытаюсь открыть. Вот эти. Вот файлы, которые ты мне вчера отправил, но у них почему-то нет звука. Можешь проверить у тебя нормально всё с ними?</w:t>
+      </w:r>
+    </w:p>
+    <w:p>
+      <w:pPr>
+        <w:spacing w:before="200" w:after="40"/>
+        <w:ind w:firstLine="0"/>
+      </w:pPr>
+      <w:r>
+        <w:rPr>
+          <w:rFonts w:ascii="Times New Roman" w:hAnsi="Times New Roman" w:cs="Times New Roman" w:eastAsia="Times New Roman"/>
+          <w:b/>
+          <w:i w:val="0"/>
+          <w:color w:val="C00000"/>
+          <w:sz w:val="24"/>
+        </w:rPr>
+        <w:t>Kir</w:t>
+      </w:r>
+      <w:r>
+        <w:rPr>
+          <w:rFonts w:ascii="Times New Roman" w:hAnsi="Times New Roman" w:cs="Times New Roman" w:eastAsia="Times New Roman"/>
+          <w:b w:val="0"/>
+          <w:i/>
+          <w:color w:val="6B6B6B"/>
+          <w:sz w:val="18"/>
+        </w:rPr>
+        <w:t xml:space="preserve">   ·   15:54</w:t>
+      </w:r>
+    </w:p>
+    <w:p>
+      <w:pPr>
+        <w:spacing w:after="160" w:line="276" w:lineRule="auto"/>
+        <w:ind w:firstLine="425"/>
+        <w:jc w:val="both"/>
+        <w:pBdr>
+          <w:left w:val="single" w:sz="12" w:space="8" w:color="C00000"/>
+        </w:pBdr>
+      </w:pPr>
+      <w:r>
+        <w:rPr>
+          <w:rFonts w:ascii="Times New Roman" w:hAnsi="Times New Roman" w:eastAsia="Times New Roman"/>
+          <w:color w:val="C00000"/>
+          <w:sz w:val="24"/>
+        </w:rPr>
+        <w:t>С ними всё нормально: просто некоторые… Ну во-первых, оно не сначала там начинается — некоторые там эпизодически звучат ударные, там чаще, и самая-самая насыщенная это партия ударных. Это какая-то… Сейчас скажу: короче, второй файл, который. Вот в присланных — он идет второй сверху, и предпоследний — вот это вроде ударные. Ну по крайней мере они — это stems: ставился микс — а. Ну правильно, да, stem стал — это ударный, второй сверху. С файлами всё нормально?</w:t>
       </w:r>
     </w:p>
     <w:p>
@@ -417,7 +1467,7 @@
           <w:color w:val="6B6B6B"/>
           <w:sz w:val="18"/>
         </w:rPr>
-        <w:t xml:space="preserve">   ·   20:19</w:t>
+        <w:t xml:space="preserve">   ·   15:57</w:t>
       </w:r>
     </w:p>
     <w:p>
@@ -437,7 +1487,7 @@
           <w:color w:val="1F4E79"/>
           <w:sz w:val="24"/>
         </w:rPr>
-        <w:t>Я сейчас только на начале голосового, но отвечу сразу. Да, для Windows есть версия, я, ну, как бы, видела в интернете, её можно скачать.</w:t>
+        <w:t>Ну-ка, ещё раз проверить сейчас.</w:t>
       </w:r>
     </w:p>
     <w:p>
@@ -463,7 +1513,7 @@
           <w:color w:val="6B6B6B"/>
           <w:sz w:val="18"/>
         </w:rPr>
-        <w:t xml:space="preserve">   ·   20:24</w:t>
+        <w:t xml:space="preserve">   ·   15:58</w:t>
       </w:r>
     </w:p>
     <w:p>
@@ -477,13 +1527,11 @@
       </w:pPr>
       <w:r>
         <w:rPr>
-          <w:rFonts w:ascii="Times New Roman" w:hAnsi="Times New Roman" w:cs="Times New Roman" w:eastAsia="Times New Roman"/>
-          <w:b w:val="0"/>
-          <w:i w:val="0"/>
+          <w:rFonts w:ascii="Times New Roman" w:hAnsi="Times New Roman" w:eastAsia="Times New Roman"/>
           <w:color w:val="1F4E79"/>
           <w:sz w:val="24"/>
         </w:rPr>
-        <w:t>Я дослушала голосовое, но я что хочу сказать: я просто думаю типа я сейчас пытаюсь освоить Reaper и, пожалуй, на нём я пока остановлюсь. А то мне просто не знаю — что-то хочется попробовать всё сразу и за одну секунду, а потом я понимаю, что это нереально, что мой компьютер от этого взорвётся в итоге. И поэтому думаю: ладно, я короче вот сейчас так поразмыслила. И короче пока остаюсь в Reaper — вот так.</w:t>
+        <w:t>Да. Вот реально второй сверху: вот как-бы он сразу заработал. Когда я их буду выравнивать, получается. Вот это вот: то, что там где звука нет — это надо обрезать, или это так и должно быть?</w:t>
       </w:r>
     </w:p>
     <w:p>
@@ -509,7 +1557,7 @@
           <w:color w:val="6B6B6B"/>
           <w:sz w:val="18"/>
         </w:rPr>
-        <w:t xml:space="preserve">   ·   20:25</w:t>
+        <w:t xml:space="preserve">   ·   16:04</w:t>
       </w:r>
     </w:p>
     <w:p>
@@ -523,13 +1571,11 @@
       </w:pPr>
       <w:r>
         <w:rPr>
-          <w:rFonts w:ascii="Times New Roman" w:hAnsi="Times New Roman" w:cs="Times New Roman" w:eastAsia="Times New Roman"/>
-          <w:b w:val="0"/>
-          <w:i w:val="0"/>
+          <w:rFonts w:ascii="Times New Roman" w:hAnsi="Times New Roman" w:eastAsia="Times New Roman"/>
           <w:color w:val="C00000"/>
           <w:sz w:val="24"/>
         </w:rPr>
-        <w:t>А, это в нём уже было? Я это упустил в этот момент.</w:t>
+        <w:t>Нет, там ничего обрезать: если ты будешь обрезать, оно просто разойдётся — всё, оно всё разъедется между собой. Они все вступают там, где нужно: то есть он молчит, молчит, там уже долго молчит, потом вступит там, где нужно. Вот. Поэтому обрезать… Почему не обрезается: чтобы было вступление чётко. Знаешь, когда идёт экспорт… Ну я не знаю, какой пример можно привести. Сейчас находится просто в какой-то определённой точке: у каждого со вступлением в определённой точке. Вот. Но, если этот файл обрезать, то он сразу сдвинется. Он, к примеру, находился там на расстоянии там 5 сантиметров справа — вступал там, где 5 сантиметров слева. Вот. Но до этого у него должна быть тишина, и она тоже должна быть в аудио: это тоже должен быть аудиофайл, просто он молчать должен. А, если ты обрежешь, то соответственно ты сдвинешь влево, и он уже будет вступать не на 5 сантиметров, а на 0 сантиметров — то есть он вступит не в своё время. Поэтому там везде тишина прописана: где кто не играет, там идёт аудиофайл — он идёт, также длится, он записывается, он место занимает, но там тишина в нём. Вот в чём прикол. Иначе они все будут разъезжаться. И так — ну это всё может быть, но в проекте: а файлы могут быть обрезаны, да, в DAW — ну в программе, в которой ты делаешь, — то всё, они могут обрезанными быть. И в Reaper могут быть обрезаны, и так делают даже для экономии, чтобы меньше занимало мегабайт это всё. Но это в проекте: когда ты… Когда всё привязано, понимаешь? Оно всё сделано в одной программе, и тут каждая привязана, и она знает, куда эти файлы расставить. Вот в чём прикол: сама программа знает, в какое место файл поставить: даже, если он длится 5 секунд, она его поставит чётко на там расстояние 20 сантиметров от левого края, потому, что у неё это записано в логах, в памяти. Вот. Поэтому такие вещи хорошие только, если ты работаешь в конкретном проекте. Если же проекта нет, а есть только аудиофайлы, то они экспортируются полностью со всей тишиной с самого начала — и ставь. И это гарантирует, что ты его сможешь открыть в любой программе. И так она отправляется на студию всегда для сведения: если ты отправляешь сводить куда-то, то только. Вот так. Проект обычно не отправляют, потому, что там эти обработки VST не совпадают: у каждого свой набор этих VST-инструментов — это проблема. Поэтому самая распространённая практика — и да: просто загнать в папку экспортированные аудио, отдельно дорожки. Вот. И это стопроцентная гарантия, что любая студия мира, любой человек на любом компьютере откроют — и у него это всё будет звучать именно так, как надо: каждый на своём месте будет находиться. А всё, что нужно — это просто выровнять по левому краю.</w:t>
       </w:r>
     </w:p>
     <w:p>
@@ -555,7 +1601,7 @@
           <w:color w:val="6B6B6B"/>
           <w:sz w:val="18"/>
         </w:rPr>
-        <w:t xml:space="preserve">   ·   21:01</w:t>
+        <w:t xml:space="preserve">   ·   16:10</w:t>
       </w:r>
     </w:p>
     <w:p>
@@ -575,7 +1621,53 @@
           <w:color w:val="1F4E79"/>
           <w:sz w:val="24"/>
         </w:rPr>
-        <w:t>А ты можешь мне скинуть еще какой-нибудь проект, мульти трек, как в тот раз?</w:t>
+        <w:t>А-а-а, теперь понятно.</w:t>
+      </w:r>
+    </w:p>
+    <w:p>
+      <w:pPr>
+        <w:spacing w:before="200" w:after="40"/>
+        <w:ind w:firstLine="0"/>
+      </w:pPr>
+      <w:r>
+        <w:rPr>
+          <w:rFonts w:ascii="Times New Roman" w:hAnsi="Times New Roman" w:cs="Times New Roman" w:eastAsia="Times New Roman"/>
+          <w:b/>
+          <w:i w:val="0"/>
+          <w:color w:val="1F4E79"/>
+          <w:sz w:val="24"/>
+        </w:rPr>
+        <w:t>Анфи</w:t>
+      </w:r>
+      <w:r>
+        <w:rPr>
+          <w:rFonts w:ascii="Times New Roman" w:hAnsi="Times New Roman" w:cs="Times New Roman" w:eastAsia="Times New Roman"/>
+          <w:b w:val="0"/>
+          <w:i/>
+          <w:color w:val="6B6B6B"/>
+          <w:sz w:val="18"/>
+        </w:rPr>
+        <w:t xml:space="preserve">   ·   17:27</w:t>
+      </w:r>
+    </w:p>
+    <w:p>
+      <w:pPr>
+        <w:spacing w:after="160" w:line="276" w:lineRule="auto"/>
+        <w:ind w:firstLine="425"/>
+        <w:jc w:val="both"/>
+        <w:pBdr>
+          <w:left w:val="single" w:sz="12" w:space="8" w:color="1F4E79"/>
+        </w:pBdr>
+      </w:pPr>
+      <w:r>
+        <w:rPr>
+          <w:rFonts w:ascii="Times New Roman" w:hAnsi="Times New Roman" w:cs="Times New Roman" w:eastAsia="Times New Roman"/>
+          <w:b w:val="0"/>
+          <w:i w:val="0"/>
+          <w:color w:val="1F4E79"/>
+          <w:sz w:val="24"/>
+        </w:rPr>
+        <w:t>Ну, значит, мы с тобой встретимся в Аду и будем там общаться.</w:t>
       </w:r>
     </w:p>
     <w:p>
@@ -601,7 +1693,7 @@
           <w:color w:val="6B6B6B"/>
           <w:sz w:val="18"/>
         </w:rPr>
-        <w:t xml:space="preserve">   ·   21:02</w:t>
+        <w:t xml:space="preserve">   ·   17:32</w:t>
       </w:r>
     </w:p>
     <w:p>
@@ -615,13 +1707,11 @@
       </w:pPr>
       <w:r>
         <w:rPr>
-          <w:rFonts w:ascii="Times New Roman" w:hAnsi="Times New Roman" w:cs="Times New Roman" w:eastAsia="Times New Roman"/>
-          <w:b w:val="0"/>
-          <w:i w:val="0"/>
+          <w:rFonts w:ascii="Times New Roman" w:hAnsi="Times New Roman" w:eastAsia="Times New Roman"/>
           <w:color w:val="C00000"/>
           <w:sz w:val="24"/>
         </w:rPr>
-        <w:t>Голос с чем-то или инструмент.</w:t>
+        <w:t>Да, мне кажется, с жильём это вообще это очень преувеличено всё. Как это может… Ну как это — базовые потребности человека: это наоборот, это то, что должно быть доступно. Ну как хлеб: это как хлеб, это элементарная вещь, на которую имеет право каждый человек. Почему такие цены сумасшедшие? У меня. Вот знакомая: она получает больше 100 тысяч, в оркестре работает, и она еле тянет ипотеку, еле выплачивает. И то она выплатила огромную часть только потому, что её родители продали вторую квартиру. Вот она… Ну она жила там, где я живу сейчас, потом в Казань уехала, и родители продали квартиру, чтобы погасить часть ипотеки: значительная часть была погашена — и всё равно нужно: вот она там 80 тысяч в месяц должна будет отдать за эту ипотеку. Это невероятно. И причём это двухкомнатная квартира всего лишь, а они втроём и живут — даже на каждого комнаты нет. В общем, жильё почему-то… Ну видимо, потому, что востребованность большая, поэтому ломят на это цену, я считаю. Но столько не стоит: это бред вообще, что квартира должна стоить 50 тысяч долларов. Что это такое? Это реальный бред. Да, там потратили застройщик, да, там материалы — это всё мы блин… Ну, если все скинулись: вот сколько себестоимость дома — надо у нейронки спросить себестоимость просто: вот кирпичи там, стены, вот это всё, работа, рабочие там, кран, цемент — вот это всё. Вряд ли это будет стоить… Представь, сколько квартир в доме: вот сложи квартиры все по цене — даже пусть 25 тысяч долларов сложи — сколько это будет? Дохрена денег. А жильё по моему представлению — это должно быть первейшая доступность.</w:t>
       </w:r>
     </w:p>
     <w:p>
@@ -647,7 +1737,7 @@
           <w:color w:val="6B6B6B"/>
           <w:sz w:val="18"/>
         </w:rPr>
-        <w:t xml:space="preserve">   ·   21:02</w:t>
+        <w:t xml:space="preserve">   ·   17:34</w:t>
       </w:r>
     </w:p>
     <w:p>
@@ -667,7 +1757,119 @@
           <w:color w:val="1F4E79"/>
           <w:sz w:val="24"/>
         </w:rPr>
-        <w:t>Честно даже не знаю, типа… Бля, ну я не… Так, ну ладно, давай просто, чё у тебя есть, вот, без разницы, можно просто инструменты, может даже так лучше будет.</w:t>
+        <w:t>Ну, конечно, жилье вообще у каждого человека должно быть без таких проблем. А то, если, блин, чтобы выполнить ипотеку, надо продать квартиру еще одну, то это, конечно, полнейший маразм вообще.</w:t>
+      </w:r>
+    </w:p>
+    <w:p>
+      <w:pPr>
+        <w:spacing w:before="360" w:after="160"/>
+        <w:ind w:firstLine="0"/>
+        <w:jc w:val="left"/>
+        <w:pBdr>
+          <w:bottom w:val="single" w:sz="8" w:space="6" w:color="2E5A3C"/>
+        </w:pBdr>
+      </w:pPr>
+      <w:r>
+        <w:rPr>
+          <w:rFonts w:ascii="Times New Roman" w:hAnsi="Times New Roman" w:cs="Times New Roman" w:eastAsia="Times New Roman"/>
+          <w:b/>
+          <w:i w:val="0"/>
+          <w:color w:val="2E5A3C"/>
+          <w:sz w:val="26"/>
+        </w:rPr>
+        <w:t>8 февраля 2026</w:t>
+      </w:r>
+    </w:p>
+    <w:p>
+      <w:pPr>
+        <w:spacing w:before="200" w:after="40"/>
+        <w:ind w:firstLine="0"/>
+      </w:pPr>
+      <w:r>
+        <w:rPr>
+          <w:rFonts w:ascii="Times New Roman" w:hAnsi="Times New Roman" w:cs="Times New Roman" w:eastAsia="Times New Roman"/>
+          <w:b/>
+          <w:i w:val="0"/>
+          <w:color w:val="C00000"/>
+          <w:sz w:val="24"/>
+        </w:rPr>
+        <w:t>Kir</w:t>
+      </w:r>
+      <w:r>
+        <w:rPr>
+          <w:rFonts w:ascii="Times New Roman" w:hAnsi="Times New Roman" w:cs="Times New Roman" w:eastAsia="Times New Roman"/>
+          <w:b w:val="0"/>
+          <w:i/>
+          <w:color w:val="6B6B6B"/>
+          <w:sz w:val="18"/>
+        </w:rPr>
+        <w:t xml:space="preserve">   ·   10:17</w:t>
+      </w:r>
+    </w:p>
+    <w:p>
+      <w:pPr>
+        <w:spacing w:after="160" w:line="276" w:lineRule="auto"/>
+        <w:ind w:firstLine="425"/>
+        <w:jc w:val="both"/>
+        <w:pBdr>
+          <w:left w:val="single" w:sz="12" w:space="8" w:color="C00000"/>
+        </w:pBdr>
+      </w:pPr>
+      <w:r>
+        <w:rPr>
+          <w:rFonts w:ascii="Times New Roman" w:hAnsi="Times New Roman" w:cs="Times New Roman" w:eastAsia="Times New Roman"/>
+          <w:b w:val="0"/>
+          <w:i w:val="0"/>
+          <w:color w:val="C00000"/>
+          <w:sz w:val="24"/>
+        </w:rPr>
+        <w:t>Не.</w:t>
+      </w:r>
+    </w:p>
+    <w:p>
+      <w:pPr>
+        <w:spacing w:before="200" w:after="40"/>
+        <w:ind w:firstLine="0"/>
+      </w:pPr>
+      <w:r>
+        <w:rPr>
+          <w:rFonts w:ascii="Times New Roman" w:hAnsi="Times New Roman" w:cs="Times New Roman" w:eastAsia="Times New Roman"/>
+          <w:b/>
+          <w:i w:val="0"/>
+          <w:color w:val="C00000"/>
+          <w:sz w:val="24"/>
+        </w:rPr>
+        <w:t>Kir</w:t>
+      </w:r>
+      <w:r>
+        <w:rPr>
+          <w:rFonts w:ascii="Times New Roman" w:hAnsi="Times New Roman" w:cs="Times New Roman" w:eastAsia="Times New Roman"/>
+          <w:b w:val="0"/>
+          <w:i/>
+          <w:color w:val="6B6B6B"/>
+          <w:sz w:val="18"/>
+        </w:rPr>
+        <w:t xml:space="preserve">   ·   10:17</w:t>
+      </w:r>
+    </w:p>
+    <w:p>
+      <w:pPr>
+        <w:spacing w:after="160" w:line="276" w:lineRule="auto"/>
+        <w:ind w:firstLine="425"/>
+        <w:jc w:val="both"/>
+        <w:pBdr>
+          <w:left w:val="single" w:sz="12" w:space="8" w:color="C00000"/>
+        </w:pBdr>
+      </w:pPr>
+      <w:r>
+        <w:rPr>
+          <w:rFonts w:ascii="Times New Roman" w:hAnsi="Times New Roman" w:cs="Times New Roman" w:eastAsia="Times New Roman"/>
+          <w:b w:val="0"/>
+          <w:i w:val="0"/>
+          <w:color w:val="C00000"/>
+          <w:sz w:val="24"/>
+        </w:rPr>
+        <w:t>Гемора куча смысла нету.</w:t>
       </w:r>
     </w:p>
     <w:p>
@@ -693,7 +1895,7 @@
           <w:color w:val="6B6B6B"/>
           <w:sz w:val="18"/>
         </w:rPr>
-        <w:t xml:space="preserve">   ·   21:03</w:t>
+        <w:t xml:space="preserve">   ·   10:27</w:t>
       </w:r>
     </w:p>
     <w:p>
@@ -713,7 +1915,7 @@
           <w:color w:val="1F4E79"/>
           <w:sz w:val="24"/>
         </w:rPr>
-        <w:t>Можно несколько, если у тебя есть такая возможность.</w:t>
+        <w:t>Эта про что.</w:t>
       </w:r>
     </w:p>
     <w:p>
@@ -739,7 +1941,7 @@
           <w:color w:val="6B6B6B"/>
           <w:sz w:val="18"/>
         </w:rPr>
-        <w:t xml:space="preserve">   ·   21:19</w:t>
+        <w:t xml:space="preserve">   ·   11:11</w:t>
       </w:r>
     </w:p>
     <w:p>
@@ -753,13 +1955,11 @@
       </w:pPr>
       <w:r>
         <w:rPr>
-          <w:rFonts w:ascii="Times New Roman" w:hAnsi="Times New Roman" w:cs="Times New Roman" w:eastAsia="Times New Roman"/>
-          <w:b w:val="0"/>
-          <w:i w:val="0"/>
+          <w:rFonts w:ascii="Times New Roman" w:hAnsi="Times New Roman" w:eastAsia="Times New Roman"/>
           <w:color w:val="1F4E79"/>
           <w:sz w:val="24"/>
         </w:rPr>
-        <w:t>А это типа от одного микса или это разные?</w:t>
+        <w:t>Согласна насчёт да, когда людям что-то надо все сразу становятся ангелочками это факт сейчас буду дальше слушать.</w:t>
       </w:r>
     </w:p>
     <w:p>
@@ -785,7 +1985,7 @@
           <w:color w:val="6B6B6B"/>
           <w:sz w:val="18"/>
         </w:rPr>
-        <w:t xml:space="preserve">   ·   21:19</w:t>
+        <w:t xml:space="preserve">   ·   13:49</w:t>
       </w:r>
     </w:p>
     <w:p>
@@ -805,7 +2005,99 @@
           <w:color w:val="1F4E79"/>
           <w:sz w:val="24"/>
         </w:rPr>
-        <w:t>короче, чё с этим делать надо?</w:t>
+        <w:t>Скачайте лупы и сэмплы электрогитары в формате WAV 24 бит без авторских прав | Noiiz.</w:t>
+      </w:r>
+    </w:p>
+    <w:p>
+      <w:pPr>
+        <w:spacing w:before="200" w:after="40"/>
+        <w:ind w:firstLine="0"/>
+      </w:pPr>
+      <w:r>
+        <w:rPr>
+          <w:rFonts w:ascii="Times New Roman" w:hAnsi="Times New Roman" w:cs="Times New Roman" w:eastAsia="Times New Roman"/>
+          <w:b/>
+          <w:i w:val="0"/>
+          <w:color w:val="1F4E79"/>
+          <w:sz w:val="24"/>
+        </w:rPr>
+        <w:t>Анфи</w:t>
+      </w:r>
+      <w:r>
+        <w:rPr>
+          <w:rFonts w:ascii="Times New Roman" w:hAnsi="Times New Roman" w:cs="Times New Roman" w:eastAsia="Times New Roman"/>
+          <w:b w:val="0"/>
+          <w:i/>
+          <w:color w:val="6B6B6B"/>
+          <w:sz w:val="18"/>
+        </w:rPr>
+        <w:t xml:space="preserve">   ·   13:50</w:t>
+      </w:r>
+    </w:p>
+    <w:p>
+      <w:pPr>
+        <w:spacing w:after="160" w:line="276" w:lineRule="auto"/>
+        <w:ind w:firstLine="425"/>
+        <w:jc w:val="both"/>
+        <w:pBdr>
+          <w:left w:val="single" w:sz="12" w:space="8" w:color="1F4E79"/>
+        </w:pBdr>
+      </w:pPr>
+      <w:r>
+        <w:rPr>
+          <w:rFonts w:ascii="Times New Roman" w:hAnsi="Times New Roman" w:cs="Times New Roman" w:eastAsia="Times New Roman"/>
+          <w:b w:val="0"/>
+          <w:i w:val="0"/>
+          <w:color w:val="1F4E79"/>
+          <w:sz w:val="24"/>
+        </w:rPr>
+        <w:t>Скажи пожалуйста, как скачать с сайта, я просто не очень разобралась, как это скачать?</w:t>
+      </w:r>
+    </w:p>
+    <w:p>
+      <w:pPr>
+        <w:spacing w:before="200" w:after="40"/>
+        <w:ind w:firstLine="0"/>
+      </w:pPr>
+      <w:r>
+        <w:rPr>
+          <w:rFonts w:ascii="Times New Roman" w:hAnsi="Times New Roman" w:cs="Times New Roman" w:eastAsia="Times New Roman"/>
+          <w:b/>
+          <w:i w:val="0"/>
+          <w:color w:val="1F4E79"/>
+          <w:sz w:val="24"/>
+        </w:rPr>
+        <w:t>Анфи</w:t>
+      </w:r>
+      <w:r>
+        <w:rPr>
+          <w:rFonts w:ascii="Times New Roman" w:hAnsi="Times New Roman" w:cs="Times New Roman" w:eastAsia="Times New Roman"/>
+          <w:b w:val="0"/>
+          <w:i/>
+          <w:color w:val="6B6B6B"/>
+          <w:sz w:val="18"/>
+        </w:rPr>
+        <w:t xml:space="preserve">   ·   14:11</w:t>
+      </w:r>
+    </w:p>
+    <w:p>
+      <w:pPr>
+        <w:spacing w:after="160" w:line="276" w:lineRule="auto"/>
+        <w:ind w:firstLine="425"/>
+        <w:jc w:val="both"/>
+        <w:pBdr>
+          <w:left w:val="single" w:sz="12" w:space="8" w:color="1F4E79"/>
+        </w:pBdr>
+      </w:pPr>
+      <w:r>
+        <w:rPr>
+          <w:rFonts w:ascii="Times New Roman" w:hAnsi="Times New Roman" w:cs="Times New Roman" w:eastAsia="Times New Roman"/>
+          <w:b w:val="0"/>
+          <w:i w:val="0"/>
+          <w:color w:val="1F4E79"/>
+          <w:sz w:val="24"/>
+        </w:rPr>
+        <w:t>То есть, я имею в виду, как скачать эти сэмплы таким образом, чтобы каждый был отдельным файлом и всё такое.</w:t>
       </w:r>
     </w:p>
     <w:p>
@@ -831,7 +2123,7 @@
           <w:color w:val="6B6B6B"/>
           <w:sz w:val="18"/>
         </w:rPr>
-        <w:t xml:space="preserve">   ·   21:23</w:t>
+        <w:t xml:space="preserve">   ·   14:54</w:t>
       </w:r>
     </w:p>
     <w:p>
@@ -845,13 +2137,57 @@
       </w:pPr>
       <w:r>
         <w:rPr>
+          <w:rFonts w:ascii="Times New Roman" w:hAnsi="Times New Roman" w:eastAsia="Times New Roman"/>
+          <w:color w:val="C00000"/>
+          <w:sz w:val="24"/>
+        </w:rPr>
+        <w:t>Пишет, что надо зарегистрироваться.</w:t>
+      </w:r>
+    </w:p>
+    <w:p>
+      <w:pPr>
+        <w:spacing w:before="200" w:after="40"/>
+        <w:ind w:firstLine="0"/>
+      </w:pPr>
+      <w:r>
+        <w:rPr>
+          <w:rFonts w:ascii="Times New Roman" w:hAnsi="Times New Roman" w:cs="Times New Roman" w:eastAsia="Times New Roman"/>
+          <w:b/>
+          <w:i w:val="0"/>
+          <w:color w:val="C00000"/>
+          <w:sz w:val="24"/>
+        </w:rPr>
+        <w:t>Kir</w:t>
+      </w:r>
+      <w:r>
+        <w:rPr>
+          <w:rFonts w:ascii="Times New Roman" w:hAnsi="Times New Roman" w:cs="Times New Roman" w:eastAsia="Times New Roman"/>
+          <w:b w:val="0"/>
+          <w:i/>
+          <w:color w:val="6B6B6B"/>
+          <w:sz w:val="18"/>
+        </w:rPr>
+        <w:t xml:space="preserve">   ·   14:55</w:t>
+      </w:r>
+    </w:p>
+    <w:p>
+      <w:pPr>
+        <w:spacing w:after="160" w:line="276" w:lineRule="auto"/>
+        <w:ind w:firstLine="425"/>
+        <w:jc w:val="both"/>
+        <w:pBdr>
+          <w:left w:val="single" w:sz="12" w:space="8" w:color="C00000"/>
+        </w:pBdr>
+      </w:pPr>
+      <w:r>
+        <w:rPr>
           <w:rFonts w:ascii="Times New Roman" w:hAnsi="Times New Roman" w:cs="Times New Roman" w:eastAsia="Times New Roman"/>
           <w:b w:val="0"/>
           <w:i w:val="0"/>
           <w:color w:val="C00000"/>
           <w:sz w:val="24"/>
         </w:rPr>
-        <w:t>От одного: это все дорожки надо поставить вместе с выравниванием слева. Вот как идёт сверху — ну не важно в каком порядке, но главное, чтобы они слева все начинались именно в одно время, то есть наглухо в ноль влево. Вот. И тогда ты услышишь всё вместе: их поставишь — услышишь всю аранжировку. Ну это такое, это на заказ я когда-то делал: там очень много повторов, в принципе одно и то же повторяется. Но там суть была в том, что человек читал рэп под это, и надо просто… он рассказывал, рассказывал там свою историю, поэтому музыка немного на втором плане, она однообразная. Но в принципе такой регги немножко получился, прикольно. Я думаю, может быть из этого сделать просто отдельную композицию: написать мелодию, вот взять всё за основу, просто написать мелодию какую-то интересную к этому всему и чуть-чуть разнообразить. Но что — идея в принципе неплохая.</w:t>
+        <w:t>А так справа напротив каждого файла три точки там меню открывается.</w:t>
       </w:r>
     </w:p>
     <w:p>
@@ -877,7 +2213,7 @@
           <w:color w:val="6B6B6B"/>
           <w:sz w:val="18"/>
         </w:rPr>
-        <w:t xml:space="preserve">   ·   21:30</w:t>
+        <w:t xml:space="preserve">   ·   19:19</w:t>
       </w:r>
     </w:p>
     <w:p>
@@ -897,7 +2233,7 @@
           <w:color w:val="1F4E79"/>
           <w:sz w:val="24"/>
         </w:rPr>
-        <w:t>А вообще, что с этим надо сделать, кроме того, что выровнять, понятно, а сведение мастеринга какое-то надо вот этому всему делать?</w:t>
+        <w:t>А разработчики вообще гады редкостные. Они обновляют приложения, и приложения перестают нормально работать. Вот было одно хорошее приложение для слепых, которое прекрасно озвучивало фотографии, после обновления оно перестало это делать.</w:t>
       </w:r>
     </w:p>
     <w:p>
@@ -923,7 +2259,7 @@
           <w:color w:val="6B6B6B"/>
           <w:sz w:val="18"/>
         </w:rPr>
-        <w:t xml:space="preserve">   ·   21:41</w:t>
+        <w:t xml:space="preserve">   ·   23:47</w:t>
       </w:r>
     </w:p>
     <w:p>
@@ -943,7 +2279,27 @@
           <w:color w:val="C00000"/>
           <w:sz w:val="24"/>
         </w:rPr>
-        <w:t>да, это треки без сведения, их надо свести ещё. Соответственно, каждый трек надо навесить, свои плагины отрезать, бас, где нужно конечно. В басовой партии не надо сильно резать. Ну там всё по классике, эквалайзеры, компрессоры, saturatorы.</w:t>
+        <w:t>Нет. Вообще первый раз слышу.</w:t>
+      </w:r>
+    </w:p>
+    <w:p>
+      <w:pPr>
+        <w:spacing w:before="360" w:after="160"/>
+        <w:ind w:firstLine="0"/>
+        <w:jc w:val="left"/>
+        <w:pBdr>
+          <w:bottom w:val="single" w:sz="8" w:space="6" w:color="2E5A3C"/>
+        </w:pBdr>
+      </w:pPr>
+      <w:r>
+        <w:rPr>
+          <w:rFonts w:ascii="Times New Roman" w:hAnsi="Times New Roman" w:cs="Times New Roman" w:eastAsia="Times New Roman"/>
+          <w:b/>
+          <w:i w:val="0"/>
+          <w:color w:val="2E5A3C"/>
+          <w:sz w:val="26"/>
+        </w:rPr>
+        <w:t>9 февраля 2026</w:t>
       </w:r>
     </w:p>
     <w:p>
@@ -969,7 +2325,7 @@
           <w:color w:val="6B6B6B"/>
           <w:sz w:val="18"/>
         </w:rPr>
-        <w:t xml:space="preserve">   ·   21:41</w:t>
+        <w:t xml:space="preserve">   ·   00:23</w:t>
       </w:r>
     </w:p>
     <w:p>
@@ -983,13 +2339,11 @@
       </w:pPr>
       <w:r>
         <w:rPr>
-          <w:rFonts w:ascii="Times New Roman" w:hAnsi="Times New Roman" w:cs="Times New Roman" w:eastAsia="Times New Roman"/>
-          <w:b w:val="0"/>
-          <w:i w:val="0"/>
+          <w:rFonts w:ascii="Times New Roman" w:hAnsi="Times New Roman" w:eastAsia="Times New Roman"/>
           <w:color w:val="C00000"/>
           <w:sz w:val="24"/>
         </w:rPr>
-        <w:t>Но потом мастеринг после сведения уже на экспорт и потом мастеринг.</w:t>
+        <w:t>А ты работаешь исключительно с аудиофайлами, сэмплами? Потому, что есть же сэмплы… А, ну у тебя ж нет синтезатора. Да. Тебе ж на чем-то надо нажимать. Аккорды. Просто есть сэмплы, ты нажимаешь на клавиши. Они играют нужными аккордами. Нажимаешь домисоль, играют уже в ритме в этот аккорд. Вот, а, если нужны конкретно только куски аудио? Есть сплайс такая штука. Не пробовала сплайс?</w:t>
       </w:r>
     </w:p>
     <w:p>
@@ -1015,7 +2369,7 @@
           <w:color w:val="6B6B6B"/>
           <w:sz w:val="18"/>
         </w:rPr>
-        <w:t xml:space="preserve">   ·   21:42</w:t>
+        <w:t xml:space="preserve">   ·   01:33</w:t>
       </w:r>
     </w:p>
     <w:p>
@@ -1029,13 +2383,55 @@
       </w:pPr>
       <w:r>
         <w:rPr>
-          <w:rFonts w:ascii="Times New Roman" w:hAnsi="Times New Roman" w:cs="Times New Roman" w:eastAsia="Times New Roman"/>
-          <w:b w:val="0"/>
-          <w:i w:val="0"/>
+          <w:rFonts w:ascii="Times New Roman" w:hAnsi="Times New Roman" w:eastAsia="Times New Roman"/>
           <w:color w:val="1F4E79"/>
           <w:sz w:val="24"/>
         </w:rPr>
-        <w:t>А, понятно, тогда вообще классно, спасибо большое.</w:t>
+        <w:t>Да, я тоже видела, ой-ой-ой, капец, после того, как испоганили Telegram, у меня испоганился и TalkBack в Telegram. Господи, я скоро удалю вообще все приложения нахрен, потому, что. Вот как раз мы с тобой сегодня говорили про обновления. Можно, пожалуйста, за обновления будут убивать? Ну, я не знаю, как иначе сделать так, чтобы разработчики перестали делать обновления тупее и тупее с каждым разом. Но это уже лирическое отступление. Значит, насчёт Splice, я видела эту, ну, как-бы сказать, короче, у меня даже есть приложение Splice, я туда зашла, там все на английском, я нихрена не поняла и. Поэтому я нихрена не поняла.</w:t>
+      </w:r>
+    </w:p>
+    <w:p>
+      <w:pPr>
+        <w:spacing w:before="200" w:after="40"/>
+        <w:ind w:firstLine="0"/>
+      </w:pPr>
+      <w:r>
+        <w:rPr>
+          <w:rFonts w:ascii="Times New Roman" w:hAnsi="Times New Roman" w:cs="Times New Roman" w:eastAsia="Times New Roman"/>
+          <w:b/>
+          <w:i w:val="0"/>
+          <w:color w:val="C00000"/>
+          <w:sz w:val="24"/>
+        </w:rPr>
+        <w:t>Kir</w:t>
+      </w:r>
+      <w:r>
+        <w:rPr>
+          <w:rFonts w:ascii="Times New Roman" w:hAnsi="Times New Roman" w:cs="Times New Roman" w:eastAsia="Times New Roman"/>
+          <w:b w:val="0"/>
+          <w:i/>
+          <w:color w:val="6B6B6B"/>
+          <w:sz w:val="18"/>
+        </w:rPr>
+        <w:t xml:space="preserve">   ·   02:01</w:t>
+      </w:r>
+    </w:p>
+    <w:p>
+      <w:pPr>
+        <w:spacing w:after="160" w:line="276" w:lineRule="auto"/>
+        <w:ind w:firstLine="425"/>
+        <w:jc w:val="both"/>
+        <w:pBdr>
+          <w:left w:val="single" w:sz="12" w:space="8" w:color="C00000"/>
+        </w:pBdr>
+      </w:pPr>
+      <w:r>
+        <w:rPr>
+          <w:rFonts w:ascii="Times New Roman" w:hAnsi="Times New Roman" w:eastAsia="Times New Roman"/>
+          <w:color w:val="C00000"/>
+          <w:sz w:val="24"/>
+        </w:rPr>
+        <w:t>Навигация логичнее стала в новой версии. Все под рукой. А насчёт гитары, тут надо знать, что тебе конкретно нужно?</w:t>
       </w:r>
     </w:p>
     <w:p>
@@ -1061,7 +2457,7 @@
           <w:color w:val="6B6B6B"/>
           <w:sz w:val="18"/>
         </w:rPr>
-        <w:t xml:space="preserve">   ·   21:42</w:t>
+        <w:t xml:space="preserve">   ·   02:06</w:t>
       </w:r>
     </w:p>
     <w:p>
@@ -1075,13 +2471,11 @@
       </w:pPr>
       <w:r>
         <w:rPr>
-          <w:rFonts w:ascii="Times New Roman" w:hAnsi="Times New Roman" w:cs="Times New Roman" w:eastAsia="Times New Roman"/>
-          <w:b w:val="0"/>
-          <w:i w:val="0"/>
+          <w:rFonts w:ascii="Times New Roman" w:hAnsi="Times New Roman" w:eastAsia="Times New Roman"/>
           <w:color w:val="1F4E79"/>
           <w:sz w:val="24"/>
         </w:rPr>
-        <w:t>Я тут как раз, судя по всему, приболела, и поэтому, вероятнее всего, в школу не поеду на следующей неделе. Вот, очень вовремя вот займусь.</w:t>
+        <w:t>Итак, вошла я в приложение Splice с пятнадцатого раза, ну, хотя бы вошла, и теперь мне по-прежнему нихера не понятно, надо насмотреть, короче, переводить, надо всю эту херню теперь.</w:t>
       </w:r>
     </w:p>
     <w:p>
@@ -1107,7 +2501,7 @@
           <w:color w:val="6B6B6B"/>
           <w:sz w:val="18"/>
         </w:rPr>
-        <w:t xml:space="preserve">   ·   23:11</w:t>
+        <w:t xml:space="preserve">   ·   06:57</w:t>
       </w:r>
     </w:p>
     <w:p>
@@ -1127,7 +2521,7 @@
           <w:color w:val="1F4E79"/>
           <w:sz w:val="24"/>
         </w:rPr>
-        <w:t>А я могу эти проекты, ну если я реально сделаю что-то из этого стоящее, я могу использовать это в качестве своего портфолио, ну то есть добавить в свое портфолио типа как свою работу.</w:t>
+        <w:t>А ты что, снова Яндекс. Плюс оплатил?</w:t>
       </w:r>
     </w:p>
     <w:p>
@@ -1153,7 +2547,7 @@
           <w:color w:val="6B6B6B"/>
           <w:sz w:val="18"/>
         </w:rPr>
-        <w:t xml:space="preserve">   ·   23:15</w:t>
+        <w:t xml:space="preserve">   ·   10:31</w:t>
       </w:r>
     </w:p>
     <w:p>
@@ -1173,7 +2567,7 @@
           <w:color w:val="C00000"/>
           <w:sz w:val="24"/>
         </w:rPr>
-        <w:t>То добавляй ну покажи просто автор становится.</w:t>
+        <w:t>Нет. Я забил на Яндекс. Я использую kion музыка.</w:t>
       </w:r>
     </w:p>
     <w:p>
@@ -1199,7 +2593,7 @@
           <w:color w:val="6B6B6B"/>
           <w:sz w:val="18"/>
         </w:rPr>
-        <w:t xml:space="preserve">   ·   23:18</w:t>
+        <w:t xml:space="preserve">   ·   12:29</w:t>
       </w:r>
     </w:p>
     <w:p>
@@ -1213,13 +2607,103 @@
       </w:pPr>
       <w:r>
         <w:rPr>
+          <w:rFonts w:ascii="Times New Roman" w:hAnsi="Times New Roman" w:eastAsia="Times New Roman"/>
+          <w:color w:val="1F4E79"/>
+          <w:sz w:val="24"/>
+        </w:rPr>
+        <w:t>А до меня просто почему-то Яндекс плюс появился и подумала, что ты его оплатил.</w:t>
+      </w:r>
+    </w:p>
+    <w:p>
+      <w:pPr>
+        <w:spacing w:before="200" w:after="40"/>
+        <w:ind w:firstLine="0"/>
+      </w:pPr>
+      <w:r>
+        <w:rPr>
+          <w:rFonts w:ascii="Times New Roman" w:hAnsi="Times New Roman" w:cs="Times New Roman" w:eastAsia="Times New Roman"/>
+          <w:b/>
+          <w:i w:val="0"/>
+          <w:color w:val="C00000"/>
+          <w:sz w:val="24"/>
+        </w:rPr>
+        <w:t>Kir</w:t>
+      </w:r>
+      <w:r>
+        <w:rPr>
+          <w:rFonts w:ascii="Times New Roman" w:hAnsi="Times New Roman" w:cs="Times New Roman" w:eastAsia="Times New Roman"/>
+          <w:b w:val="0"/>
+          <w:i/>
+          <w:color w:val="6B6B6B"/>
+          <w:sz w:val="18"/>
+        </w:rPr>
+        <w:t xml:space="preserve">   ·   13:06</w:t>
+      </w:r>
+    </w:p>
+    <w:p>
+      <w:pPr>
+        <w:spacing w:after="160" w:line="276" w:lineRule="auto"/>
+        <w:ind w:firstLine="425"/>
+        <w:jc w:val="both"/>
+        <w:pBdr>
+          <w:left w:val="single" w:sz="12" w:space="8" w:color="C00000"/>
+        </w:pBdr>
+      </w:pPr>
+      <w:r>
+        <w:rPr>
           <w:rFonts w:ascii="Times New Roman" w:hAnsi="Times New Roman" w:cs="Times New Roman" w:eastAsia="Times New Roman"/>
           <w:b w:val="0"/>
           <w:i w:val="0"/>
-          <w:color w:val="1F4E79"/>
+          <w:color w:val="C00000"/>
           <w:sz w:val="24"/>
         </w:rPr>
-        <w:t>Ну, автор, что-то понятно, а то я просто, я не знаю, как это, блин, меня, типа, спрашивают, у вас есть примеры готовых работ? Нет. Ну и всё, тогда иди нахер. Ну, то есть, это вообще такая ситуация, типа, мы не берём без опыта, опыта негде взять, потому что не берут без опыта. Это вот та же ситуация.</w:t>
+        <w:t>Довольно странно вообще выглядит.</w:t>
+      </w:r>
+    </w:p>
+    <w:p>
+      <w:pPr>
+        <w:spacing w:before="200" w:after="40"/>
+        <w:ind w:firstLine="0"/>
+      </w:pPr>
+      <w:r>
+        <w:rPr>
+          <w:rFonts w:ascii="Times New Roman" w:hAnsi="Times New Roman" w:cs="Times New Roman" w:eastAsia="Times New Roman"/>
+          <w:b/>
+          <w:i w:val="0"/>
+          <w:color w:val="C00000"/>
+          <w:sz w:val="24"/>
+        </w:rPr>
+        <w:t>Kir</w:t>
+      </w:r>
+      <w:r>
+        <w:rPr>
+          <w:rFonts w:ascii="Times New Roman" w:hAnsi="Times New Roman" w:cs="Times New Roman" w:eastAsia="Times New Roman"/>
+          <w:b w:val="0"/>
+          <w:i/>
+          <w:color w:val="6B6B6B"/>
+          <w:sz w:val="18"/>
+        </w:rPr>
+        <w:t xml:space="preserve">   ·   14:16</w:t>
+      </w:r>
+    </w:p>
+    <w:p>
+      <w:pPr>
+        <w:spacing w:after="160" w:line="276" w:lineRule="auto"/>
+        <w:ind w:firstLine="425"/>
+        <w:jc w:val="both"/>
+        <w:pBdr>
+          <w:left w:val="single" w:sz="12" w:space="8" w:color="C00000"/>
+        </w:pBdr>
+      </w:pPr>
+      <w:r>
+        <w:rPr>
+          <w:rFonts w:ascii="Times New Roman" w:hAnsi="Times New Roman" w:cs="Times New Roman" w:eastAsia="Times New Roman"/>
+          <w:b w:val="0"/>
+          <w:i w:val="0"/>
+          <w:color w:val="C00000"/>
+          <w:sz w:val="24"/>
+        </w:rPr>
+        <w:t>Увеличиваются обороты. 800 оборотов в минуту.</w:t>
       </w:r>
     </w:p>
     <w:p>
@@ -1245,7 +2729,7 @@
           <w:color w:val="6B6B6B"/>
           <w:sz w:val="18"/>
         </w:rPr>
-        <w:t xml:space="preserve">   ·   23:49</w:t>
+        <w:t xml:space="preserve">   ·   15:19</w:t>
       </w:r>
     </w:p>
     <w:p>
@@ -1265,7 +2749,27 @@
           <w:color w:val="1F4E79"/>
           <w:sz w:val="24"/>
         </w:rPr>
-        <w:t>Вот я сейчас слушаю момент, где ты про композитора рассказываешь, а можешь скинуть какую-нибудь его музыку, мне интересно, что там, ну как это звучит вообще?</w:t>
+        <w:t>Твоя стиралка по сравнению с моей воплощение тишины.</w:t>
+      </w:r>
+    </w:p>
+    <w:p>
+      <w:pPr>
+        <w:spacing w:before="360" w:after="160"/>
+        <w:ind w:firstLine="0"/>
+        <w:jc w:val="left"/>
+        <w:pBdr>
+          <w:bottom w:val="single" w:sz="8" w:space="6" w:color="2E5A3C"/>
+        </w:pBdr>
+      </w:pPr>
+      <w:r>
+        <w:rPr>
+          <w:rFonts w:ascii="Times New Roman" w:hAnsi="Times New Roman" w:cs="Times New Roman" w:eastAsia="Times New Roman"/>
+          <w:b/>
+          <w:i w:val="0"/>
+          <w:color w:val="2E5A3C"/>
+          <w:sz w:val="26"/>
+        </w:rPr>
+        <w:t>10 февраля 2026</w:t>
       </w:r>
     </w:p>
     <w:p>
@@ -1291,7 +2795,7 @@
           <w:color w:val="6B6B6B"/>
           <w:sz w:val="18"/>
         </w:rPr>
-        <w:t xml:space="preserve">   ·   23:52</w:t>
+        <w:t xml:space="preserve">   ·   17:40</w:t>
       </w:r>
     </w:p>
     <w:p>
@@ -1305,13 +2809,11 @@
       </w:pPr>
       <w:r>
         <w:rPr>
-          <w:rFonts w:ascii="Times New Roman" w:hAnsi="Times New Roman" w:cs="Times New Roman" w:eastAsia="Times New Roman"/>
-          <w:b w:val="0"/>
-          <w:i w:val="0"/>
+          <w:rFonts w:ascii="Times New Roman" w:hAnsi="Times New Roman" w:eastAsia="Times New Roman"/>
           <w:color w:val="1F4E79"/>
           <w:sz w:val="24"/>
         </w:rPr>
-        <w:t>Да, мне тоже очень нравится вкалывать. Я вижу, что я то же самое испытываю, когда в компьютере что-то делаю. Если мне хоть что-то не нравится, я всегда ворю, чтобы идеально было, надо переделать, надо вот это добавить, это сделать, это поискать. Для меня это… Я вообще очень люблю работать, мне это приносит великий кайф. Поэтому я испытываю кайф от самого процесса любимой работы, я испытываю кайф от результата, я испытываю кайф просто от самого факта, что я занимаюсь тем, что мне по кайфу.</w:t>
+        <w:t>Вот насчёт Telegram, я. Кстати заметила, что он что-то стал глючить сегодня, поэтому по ходу пора искать какую-то альтернативу.</w:t>
       </w:r>
     </w:p>
     <w:p>
@@ -1337,7 +2839,7 @@
           <w:color w:val="6B6B6B"/>
           <w:sz w:val="18"/>
         </w:rPr>
-        <w:t xml:space="preserve">   ·   23:58</w:t>
+        <w:t xml:space="preserve">   ·   19:17</w:t>
       </w:r>
     </w:p>
     <w:p>
@@ -1357,7 +2859,7 @@
           <w:color w:val="1F4E79"/>
           <w:sz w:val="24"/>
         </w:rPr>
-        <w:t>Да, я понимаю, когда увлечён чем-то, то говорить об этом только и хочется, у меня у самой такая же тема. Ты мне сможешь скинуть как-то эту программу, чтобы я могла её протестить? И мне, потому что очень интересно, работает ли она с озвучкой, как к ней относятся мои скрин-ридеры, с которыми я работаю. Ну и как это вообще выглядит мне очень интересно. Так что если будет такая возможность мне её продемонстрировать, то я буду очень рада.</w:t>
+        <w:t>Но ведь не только же есть мессенджер Max, люди могут допустим в аську перейти.</w:t>
       </w:r>
     </w:p>
     <w:p>
@@ -1383,7 +2885,7 @@
           <w:color w:val="6B6B6B"/>
           <w:sz w:val="18"/>
         </w:rPr>
-        <w:t xml:space="preserve">   ·   23:59</w:t>
+        <w:t xml:space="preserve">   ·   23:33</w:t>
       </w:r>
     </w:p>
     <w:p>
@@ -1403,7 +2905,7 @@
           <w:color w:val="C00000"/>
           <w:sz w:val="24"/>
         </w:rPr>
-        <w:t>Вот чётвёртая симфония.</w:t>
+        <w:t>Мутная страшилка какая-то.</w:t>
       </w:r>
     </w:p>
     <w:p>
@@ -1423,7 +2925,115 @@
           <w:color w:val="2E5A3C"/>
           <w:sz w:val="26"/>
         </w:rPr>
-        <w:t>7 февраля 2026</w:t>
+        <w:t>11 февраля 2026</w:t>
+      </w:r>
+    </w:p>
+    <w:p>
+      <w:pPr>
+        <w:spacing w:before="200" w:after="40"/>
+        <w:ind w:firstLine="0"/>
+      </w:pPr>
+      <w:r>
+        <w:rPr>
+          <w:rFonts w:ascii="Times New Roman" w:hAnsi="Times New Roman" w:cs="Times New Roman" w:eastAsia="Times New Roman"/>
+          <w:b/>
+          <w:i w:val="0"/>
+          <w:color w:val="C00000"/>
+          <w:sz w:val="24"/>
+        </w:rPr>
+        <w:t>Kir</w:t>
+      </w:r>
+      <w:r>
+        <w:rPr>
+          <w:rFonts w:ascii="Times New Roman" w:hAnsi="Times New Roman" w:cs="Times New Roman" w:eastAsia="Times New Roman"/>
+          <w:b w:val="0"/>
+          <w:i/>
+          <w:color w:val="6B6B6B"/>
+          <w:sz w:val="18"/>
+        </w:rPr>
+        <w:t xml:space="preserve">   ·   16:04</w:t>
+      </w:r>
+    </w:p>
+    <w:p>
+      <w:pPr>
+        <w:spacing w:after="160" w:line="276" w:lineRule="auto"/>
+        <w:ind w:firstLine="425"/>
+        <w:jc w:val="both"/>
+        <w:pBdr>
+          <w:left w:val="single" w:sz="12" w:space="8" w:color="C00000"/>
+        </w:pBdr>
+      </w:pPr>
+      <w:r>
+        <w:rPr>
+          <w:rFonts w:ascii="Times New Roman" w:hAnsi="Times New Roman" w:eastAsia="Times New Roman"/>
+          <w:color w:val="C00000"/>
+          <w:sz w:val="24"/>
+        </w:rPr>
+        <w:t>Да, может случайно нажал. Да, они достали своим клубом. Вот этим рекламой подписок. И ОЗОН тоже достал. Я им уже написал в техподдержку там, ну. Вот в этих сообщениях пишу. Я официально отказываюсь от любых рекламных рассылок. Да им пофиг, они продолжают дальше присылать.</w:t>
+      </w:r>
+    </w:p>
+    <w:p>
+      <w:pPr>
+        <w:spacing w:before="200" w:after="40"/>
+        <w:ind w:firstLine="0"/>
+      </w:pPr>
+      <w:r>
+        <w:rPr>
+          <w:rFonts w:ascii="Times New Roman" w:hAnsi="Times New Roman" w:cs="Times New Roman" w:eastAsia="Times New Roman"/>
+          <w:b/>
+          <w:i w:val="0"/>
+          <w:color w:val="C00000"/>
+          <w:sz w:val="24"/>
+        </w:rPr>
+        <w:t>Kir</w:t>
+      </w:r>
+      <w:r>
+        <w:rPr>
+          <w:rFonts w:ascii="Times New Roman" w:hAnsi="Times New Roman" w:cs="Times New Roman" w:eastAsia="Times New Roman"/>
+          <w:b w:val="0"/>
+          <w:i/>
+          <w:color w:val="6B6B6B"/>
+          <w:sz w:val="18"/>
+        </w:rPr>
+        <w:t xml:space="preserve">   ·   16:04</w:t>
+      </w:r>
+    </w:p>
+    <w:p>
+      <w:pPr>
+        <w:spacing w:after="160" w:line="276" w:lineRule="auto"/>
+        <w:ind w:firstLine="425"/>
+        <w:jc w:val="both"/>
+        <w:pBdr>
+          <w:left w:val="single" w:sz="12" w:space="8" w:color="C00000"/>
+        </w:pBdr>
+      </w:pPr>
+      <w:r>
+        <w:rPr>
+          <w:rFonts w:ascii="Times New Roman" w:hAnsi="Times New Roman" w:eastAsia="Times New Roman"/>
+          <w:color w:val="C00000"/>
+          <w:sz w:val="24"/>
+        </w:rPr>
+        <w:t>А у тебя. Ну либо в Wildberries списал просто, когда увидел пополнение карты, либо какая-то комиссия идёт. Но. Кстати в Т-Банке нет: если из-за Т-Банка переводить в Т-Банк, комиссии нет, да и в принципе из-за Сбербанка тоже не должно быть комиссии.</w:t>
+      </w:r>
+    </w:p>
+    <w:p>
+      <w:pPr>
+        <w:spacing w:before="360" w:after="160"/>
+        <w:ind w:firstLine="0"/>
+        <w:jc w:val="left"/>
+        <w:pBdr>
+          <w:bottom w:val="single" w:sz="8" w:space="6" w:color="2E5A3C"/>
+        </w:pBdr>
+      </w:pPr>
+      <w:r>
+        <w:rPr>
+          <w:rFonts w:ascii="Times New Roman" w:hAnsi="Times New Roman" w:cs="Times New Roman" w:eastAsia="Times New Roman"/>
+          <w:b/>
+          <w:i w:val="0"/>
+          <w:color w:val="2E5A3C"/>
+          <w:sz w:val="26"/>
+        </w:rPr>
+        <w:t>13 февраля 2026</w:t>
       </w:r>
     </w:p>
     <w:p>
@@ -1449,7 +3059,7 @@
           <w:color w:val="6B6B6B"/>
           <w:sz w:val="18"/>
         </w:rPr>
-        <w:t xml:space="preserve">   ·   15:37</w:t>
+        <w:t xml:space="preserve">   ·   00:36</w:t>
       </w:r>
     </w:p>
     <w:p>
@@ -1469,7 +3079,7 @@
           <w:color w:val="1F4E79"/>
           <w:sz w:val="24"/>
         </w:rPr>
-        <w:t>Я попытаюсь открыть вот эти вот файлы, которые ты мне вчера отправил, но у них почему-то нет звука. Можешь проверить у тебя нормально всё с ними?</w:t>
+        <w:t>Привет! Скажи, пожалуйста, ты знаешь, как выкладывать песни свои, ну треки выкладывать на разных площадках и можно ли это сделать бесплатно?</w:t>
       </w:r>
     </w:p>
     <w:p>
@@ -1495,7 +3105,7 @@
           <w:color w:val="6B6B6B"/>
           <w:sz w:val="18"/>
         </w:rPr>
-        <w:t xml:space="preserve">   ·   15:54</w:t>
+        <w:t xml:space="preserve">   ·   00:38</w:t>
       </w:r>
     </w:p>
     <w:p>
@@ -1515,7 +3125,27 @@
           <w:color w:val="C00000"/>
           <w:sz w:val="24"/>
         </w:rPr>
-        <w:t>С ними всё нормально: просто некоторые… ну во-первых, оно не сначала там начинается — некоторые там эпизодически звучат ударные, там чаще, и самая-самая насыщенная это партия ударных. Это какая-то… сейчас скажу: короче, второй файл, который вот в присланных — он идет второй сверху, и предпоследний — вот это вроде ударные. Ну по крайней мере они — это stems: ставился микс — а ну правильно, да, stem стал — это ударный, второй сверху. С файлами всё нормально?</w:t>
+        <w:t>Привет там можно конечно треки музыкальные.</w:t>
+      </w:r>
+    </w:p>
+    <w:p>
+      <w:pPr>
+        <w:spacing w:before="360" w:after="160"/>
+        <w:ind w:firstLine="0"/>
+        <w:jc w:val="left"/>
+        <w:pBdr>
+          <w:bottom w:val="single" w:sz="8" w:space="6" w:color="2E5A3C"/>
+        </w:pBdr>
+      </w:pPr>
+      <w:r>
+        <w:rPr>
+          <w:rFonts w:ascii="Times New Roman" w:hAnsi="Times New Roman" w:cs="Times New Roman" w:eastAsia="Times New Roman"/>
+          <w:b/>
+          <w:i w:val="0"/>
+          <w:color w:val="2E5A3C"/>
+          <w:sz w:val="26"/>
+        </w:rPr>
+        <w:t>14 февраля 2026</w:t>
       </w:r>
     </w:p>
     <w:p>
@@ -1541,7 +3171,7 @@
           <w:color w:val="6B6B6B"/>
           <w:sz w:val="18"/>
         </w:rPr>
-        <w:t xml:space="preserve">   ·   15:57</w:t>
+        <w:t xml:space="preserve">   ·   18:36</w:t>
       </w:r>
     </w:p>
     <w:p>
@@ -1561,7 +3191,7 @@
           <w:color w:val="1F4E79"/>
           <w:sz w:val="24"/>
         </w:rPr>
-        <w:t>Ну-ка, ещё раз проверить сейчас.</w:t>
+        <w:t>Не вижу ничего плохого в Макс. Ну сыроват, наверное, немного. А для обычного пользователя/ читателя так вообще всё то же самое? Больше недовольства вызывает именно принудиловка. А кто «товарища майора» боится, то видимо есть за что?</w:t>
       </w:r>
     </w:p>
     <w:p>
@@ -1587,7 +3217,7 @@
           <w:color w:val="6B6B6B"/>
           <w:sz w:val="18"/>
         </w:rPr>
-        <w:t xml:space="preserve">   ·   15:58</w:t>
+        <w:t xml:space="preserve">   ·   18:44</w:t>
       </w:r>
     </w:p>
     <w:p>
@@ -1601,13 +3231,11 @@
       </w:pPr>
       <w:r>
         <w:rPr>
-          <w:rFonts w:ascii="Times New Roman" w:hAnsi="Times New Roman" w:cs="Times New Roman" w:eastAsia="Times New Roman"/>
-          <w:b w:val="0"/>
-          <w:i w:val="0"/>
+          <w:rFonts w:ascii="Times New Roman" w:hAnsi="Times New Roman" w:eastAsia="Times New Roman"/>
           <w:color w:val="1F4E79"/>
           <w:sz w:val="24"/>
         </w:rPr>
-        <w:t>Да вот реально второй сверху: вот как бы он сразу заработал. Когда я их буду выравнивать, получается вот это вот: то, что там где звука нет — это надо обрезать, или это так и должно быть?</w:t>
+        <w:t>Да, я. Вот в чате увидела. Вот эту. Вот фразу шикарную, и думаю, нифига себе люди наивные.</w:t>
       </w:r>
     </w:p>
     <w:p>
@@ -1633,7 +3261,7 @@
           <w:color w:val="6B6B6B"/>
           <w:sz w:val="18"/>
         </w:rPr>
-        <w:t xml:space="preserve">   ·   16:04</w:t>
+        <w:t xml:space="preserve">   ·   19:16</w:t>
       </w:r>
     </w:p>
     <w:p>
@@ -1653,7 +3281,7 @@
           <w:color w:val="C00000"/>
           <w:sz w:val="24"/>
         </w:rPr>
-        <w:t>Нет, там ничего обрезать: если ты будешь обрезать, оно просто разойдётся — всё, оно всё разъедется между собой. Они все вступают там, где нужно: то есть он молчит, молчит, там уже долго молчит, потом вступит там, где нужно. Вот поэтому обрезать… почему не обрезается: чтобы было вступление чётко. Знаешь, когда идёт экспорт… ну я не знаю, какой пример можно привести. Сейчас находится просто в какой-то определённой точке: у каждого со вступлением в определённой точке. Вот. Но если этот файл обрезать, то он сразу сдвинется. Он, к примеру, находился там на расстоянии там 5 сантиметров справа — вступал там, где 5 сантиметров слева. Вот. Но до этого у него должна быть тишина, и она тоже должна быть в аудио: это тоже должен быть аудиофайл, просто он молчать должен. А если ты обрежешь, то соответственно ты сдвинешь влево, и он уже будет вступать не на 5 сантиметров, а на 0 сантиметров — то есть он вступит не в своё время. Поэтому там везде тишина прописана: где кто не играет, там идёт аудиофайл — он идёт, также длится, он записывается, он место занимает, но там тишина в нём. Вот в чём прикол. Иначе они все будут разъезжаться. И так — ну это всё может быть, но в проекте: а файлы могут быть обрезаны, да, в DAW — ну в программе, в которой ты делаешь, — то всё, они могут обрезанными быть. И в Reaper могут быть обрезаны, и так делают даже для экономии, чтобы меньше занимало мегабайт это всё. Но это в проекте: когда ты… когда всё привязано, понимаешь? Оно всё сделано в одной программе, и тут каждая привязана, и она знает, куда эти файлы расставить. Вот в чём прикол: сама программа знает, в какое место файл поставить: даже если он длится 5 секунд, она его поставит чётко на там расстояние 20 сантиметров от левого края, потому что у неё это записано в логах, в памяти. Вот. Поэтому такие вещи хорошие только если ты работаешь в конкретном проекте. Если же проекта нет, а есть только аудиофайлы, то они экспортируются полностью со всей тишиной с самого начала — и ставь. И это гарантирует, что ты его сможешь открыть в любой программе. И так она отправляется на студию всегда для сведения: если ты отправляешь сводить куда-то, то только вот так. Проект обычно не отправляют, потому что там эти обработки VST не совпадают: у каждого свой набор этих VST-инструментов — это проблема. Поэтому самая распространённая практика — и да: просто загнать в папку экспортированные аудио, отдельно дорожки. Вот. И это стопроцентная гарантия, что любая студия мира, любой человек на любом компьютере откроют — и у него это всё будет звучать именно так, как надо: каждый на своём месте будет находиться. А всё что нужно — это просто выровнять по левому краю.</w:t>
+        <w:t>Да, это мощно. Как говорится, респект к тому, кто не поленился и сделал это видео. Это прям стёб конкретно. Да, стёб над МТСом.</w:t>
       </w:r>
     </w:p>
     <w:p>
@@ -1679,7 +3307,7 @@
           <w:color w:val="6B6B6B"/>
           <w:sz w:val="18"/>
         </w:rPr>
-        <w:t xml:space="preserve">   ·   16:10</w:t>
+        <w:t xml:space="preserve">   ·   19:43</w:t>
       </w:r>
     </w:p>
     <w:p>
@@ -1693,13 +3321,11 @@
       </w:pPr>
       <w:r>
         <w:rPr>
-          <w:rFonts w:ascii="Times New Roman" w:hAnsi="Times New Roman" w:cs="Times New Roman" w:eastAsia="Times New Roman"/>
-          <w:b w:val="0"/>
-          <w:i w:val="0"/>
+          <w:rFonts w:ascii="Times New Roman" w:hAnsi="Times New Roman" w:eastAsia="Times New Roman"/>
           <w:color w:val="1F4E79"/>
           <w:sz w:val="24"/>
         </w:rPr>
-        <w:t>А-а-а, теперь понятно.</w:t>
+        <w:t>Да, это. Вот всё из-за одного чата, и первое сообщение, и второе. Вот это видео, это из-за одного чатика я тебе присылаю.</w:t>
       </w:r>
     </w:p>
     <w:p>
@@ -1725,7 +3351,7 @@
           <w:color w:val="6B6B6B"/>
           <w:sz w:val="18"/>
         </w:rPr>
-        <w:t xml:space="preserve">   ·   17:27</w:t>
+        <w:t xml:space="preserve">   ·   22:49</w:t>
       </w:r>
     </w:p>
     <w:p>
@@ -1739,13 +3365,343 @@
       </w:pPr>
       <w:r>
         <w:rPr>
+          <w:rFonts w:ascii="Times New Roman" w:hAnsi="Times New Roman" w:eastAsia="Times New Roman"/>
+          <w:color w:val="1F4E79"/>
+          <w:sz w:val="24"/>
+        </w:rPr>
+        <w:t>Никто не пугает. Работаю в ИТ безопасности, и мне не нравится, когда на моих устройствах, рабочих или личных, хозяйничает неведомая херня😊.</w:t>
+      </w:r>
+    </w:p>
+    <w:p>
+      <w:pPr>
+        <w:spacing w:before="200" w:after="40"/>
+        <w:ind w:firstLine="0"/>
+      </w:pPr>
+      <w:r>
+        <w:rPr>
+          <w:rFonts w:ascii="Times New Roman" w:hAnsi="Times New Roman" w:cs="Times New Roman" w:eastAsia="Times New Roman"/>
+          <w:b/>
+          <w:i w:val="0"/>
+          <w:color w:val="1F4E79"/>
+          <w:sz w:val="24"/>
+        </w:rPr>
+        <w:t>Анфи</w:t>
+      </w:r>
+      <w:r>
+        <w:rPr>
+          <w:rFonts w:ascii="Times New Roman" w:hAnsi="Times New Roman" w:cs="Times New Roman" w:eastAsia="Times New Roman"/>
+          <w:b w:val="0"/>
+          <w:i/>
+          <w:color w:val="6B6B6B"/>
+          <w:sz w:val="18"/>
+        </w:rPr>
+        <w:t xml:space="preserve">   ·   23:58</w:t>
+      </w:r>
+    </w:p>
+    <w:p>
+      <w:pPr>
+        <w:spacing w:after="160" w:line="276" w:lineRule="auto"/>
+        <w:ind w:firstLine="425"/>
+        <w:jc w:val="both"/>
+        <w:pBdr>
+          <w:left w:val="single" w:sz="12" w:space="8" w:color="1F4E79"/>
+        </w:pBdr>
+      </w:pPr>
+      <w:r>
+        <w:rPr>
           <w:rFonts w:ascii="Times New Roman" w:hAnsi="Times New Roman" w:cs="Times New Roman" w:eastAsia="Times New Roman"/>
           <w:b w:val="0"/>
           <w:i w:val="0"/>
           <w:color w:val="1F4E79"/>
           <w:sz w:val="24"/>
         </w:rPr>
-        <w:t>Ну, значит, мы с тобой встретимся в Аду и будем там общаться.</w:t>
+        <w:t>Сообщение длинное, поэтому я буду комментировать по частям. Да, я знаю про то, что люди примеряют на себя, я тоже про это слышала.</w:t>
+      </w:r>
+    </w:p>
+    <w:p>
+      <w:pPr>
+        <w:spacing w:before="360" w:after="160"/>
+        <w:ind w:firstLine="0"/>
+        <w:jc w:val="left"/>
+        <w:pBdr>
+          <w:bottom w:val="single" w:sz="8" w:space="6" w:color="2E5A3C"/>
+        </w:pBdr>
+      </w:pPr>
+      <w:r>
+        <w:rPr>
+          <w:rFonts w:ascii="Times New Roman" w:hAnsi="Times New Roman" w:cs="Times New Roman" w:eastAsia="Times New Roman"/>
+          <w:b/>
+          <w:i w:val="0"/>
+          <w:color w:val="2E5A3C"/>
+          <w:sz w:val="26"/>
+        </w:rPr>
+        <w:t>15 февраля 2026</w:t>
+      </w:r>
+    </w:p>
+    <w:p>
+      <w:pPr>
+        <w:spacing w:before="200" w:after="40"/>
+        <w:ind w:firstLine="0"/>
+      </w:pPr>
+      <w:r>
+        <w:rPr>
+          <w:rFonts w:ascii="Times New Roman" w:hAnsi="Times New Roman" w:cs="Times New Roman" w:eastAsia="Times New Roman"/>
+          <w:b/>
+          <w:i w:val="0"/>
+          <w:color w:val="1F4E79"/>
+          <w:sz w:val="24"/>
+        </w:rPr>
+        <w:t>Анфи</w:t>
+      </w:r>
+      <w:r>
+        <w:rPr>
+          <w:rFonts w:ascii="Times New Roman" w:hAnsi="Times New Roman" w:cs="Times New Roman" w:eastAsia="Times New Roman"/>
+          <w:b w:val="0"/>
+          <w:i/>
+          <w:color w:val="6B6B6B"/>
+          <w:sz w:val="18"/>
+        </w:rPr>
+        <w:t xml:space="preserve">   ·   00:02</w:t>
+      </w:r>
+    </w:p>
+    <w:p>
+      <w:pPr>
+        <w:spacing w:after="160" w:line="276" w:lineRule="auto"/>
+        <w:ind w:firstLine="425"/>
+        <w:jc w:val="both"/>
+        <w:pBdr>
+          <w:left w:val="single" w:sz="12" w:space="8" w:color="1F4E79"/>
+        </w:pBdr>
+      </w:pPr>
+      <w:r>
+        <w:rPr>
+          <w:rFonts w:ascii="Times New Roman" w:hAnsi="Times New Roman" w:eastAsia="Times New Roman"/>
+          <w:color w:val="1F4E79"/>
+          <w:sz w:val="24"/>
+        </w:rPr>
+        <w:t>Да-да, насчёт того, что невежливо, это как минимум тупо: тебе говорят об одном, а ты на одну и ту же тему человеку отвечаешь, хотя даже к делу не относится это? У меня такое, знаешь. Чувство, что он просто себя, он как-бы, ему понравилось не я даже, не я сама, вот я вся. Вот такая. Вот, а ему понравилась его фантазия о том, что он, рыцарь в сияющих доспехах, спасает и поддерживает и мотивирует незрячую девушку.</w:t>
+      </w:r>
+    </w:p>
+    <w:p>
+      <w:pPr>
+        <w:spacing w:before="200" w:after="40"/>
+        <w:ind w:firstLine="0"/>
+      </w:pPr>
+      <w:r>
+        <w:rPr>
+          <w:rFonts w:ascii="Times New Roman" w:hAnsi="Times New Roman" w:cs="Times New Roman" w:eastAsia="Times New Roman"/>
+          <w:b/>
+          <w:i w:val="0"/>
+          <w:color w:val="1F4E79"/>
+          <w:sz w:val="24"/>
+        </w:rPr>
+        <w:t>Анфи</w:t>
+      </w:r>
+      <w:r>
+        <w:rPr>
+          <w:rFonts w:ascii="Times New Roman" w:hAnsi="Times New Roman" w:cs="Times New Roman" w:eastAsia="Times New Roman"/>
+          <w:b w:val="0"/>
+          <w:i/>
+          <w:color w:val="6B6B6B"/>
+          <w:sz w:val="18"/>
+        </w:rPr>
+        <w:t xml:space="preserve">   ·   00:05</w:t>
+      </w:r>
+    </w:p>
+    <w:p>
+      <w:pPr>
+        <w:spacing w:after="160" w:line="276" w:lineRule="auto"/>
+        <w:ind w:firstLine="425"/>
+        <w:jc w:val="both"/>
+        <w:pBdr>
+          <w:left w:val="single" w:sz="12" w:space="8" w:color="1F4E79"/>
+        </w:pBdr>
+      </w:pPr>
+      <w:r>
+        <w:rPr>
+          <w:rFonts w:ascii="Times New Roman" w:hAnsi="Times New Roman" w:cs="Times New Roman" w:eastAsia="Times New Roman"/>
+          <w:b w:val="0"/>
+          <w:i w:val="0"/>
+          <w:color w:val="1F4E79"/>
+          <w:sz w:val="24"/>
+        </w:rPr>
+        <w:t>Вот я на моменте, где поставить на место. Да, я так и делала, по сути. Я ему всегда на любую его фразу отвечала текстом, таким большим текстом, в котором рассказывала ему о том, как на самом деле. То есть я всегда и никогда не упускала такие моменты и давала на них ответ.</w:t>
+      </w:r>
+    </w:p>
+    <w:p>
+      <w:pPr>
+        <w:spacing w:before="200" w:after="40"/>
+        <w:ind w:firstLine="0"/>
+      </w:pPr>
+      <w:r>
+        <w:rPr>
+          <w:rFonts w:ascii="Times New Roman" w:hAnsi="Times New Roman" w:cs="Times New Roman" w:eastAsia="Times New Roman"/>
+          <w:b/>
+          <w:i w:val="0"/>
+          <w:color w:val="1F4E79"/>
+          <w:sz w:val="24"/>
+        </w:rPr>
+        <w:t>Анфи</w:t>
+      </w:r>
+      <w:r>
+        <w:rPr>
+          <w:rFonts w:ascii="Times New Roman" w:hAnsi="Times New Roman" w:cs="Times New Roman" w:eastAsia="Times New Roman"/>
+          <w:b w:val="0"/>
+          <w:i/>
+          <w:color w:val="6B6B6B"/>
+          <w:sz w:val="18"/>
+        </w:rPr>
+        <w:t xml:space="preserve">   ·   00:34</w:t>
+      </w:r>
+    </w:p>
+    <w:p>
+      <w:pPr>
+        <w:spacing w:after="160" w:line="276" w:lineRule="auto"/>
+        <w:ind w:firstLine="425"/>
+        <w:jc w:val="both"/>
+        <w:pBdr>
+          <w:left w:val="single" w:sz="12" w:space="8" w:color="1F4E79"/>
+        </w:pBdr>
+      </w:pPr>
+      <w:r>
+        <w:rPr>
+          <w:rFonts w:ascii="Times New Roman" w:hAnsi="Times New Roman" w:eastAsia="Times New Roman"/>
+          <w:color w:val="1F4E79"/>
+          <w:sz w:val="24"/>
+        </w:rPr>
+        <w:t>О, да, я вообще терпеть не могу нытиков. Для меня это самая конченная категория людей, которые вместо того, чтобы заняться делом, реально найти себя, подумать о том, блин, вот, что я хочу, что мне интересно. Они просто сидят и записывают видосики о том, как их все оскорбляют, никто их не любит. Ой, какие там они все бедные. Я думаю, господи, вот вы херню еще страдаете. А причём вы выкладываете это? Напишите это в личном дневнике у себя, я не знаю.</w:t>
+      </w:r>
+    </w:p>
+    <w:p>
+      <w:pPr>
+        <w:spacing w:before="200" w:after="40"/>
+        <w:ind w:firstLine="0"/>
+      </w:pPr>
+      <w:r>
+        <w:rPr>
+          <w:rFonts w:ascii="Times New Roman" w:hAnsi="Times New Roman" w:cs="Times New Roman" w:eastAsia="Times New Roman"/>
+          <w:b/>
+          <w:i w:val="0"/>
+          <w:color w:val="1F4E79"/>
+          <w:sz w:val="24"/>
+        </w:rPr>
+        <w:t>Анфи</w:t>
+      </w:r>
+      <w:r>
+        <w:rPr>
+          <w:rFonts w:ascii="Times New Roman" w:hAnsi="Times New Roman" w:cs="Times New Roman" w:eastAsia="Times New Roman"/>
+          <w:b w:val="0"/>
+          <w:i/>
+          <w:color w:val="6B6B6B"/>
+          <w:sz w:val="18"/>
+        </w:rPr>
+        <w:t xml:space="preserve">   ·   00:37</w:t>
+      </w:r>
+    </w:p>
+    <w:p>
+      <w:pPr>
+        <w:spacing w:after="160" w:line="276" w:lineRule="auto"/>
+        <w:ind w:firstLine="425"/>
+        <w:jc w:val="both"/>
+        <w:pBdr>
+          <w:left w:val="single" w:sz="12" w:space="8" w:color="1F4E79"/>
+        </w:pBdr>
+      </w:pPr>
+      <w:r>
+        <w:rPr>
+          <w:rFonts w:ascii="Times New Roman" w:hAnsi="Times New Roman" w:eastAsia="Times New Roman"/>
+          <w:color w:val="1F4E79"/>
+          <w:sz w:val="24"/>
+        </w:rPr>
+        <w:t>Я сейчас сама болею, кстати, ну, то есть я уже как-бы выздоровела, но у меня еще насморк остался, вот. И у меня обычно начинается стандарт: у меня начинает болеть горло. У меня считается, ну вирус какой-то, он начинается с боли в горле, а дальше уже насморк и в редких случаях температура. Обычно у меня достаточно, ну просто типа кашель, сопли и башка болит первый день, и все.</w:t>
+      </w:r>
+    </w:p>
+    <w:p>
+      <w:pPr>
+        <w:spacing w:before="200" w:after="40"/>
+        <w:ind w:firstLine="0"/>
+      </w:pPr>
+      <w:r>
+        <w:rPr>
+          <w:rFonts w:ascii="Times New Roman" w:hAnsi="Times New Roman" w:cs="Times New Roman" w:eastAsia="Times New Roman"/>
+          <w:b/>
+          <w:i w:val="0"/>
+          <w:color w:val="1F4E79"/>
+          <w:sz w:val="24"/>
+        </w:rPr>
+        <w:t>Анфи</w:t>
+      </w:r>
+      <w:r>
+        <w:rPr>
+          <w:rFonts w:ascii="Times New Roman" w:hAnsi="Times New Roman" w:cs="Times New Roman" w:eastAsia="Times New Roman"/>
+          <w:b w:val="0"/>
+          <w:i/>
+          <w:color w:val="6B6B6B"/>
+          <w:sz w:val="18"/>
+        </w:rPr>
+        <w:t xml:space="preserve">   ·   00:41</w:t>
+      </w:r>
+    </w:p>
+    <w:p>
+      <w:pPr>
+        <w:spacing w:after="160" w:line="276" w:lineRule="auto"/>
+        <w:ind w:firstLine="425"/>
+        <w:jc w:val="both"/>
+        <w:pBdr>
+          <w:left w:val="single" w:sz="12" w:space="8" w:color="1F4E79"/>
+        </w:pBdr>
+      </w:pPr>
+      <w:r>
+        <w:rPr>
+          <w:rFonts w:ascii="Times New Roman" w:hAnsi="Times New Roman" w:eastAsia="Times New Roman"/>
+          <w:color w:val="1F4E79"/>
+          <w:sz w:val="24"/>
+        </w:rPr>
+        <w:t>Да, вот очень про внешнюю оболочку, вот это реально, вот всё. Вот это. Вот красота, вот это, она ни на, что не влияет в жизни, по сути. То есть, ну, какая разница? Красивый ты, ну нет, если там серийный убийца какой-нибудь, ну, красивый и некрасивый, ну. Вот ещё и, ну красивый, ладно, ну а совершает такие вещи, что всё равно просто физически невозможно его полюбить как-то, да. Ну и в итоге, что это красота? По сути, все. Вот эти. Вот внешние штуки, они значения-то реально никакого не имеют.</w:t>
+      </w:r>
+    </w:p>
+    <w:p>
+      <w:pPr>
+        <w:spacing w:before="200" w:after="40"/>
+        <w:ind w:firstLine="0"/>
+      </w:pPr>
+      <w:r>
+        <w:rPr>
+          <w:rFonts w:ascii="Times New Roman" w:hAnsi="Times New Roman" w:cs="Times New Roman" w:eastAsia="Times New Roman"/>
+          <w:b/>
+          <w:i w:val="0"/>
+          <w:color w:val="1F4E79"/>
+          <w:sz w:val="24"/>
+        </w:rPr>
+        <w:t>Анфи</w:t>
+      </w:r>
+      <w:r>
+        <w:rPr>
+          <w:rFonts w:ascii="Times New Roman" w:hAnsi="Times New Roman" w:cs="Times New Roman" w:eastAsia="Times New Roman"/>
+          <w:b w:val="0"/>
+          <w:i/>
+          <w:color w:val="6B6B6B"/>
+          <w:sz w:val="18"/>
+        </w:rPr>
+        <w:t xml:space="preserve">   ·   01:08</w:t>
+      </w:r>
+    </w:p>
+    <w:p>
+      <w:pPr>
+        <w:spacing w:after="160" w:line="276" w:lineRule="auto"/>
+        <w:ind w:firstLine="425"/>
+        <w:jc w:val="both"/>
+        <w:pBdr>
+          <w:left w:val="single" w:sz="12" w:space="8" w:color="1F4E79"/>
+        </w:pBdr>
+      </w:pPr>
+      <w:r>
+        <w:rPr>
+          <w:rFonts w:ascii="Times New Roman" w:hAnsi="Times New Roman" w:eastAsia="Times New Roman"/>
+          <w:color w:val="1F4E79"/>
+          <w:sz w:val="24"/>
+        </w:rPr>
+        <w:t>Ой, вот у меня тоже была подобная история, когда ночью просто начинается сумасшествие реально. Потому, что именно ночью тебе вообще не на, что отвлечься. Именно ночью ты наедине с своими мыслями остаешься и наедине со всем трешем, который вызывает эти мысли. У меня такое тоже было, так, что я прекрасно понимаю какое это чувство.</w:t>
       </w:r>
     </w:p>
     <w:p>
@@ -1771,7 +3727,7 @@
           <w:color w:val="6B6B6B"/>
           <w:sz w:val="18"/>
         </w:rPr>
-        <w:t xml:space="preserve">   ·   17:32</w:t>
+        <w:t xml:space="preserve">   ·   01:09</w:t>
       </w:r>
     </w:p>
     <w:p>
@@ -1791,7 +3747,27 @@
           <w:color w:val="C00000"/>
           <w:sz w:val="24"/>
         </w:rPr>
-        <w:t>Да, мне кажется, с жильём это вообще это очень преувеличено всё. Как это может… ну как это — базовые потребности человека: это наоборот, это то, что должно быть доступно. Ну как хлеб: это как хлеб, это элементарная вещь, на которую имеет право каждый человек. Почему такие цены сумасшедшие? У меня вот знакомая: она получает больше 100 тысяч, в оркестре работает, и она еле тянет ипотеку, еле выплачивает. И то она выплатила огромную часть только потому, что её родители продали вторую квартиру. Вот она… ну она жила там, где я живу сейчас, потом в Казань уехала, и родители продали квартиру, чтобы погасить часть ипотеки: значительная часть была погашена — и всё равно нужно: вот она там 80 тысяч в месяц должна будет отдать за эту ипотеку. Это невероятно. И причём это двухкомнатная квартира всего лишь, а они втроём и живут — даже на каждого комнаты нет. В общем, жильё почему-то… ну видимо, потому что востребованность большая, поэтому ломят на это цену, я считаю. Но столько не стоит: это бред вообще, что квартира должна стоить 50 тысяч долларов. Что это такое? Это реальный бред. Да, там потратили застройщик, да, там материалы — это всё мы блин… ну если все скинулись: вот сколько себестоимость дома — надо у нейронки спросить себестоимость просто: вот кирпичи там, стены, вот это всё, работа, рабочие там, кран, цемент — вот это всё. Вряд ли это будет стоить… Представь, сколько квартир в доме: вот сложи квартиры все по цене — даже пусть 25 тысяч долларов сложи — сколько это будет? Дохрена денег. А жильё по моему представлению — это должно быть первейшая доступность.</w:t>
+        <w:t>Жуть.</w:t>
+      </w:r>
+    </w:p>
+    <w:p>
+      <w:pPr>
+        <w:spacing w:before="360" w:after="160"/>
+        <w:ind w:firstLine="0"/>
+        <w:jc w:val="left"/>
+        <w:pBdr>
+          <w:bottom w:val="single" w:sz="8" w:space="6" w:color="2E5A3C"/>
+        </w:pBdr>
+      </w:pPr>
+      <w:r>
+        <w:rPr>
+          <w:rFonts w:ascii="Times New Roman" w:hAnsi="Times New Roman" w:cs="Times New Roman" w:eastAsia="Times New Roman"/>
+          <w:b/>
+          <w:i w:val="0"/>
+          <w:color w:val="2E5A3C"/>
+          <w:sz w:val="26"/>
+        </w:rPr>
+        <w:t>20 февраля 2026</w:t>
       </w:r>
     </w:p>
     <w:p>
@@ -1817,7 +3793,7 @@
           <w:color w:val="6B6B6B"/>
           <w:sz w:val="18"/>
         </w:rPr>
-        <w:t xml:space="preserve">   ·   17:34</w:t>
+        <w:t xml:space="preserve">   ·   14:07</w:t>
       </w:r>
     </w:p>
     <w:p>
@@ -1837,7 +3813,869 @@
           <w:color w:val="1F4E79"/>
           <w:sz w:val="24"/>
         </w:rPr>
-        <w:t>Ну, конечно, жилье вообще у каждого человека должно быть без таких проблем. А то, если, блин, чтобы выполнить ипотеку, надо продать квартиру еще одну, то это, конечно, полнейший маразм вообще.</w:t>
+        <w:t>Привет! Ничего, будем сегодня созваниваться?</w:t>
+      </w:r>
+    </w:p>
+    <w:p>
+      <w:pPr>
+        <w:spacing w:before="200" w:after="40"/>
+        <w:ind w:firstLine="0"/>
+      </w:pPr>
+      <w:r>
+        <w:rPr>
+          <w:rFonts w:ascii="Times New Roman" w:hAnsi="Times New Roman" w:cs="Times New Roman" w:eastAsia="Times New Roman"/>
+          <w:b/>
+          <w:i w:val="0"/>
+          <w:color w:val="1F4E79"/>
+          <w:sz w:val="24"/>
+        </w:rPr>
+        <w:t>Анфи</w:t>
+      </w:r>
+      <w:r>
+        <w:rPr>
+          <w:rFonts w:ascii="Times New Roman" w:hAnsi="Times New Roman" w:cs="Times New Roman" w:eastAsia="Times New Roman"/>
+          <w:b w:val="0"/>
+          <w:i/>
+          <w:color w:val="6B6B6B"/>
+          <w:sz w:val="18"/>
+        </w:rPr>
+        <w:t xml:space="preserve">   ·   14:07</w:t>
+      </w:r>
+    </w:p>
+    <w:p>
+      <w:pPr>
+        <w:spacing w:after="160" w:line="276" w:lineRule="auto"/>
+        <w:ind w:firstLine="425"/>
+        <w:jc w:val="both"/>
+        <w:pBdr>
+          <w:left w:val="single" w:sz="12" w:space="8" w:color="1F4E79"/>
+        </w:pBdr>
+      </w:pPr>
+      <w:r>
+        <w:rPr>
+          <w:rFonts w:ascii="Times New Roman" w:hAnsi="Times New Roman" w:cs="Times New Roman" w:eastAsia="Times New Roman"/>
+          <w:b w:val="0"/>
+          <w:i w:val="0"/>
+          <w:color w:val="1F4E79"/>
+          <w:sz w:val="24"/>
+        </w:rPr>
+        <w:t>Если да, то во сколько и в каком приложении?</w:t>
+      </w:r>
+    </w:p>
+    <w:p>
+      <w:pPr>
+        <w:spacing w:before="200" w:after="40"/>
+        <w:ind w:firstLine="0"/>
+      </w:pPr>
+      <w:r>
+        <w:rPr>
+          <w:rFonts w:ascii="Times New Roman" w:hAnsi="Times New Roman" w:cs="Times New Roman" w:eastAsia="Times New Roman"/>
+          <w:b/>
+          <w:i w:val="0"/>
+          <w:color w:val="C00000"/>
+          <w:sz w:val="24"/>
+        </w:rPr>
+        <w:t>Kir</w:t>
+      </w:r>
+      <w:r>
+        <w:rPr>
+          <w:rFonts w:ascii="Times New Roman" w:hAnsi="Times New Roman" w:cs="Times New Roman" w:eastAsia="Times New Roman"/>
+          <w:b w:val="0"/>
+          <w:i/>
+          <w:color w:val="6B6B6B"/>
+          <w:sz w:val="18"/>
+        </w:rPr>
+        <w:t xml:space="preserve">   ·   14:10</w:t>
+      </w:r>
+    </w:p>
+    <w:p>
+      <w:pPr>
+        <w:spacing w:after="160" w:line="276" w:lineRule="auto"/>
+        <w:ind w:firstLine="425"/>
+        <w:jc w:val="both"/>
+        <w:pBdr>
+          <w:left w:val="single" w:sz="12" w:space="8" w:color="C00000"/>
+        </w:pBdr>
+      </w:pPr>
+      <w:r>
+        <w:rPr>
+          <w:rFonts w:ascii="Times New Roman" w:hAnsi="Times New Roman" w:cs="Times New Roman" w:eastAsia="Times New Roman"/>
+          <w:b w:val="0"/>
+          <w:i w:val="0"/>
+          <w:color w:val="C00000"/>
+          <w:sz w:val="24"/>
+        </w:rPr>
+        <w:t>Привет. Давай. Да в любом. У меня Telegram работает. Можно потестировать matrix.</w:t>
+      </w:r>
+    </w:p>
+    <w:p>
+      <w:pPr>
+        <w:spacing w:before="200" w:after="40"/>
+        <w:ind w:firstLine="0"/>
+      </w:pPr>
+      <w:r>
+        <w:rPr>
+          <w:rFonts w:ascii="Times New Roman" w:hAnsi="Times New Roman" w:cs="Times New Roman" w:eastAsia="Times New Roman"/>
+          <w:b/>
+          <w:i w:val="0"/>
+          <w:color w:val="1F4E79"/>
+          <w:sz w:val="24"/>
+        </w:rPr>
+        <w:t>Анфи</w:t>
+      </w:r>
+      <w:r>
+        <w:rPr>
+          <w:rFonts w:ascii="Times New Roman" w:hAnsi="Times New Roman" w:cs="Times New Roman" w:eastAsia="Times New Roman"/>
+          <w:b w:val="0"/>
+          <w:i/>
+          <w:color w:val="6B6B6B"/>
+          <w:sz w:val="18"/>
+        </w:rPr>
+        <w:t xml:space="preserve">   ·   14:14</w:t>
+      </w:r>
+    </w:p>
+    <w:p>
+      <w:pPr>
+        <w:spacing w:after="160" w:line="276" w:lineRule="auto"/>
+        <w:ind w:firstLine="425"/>
+        <w:jc w:val="both"/>
+        <w:pBdr>
+          <w:left w:val="single" w:sz="12" w:space="8" w:color="1F4E79"/>
+        </w:pBdr>
+      </w:pPr>
+      <w:r>
+        <w:rPr>
+          <w:rFonts w:ascii="Times New Roman" w:hAnsi="Times New Roman" w:eastAsia="Times New Roman"/>
+          <w:color w:val="1F4E79"/>
+          <w:sz w:val="24"/>
+        </w:rPr>
+        <w:t>Ну, я пыталась установить Matrix, он не работает у меня почему-то, я не знаю, потом разберусь, конечно, с этим возможно. А через телегу у меня, ну, я не знаю, вряд ли, у меня, конечно, подключен VPN, но обычно, когда, ну, все равно не получается даже с VPN. Вот. Ну ладно, на крайняк созвонимся… Созвонимся как? Созвонимся по… Не знаю, могу по обычному телефону у меня, в принципе, там. Хотя у меня тариф там минуты минимальные, но минимальные это на два часа созвона нам вполне хватит. Так, что сейчас домой доеду, вот подумаю.</w:t>
+      </w:r>
+    </w:p>
+    <w:p>
+      <w:pPr>
+        <w:spacing w:before="200" w:after="40"/>
+        <w:ind w:firstLine="0"/>
+      </w:pPr>
+      <w:r>
+        <w:rPr>
+          <w:rFonts w:ascii="Times New Roman" w:hAnsi="Times New Roman" w:cs="Times New Roman" w:eastAsia="Times New Roman"/>
+          <w:b/>
+          <w:i w:val="0"/>
+          <w:color w:val="1F4E79"/>
+          <w:sz w:val="24"/>
+        </w:rPr>
+        <w:t>Анфи</w:t>
+      </w:r>
+      <w:r>
+        <w:rPr>
+          <w:rFonts w:ascii="Times New Roman" w:hAnsi="Times New Roman" w:cs="Times New Roman" w:eastAsia="Times New Roman"/>
+          <w:b w:val="0"/>
+          <w:i/>
+          <w:color w:val="6B6B6B"/>
+          <w:sz w:val="18"/>
+        </w:rPr>
+        <w:t xml:space="preserve">   ·   14:14</w:t>
+      </w:r>
+    </w:p>
+    <w:p>
+      <w:pPr>
+        <w:spacing w:after="160" w:line="276" w:lineRule="auto"/>
+        <w:ind w:firstLine="425"/>
+        <w:jc w:val="both"/>
+        <w:pBdr>
+          <w:left w:val="single" w:sz="12" w:space="8" w:color="1F4E79"/>
+        </w:pBdr>
+      </w:pPr>
+      <w:r>
+        <w:rPr>
+          <w:rFonts w:ascii="Times New Roman" w:hAnsi="Times New Roman" w:cs="Times New Roman" w:eastAsia="Times New Roman"/>
+          <w:b w:val="0"/>
+          <w:i w:val="0"/>
+          <w:color w:val="1F4E79"/>
+          <w:sz w:val="24"/>
+        </w:rPr>
+        <w:t>Ну, если в любое время удобно, то ладно, позвоню тогда, как освобожусь.</w:t>
+      </w:r>
+    </w:p>
+    <w:p>
+      <w:pPr>
+        <w:spacing w:before="200" w:after="40"/>
+        <w:ind w:firstLine="0"/>
+      </w:pPr>
+      <w:r>
+        <w:rPr>
+          <w:rFonts w:ascii="Times New Roman" w:hAnsi="Times New Roman" w:cs="Times New Roman" w:eastAsia="Times New Roman"/>
+          <w:b/>
+          <w:i w:val="0"/>
+          <w:color w:val="C00000"/>
+          <w:sz w:val="24"/>
+        </w:rPr>
+        <w:t>Kir</w:t>
+      </w:r>
+      <w:r>
+        <w:rPr>
+          <w:rFonts w:ascii="Times New Roman" w:hAnsi="Times New Roman" w:cs="Times New Roman" w:eastAsia="Times New Roman"/>
+          <w:b w:val="0"/>
+          <w:i/>
+          <w:color w:val="6B6B6B"/>
+          <w:sz w:val="18"/>
+        </w:rPr>
+        <w:t xml:space="preserve">   ·   14:20</w:t>
+      </w:r>
+    </w:p>
+    <w:p>
+      <w:pPr>
+        <w:spacing w:after="160" w:line="276" w:lineRule="auto"/>
+        <w:ind w:firstLine="425"/>
+        <w:jc w:val="both"/>
+        <w:pBdr>
+          <w:left w:val="single" w:sz="12" w:space="8" w:color="C00000"/>
+        </w:pBdr>
+      </w:pPr>
+      <w:r>
+        <w:rPr>
+          <w:rFonts w:ascii="Times New Roman" w:hAnsi="Times New Roman" w:eastAsia="Times New Roman"/>
+          <w:color w:val="C00000"/>
+          <w:sz w:val="24"/>
+        </w:rPr>
+        <w:t>А IMO у тебя есть? IMO работает, звонки пока ещё до него не добрались — и. Поэтому не заблокировали. Но как только узнают, я думаю, что многие им пользуются — то наверно заблокируют. Но на IMO многие. Кстати из-за-за звонков перешли: ну как перешли — поставили дополнительно, кто там не мог раньше созваниваться. И я соответственно тоже поставил из-за-за того, что с кем-то не удавалось созвониться. А вообще я не знаю: давал я тебе Portal WG? Программка это… Не… Как она называется: VPN WireGuard. И там она. Вот эти все убирает запреты, и звонки работают. Там у них свой можно сделать config: сгенерировать прямо в этой программе. Ну config для VPN — любой VPN имеет конфигурацию. Вот эта программка может сама генерировать: не надо искать там нигде конфигурации. Но можно сделать Proton-конфигурацию: Proton даёт бесплатные. Вот эти конфиги. До весу к тому, что у них платно, конечно, VPN, но бесплатным тоже работает — ну там ограничение там да по странам, по скорости, но работает. Я. Вот нагенерировал этих конфигов людям, и эти конфиги работают. Вот в этом… В этой программке Portal: ставишь её, туда config загружаешь, можно страну там выбрать — но обычно это US какая-нибудь или там Нидерланды чаще всего. Вот включаешь — всё: она очень простая, быстро подключается, и всё работает, никакие блокировки больше не действуют. Ну и вариант ещё есть, но он более сложный: у меня есть платный VPN, но она зараза присылает коды авторизации на почту: когда ты заходишь на новое устройство, надо подтверждать код. Я. Вот так давал людям — они мне потом через несколько дней: «сбрось код, сбрось код», потому что… Я не знаю почему. Казалось бы, авторизовался раз — и пользуюсь. Она видит, что устройство… Разные места захода, разные географически — и она начинает выпендриваться и просит код. Но какое-то время она работает. Так, что. Вот такие варианты. Если тебе нужно — я не помню, скидывал я тебе или нет: сейчас в чате просмотрю все файлы, которые были. Если нет — я тебе скину. Может в принципе сразу поставить тебе этот Portal — пригодится. Portal, Portal — там как хочешь называй: он пригодится потом когда-нибудь.</w:t>
+      </w:r>
+    </w:p>
+    <w:p>
+      <w:pPr>
+        <w:spacing w:before="200" w:after="40"/>
+        <w:ind w:firstLine="0"/>
+      </w:pPr>
+      <w:r>
+        <w:rPr>
+          <w:rFonts w:ascii="Times New Roman" w:hAnsi="Times New Roman" w:cs="Times New Roman" w:eastAsia="Times New Roman"/>
+          <w:b/>
+          <w:i w:val="0"/>
+          <w:color w:val="1F4E79"/>
+          <w:sz w:val="24"/>
+        </w:rPr>
+        <w:t>Анфи</w:t>
+      </w:r>
+      <w:r>
+        <w:rPr>
+          <w:rFonts w:ascii="Times New Roman" w:hAnsi="Times New Roman" w:cs="Times New Roman" w:eastAsia="Times New Roman"/>
+          <w:b w:val="0"/>
+          <w:i/>
+          <w:color w:val="6B6B6B"/>
+          <w:sz w:val="18"/>
+        </w:rPr>
+        <w:t xml:space="preserve">   ·   14:58</w:t>
+      </w:r>
+    </w:p>
+    <w:p>
+      <w:pPr>
+        <w:spacing w:after="160" w:line="276" w:lineRule="auto"/>
+        <w:ind w:firstLine="425"/>
+        <w:jc w:val="both"/>
+        <w:pBdr>
+          <w:left w:val="single" w:sz="12" w:space="8" w:color="1F4E79"/>
+        </w:pBdr>
+      </w:pPr>
+      <w:r>
+        <w:rPr>
+          <w:rFonts w:ascii="Times New Roman" w:hAnsi="Times New Roman" w:cs="Times New Roman" w:eastAsia="Times New Roman"/>
+          <w:b w:val="0"/>
+          <w:i w:val="0"/>
+          <w:color w:val="1F4E79"/>
+          <w:sz w:val="24"/>
+        </w:rPr>
+        <w:t>На данный момент мне больше всего подходит вариант с этим порталом, с программой сетей для VPN.</w:t>
+      </w:r>
+    </w:p>
+    <w:p>
+      <w:pPr>
+        <w:spacing w:before="200" w:after="40"/>
+        <w:ind w:firstLine="0"/>
+      </w:pPr>
+      <w:r>
+        <w:rPr>
+          <w:rFonts w:ascii="Times New Roman" w:hAnsi="Times New Roman" w:cs="Times New Roman" w:eastAsia="Times New Roman"/>
+          <w:b/>
+          <w:i w:val="0"/>
+          <w:color w:val="C00000"/>
+          <w:sz w:val="24"/>
+        </w:rPr>
+        <w:t>Kir</w:t>
+      </w:r>
+      <w:r>
+        <w:rPr>
+          <w:rFonts w:ascii="Times New Roman" w:hAnsi="Times New Roman" w:cs="Times New Roman" w:eastAsia="Times New Roman"/>
+          <w:b w:val="0"/>
+          <w:i/>
+          <w:color w:val="6B6B6B"/>
+          <w:sz w:val="18"/>
+        </w:rPr>
+        <w:t xml:space="preserve">   ·   15:00</w:t>
+      </w:r>
+    </w:p>
+    <w:p>
+      <w:pPr>
+        <w:spacing w:after="160" w:line="276" w:lineRule="auto"/>
+        <w:ind w:firstLine="425"/>
+        <w:jc w:val="both"/>
+        <w:pBdr>
+          <w:left w:val="single" w:sz="12" w:space="8" w:color="C00000"/>
+        </w:pBdr>
+      </w:pPr>
+      <w:r>
+        <w:rPr>
+          <w:rFonts w:ascii="Times New Roman" w:hAnsi="Times New Roman" w:cs="Times New Roman" w:eastAsia="Times New Roman"/>
+          <w:b w:val="0"/>
+          <w:i w:val="0"/>
+          <w:color w:val="C00000"/>
+          <w:sz w:val="24"/>
+        </w:rPr>
+        <w:t>Portal WG.</w:t>
+      </w:r>
+    </w:p>
+    <w:p>
+      <w:pPr>
+        <w:spacing w:before="200" w:after="40"/>
+        <w:ind w:firstLine="0"/>
+      </w:pPr>
+      <w:r>
+        <w:rPr>
+          <w:rFonts w:ascii="Times New Roman" w:hAnsi="Times New Roman" w:cs="Times New Roman" w:eastAsia="Times New Roman"/>
+          <w:b/>
+          <w:i w:val="0"/>
+          <w:color w:val="C00000"/>
+          <w:sz w:val="24"/>
+        </w:rPr>
+        <w:t>Kir</w:t>
+      </w:r>
+      <w:r>
+        <w:rPr>
+          <w:rFonts w:ascii="Times New Roman" w:hAnsi="Times New Roman" w:cs="Times New Roman" w:eastAsia="Times New Roman"/>
+          <w:b w:val="0"/>
+          <w:i/>
+          <w:color w:val="6B6B6B"/>
+          <w:sz w:val="18"/>
+        </w:rPr>
+        <w:t xml:space="preserve">   ·   19:47</w:t>
+      </w:r>
+    </w:p>
+    <w:p>
+      <w:pPr>
+        <w:spacing w:after="160" w:line="276" w:lineRule="auto"/>
+        <w:ind w:firstLine="425"/>
+        <w:jc w:val="both"/>
+        <w:pBdr>
+          <w:left w:val="single" w:sz="12" w:space="8" w:color="C00000"/>
+        </w:pBdr>
+      </w:pPr>
+      <w:r>
+        <w:rPr>
+          <w:rFonts w:ascii="Times New Roman" w:hAnsi="Times New Roman" w:cs="Times New Roman" w:eastAsia="Times New Roman"/>
+          <w:b w:val="0"/>
+          <w:i w:val="0"/>
+          <w:color w:val="C00000"/>
+          <w:sz w:val="24"/>
+        </w:rPr>
+        <w:t>Да блин.</w:t>
+      </w:r>
+    </w:p>
+    <w:p>
+      <w:pPr>
+        <w:spacing w:before="200" w:after="40"/>
+        <w:ind w:firstLine="0"/>
+      </w:pPr>
+      <w:r>
+        <w:rPr>
+          <w:rFonts w:ascii="Times New Roman" w:hAnsi="Times New Roman" w:cs="Times New Roman" w:eastAsia="Times New Roman"/>
+          <w:b/>
+          <w:i w:val="0"/>
+          <w:color w:val="C00000"/>
+          <w:sz w:val="24"/>
+        </w:rPr>
+        <w:t>Kir</w:t>
+      </w:r>
+      <w:r>
+        <w:rPr>
+          <w:rFonts w:ascii="Times New Roman" w:hAnsi="Times New Roman" w:cs="Times New Roman" w:eastAsia="Times New Roman"/>
+          <w:b w:val="0"/>
+          <w:i/>
+          <w:color w:val="6B6B6B"/>
+          <w:sz w:val="18"/>
+        </w:rPr>
+        <w:t xml:space="preserve">   ·   19:47</w:t>
+      </w:r>
+    </w:p>
+    <w:p>
+      <w:pPr>
+        <w:spacing w:after="160" w:line="276" w:lineRule="auto"/>
+        <w:ind w:firstLine="425"/>
+        <w:jc w:val="both"/>
+        <w:pBdr>
+          <w:left w:val="single" w:sz="12" w:space="8" w:color="C00000"/>
+        </w:pBdr>
+      </w:pPr>
+      <w:r>
+        <w:rPr>
+          <w:rFonts w:ascii="Times New Roman" w:hAnsi="Times New Roman" w:cs="Times New Roman" w:eastAsia="Times New Roman"/>
+          <w:b w:val="0"/>
+          <w:i w:val="0"/>
+          <w:color w:val="C00000"/>
+          <w:sz w:val="24"/>
+        </w:rPr>
+        <w:t>А вызов есть?</w:t>
+      </w:r>
+    </w:p>
+    <w:p>
+      <w:pPr>
+        <w:spacing w:before="200" w:after="40"/>
+        <w:ind w:firstLine="0"/>
+      </w:pPr>
+      <w:r>
+        <w:rPr>
+          <w:rFonts w:ascii="Times New Roman" w:hAnsi="Times New Roman" w:cs="Times New Roman" w:eastAsia="Times New Roman"/>
+          <w:b/>
+          <w:i w:val="0"/>
+          <w:color w:val="1F4E79"/>
+          <w:sz w:val="24"/>
+        </w:rPr>
+        <w:t>Анфи</w:t>
+      </w:r>
+      <w:r>
+        <w:rPr>
+          <w:rFonts w:ascii="Times New Roman" w:hAnsi="Times New Roman" w:cs="Times New Roman" w:eastAsia="Times New Roman"/>
+          <w:b w:val="0"/>
+          <w:i/>
+          <w:color w:val="6B6B6B"/>
+          <w:sz w:val="18"/>
+        </w:rPr>
+        <w:t xml:space="preserve">   ·   19:48</w:t>
+      </w:r>
+    </w:p>
+    <w:p>
+      <w:pPr>
+        <w:spacing w:after="160" w:line="276" w:lineRule="auto"/>
+        <w:ind w:firstLine="425"/>
+        <w:jc w:val="both"/>
+        <w:pBdr>
+          <w:left w:val="single" w:sz="12" w:space="8" w:color="1F4E79"/>
+        </w:pBdr>
+      </w:pPr>
+      <w:r>
+        <w:rPr>
+          <w:rFonts w:ascii="Times New Roman" w:hAnsi="Times New Roman" w:cs="Times New Roman" w:eastAsia="Times New Roman"/>
+          <w:b w:val="0"/>
+          <w:i w:val="0"/>
+          <w:color w:val="1F4E79"/>
+          <w:sz w:val="24"/>
+        </w:rPr>
+        <w:t>Чё, ещё раз перезвоните?</w:t>
+      </w:r>
+    </w:p>
+    <w:p>
+      <w:pPr>
+        <w:spacing w:before="200" w:after="40"/>
+        <w:ind w:firstLine="0"/>
+      </w:pPr>
+      <w:r>
+        <w:rPr>
+          <w:rFonts w:ascii="Times New Roman" w:hAnsi="Times New Roman" w:cs="Times New Roman" w:eastAsia="Times New Roman"/>
+          <w:b/>
+          <w:i w:val="0"/>
+          <w:color w:val="C00000"/>
+          <w:sz w:val="24"/>
+        </w:rPr>
+        <w:t>Kir</w:t>
+      </w:r>
+      <w:r>
+        <w:rPr>
+          <w:rFonts w:ascii="Times New Roman" w:hAnsi="Times New Roman" w:cs="Times New Roman" w:eastAsia="Times New Roman"/>
+          <w:b w:val="0"/>
+          <w:i/>
+          <w:color w:val="6B6B6B"/>
+          <w:sz w:val="18"/>
+        </w:rPr>
+        <w:t xml:space="preserve">   ·   19:48</w:t>
+      </w:r>
+    </w:p>
+    <w:p>
+      <w:pPr>
+        <w:spacing w:after="160" w:line="276" w:lineRule="auto"/>
+        <w:ind w:firstLine="425"/>
+        <w:jc w:val="both"/>
+        <w:pBdr>
+          <w:left w:val="single" w:sz="12" w:space="8" w:color="C00000"/>
+        </w:pBdr>
+      </w:pPr>
+      <w:r>
+        <w:rPr>
+          <w:rFonts w:ascii="Times New Roman" w:hAnsi="Times New Roman" w:cs="Times New Roman" w:eastAsia="Times New Roman"/>
+          <w:b w:val="0"/>
+          <w:i w:val="0"/>
+          <w:color w:val="C00000"/>
+          <w:sz w:val="24"/>
+        </w:rPr>
+        <w:t>Давай.</w:t>
+      </w:r>
+    </w:p>
+    <w:p>
+      <w:pPr>
+        <w:spacing w:before="200" w:after="40"/>
+        <w:ind w:firstLine="0"/>
+      </w:pPr>
+      <w:r>
+        <w:rPr>
+          <w:rFonts w:ascii="Times New Roman" w:hAnsi="Times New Roman" w:cs="Times New Roman" w:eastAsia="Times New Roman"/>
+          <w:b/>
+          <w:i w:val="0"/>
+          <w:color w:val="C00000"/>
+          <w:sz w:val="24"/>
+        </w:rPr>
+        <w:t>Kir</w:t>
+      </w:r>
+      <w:r>
+        <w:rPr>
+          <w:rFonts w:ascii="Times New Roman" w:hAnsi="Times New Roman" w:cs="Times New Roman" w:eastAsia="Times New Roman"/>
+          <w:b w:val="0"/>
+          <w:i/>
+          <w:color w:val="6B6B6B"/>
+          <w:sz w:val="18"/>
+        </w:rPr>
+        <w:t xml:space="preserve">   ·   19:49</w:t>
+      </w:r>
+    </w:p>
+    <w:p>
+      <w:pPr>
+        <w:spacing w:after="160" w:line="276" w:lineRule="auto"/>
+        <w:ind w:firstLine="425"/>
+        <w:jc w:val="both"/>
+        <w:pBdr>
+          <w:left w:val="single" w:sz="12" w:space="8" w:color="C00000"/>
+        </w:pBdr>
+      </w:pPr>
+      <w:r>
+        <w:rPr>
+          <w:rFonts w:ascii="Times New Roman" w:hAnsi="Times New Roman" w:eastAsia="Times New Roman"/>
+          <w:color w:val="C00000"/>
+          <w:sz w:val="24"/>
+        </w:rPr>
+        <w:t>Короче, мне приходит только оповещение о пропущенном. Самого звонка нет. А у тебя включен. Вот этот портал?</w:t>
+      </w:r>
+    </w:p>
+    <w:p>
+      <w:pPr>
+        <w:spacing w:before="200" w:after="40"/>
+        <w:ind w:firstLine="0"/>
+      </w:pPr>
+      <w:r>
+        <w:rPr>
+          <w:rFonts w:ascii="Times New Roman" w:hAnsi="Times New Roman" w:cs="Times New Roman" w:eastAsia="Times New Roman"/>
+          <w:b/>
+          <w:i w:val="0"/>
+          <w:color w:val="1F4E79"/>
+          <w:sz w:val="24"/>
+        </w:rPr>
+        <w:t>Анфи</w:t>
+      </w:r>
+      <w:r>
+        <w:rPr>
+          <w:rFonts w:ascii="Times New Roman" w:hAnsi="Times New Roman" w:cs="Times New Roman" w:eastAsia="Times New Roman"/>
+          <w:b w:val="0"/>
+          <w:i/>
+          <w:color w:val="6B6B6B"/>
+          <w:sz w:val="18"/>
+        </w:rPr>
+        <w:t xml:space="preserve">   ·   19:49</w:t>
+      </w:r>
+    </w:p>
+    <w:p>
+      <w:pPr>
+        <w:spacing w:after="160" w:line="276" w:lineRule="auto"/>
+        <w:ind w:firstLine="425"/>
+        <w:jc w:val="both"/>
+        <w:pBdr>
+          <w:left w:val="single" w:sz="12" w:space="8" w:color="1F4E79"/>
+        </w:pBdr>
+      </w:pPr>
+      <w:r>
+        <w:rPr>
+          <w:rFonts w:ascii="Times New Roman" w:hAnsi="Times New Roman" w:eastAsia="Times New Roman"/>
+          <w:color w:val="1F4E79"/>
+          <w:sz w:val="24"/>
+        </w:rPr>
+        <w:t>Да, вроде включен. Ты мне можешь позвонить? Именно не ссылкой, а ну, просто позвонить, как я?</w:t>
+      </w:r>
+    </w:p>
+    <w:p>
+      <w:pPr>
+        <w:spacing w:before="200" w:after="40"/>
+        <w:ind w:firstLine="0"/>
+      </w:pPr>
+      <w:r>
+        <w:rPr>
+          <w:rFonts w:ascii="Times New Roman" w:hAnsi="Times New Roman" w:cs="Times New Roman" w:eastAsia="Times New Roman"/>
+          <w:b/>
+          <w:i w:val="0"/>
+          <w:color w:val="C00000"/>
+          <w:sz w:val="24"/>
+        </w:rPr>
+        <w:t>Kir</w:t>
+      </w:r>
+      <w:r>
+        <w:rPr>
+          <w:rFonts w:ascii="Times New Roman" w:hAnsi="Times New Roman" w:cs="Times New Roman" w:eastAsia="Times New Roman"/>
+          <w:b w:val="0"/>
+          <w:i/>
+          <w:color w:val="6B6B6B"/>
+          <w:sz w:val="18"/>
+        </w:rPr>
+        <w:t xml:space="preserve">   ·   19:50</w:t>
+      </w:r>
+    </w:p>
+    <w:p>
+      <w:pPr>
+        <w:spacing w:after="160" w:line="276" w:lineRule="auto"/>
+        <w:ind w:firstLine="425"/>
+        <w:jc w:val="both"/>
+        <w:pBdr>
+          <w:left w:val="single" w:sz="12" w:space="8" w:color="C00000"/>
+        </w:pBdr>
+      </w:pPr>
+      <w:r>
+        <w:rPr>
+          <w:rFonts w:ascii="Times New Roman" w:hAnsi="Times New Roman" w:cs="Times New Roman" w:eastAsia="Times New Roman"/>
+          <w:b w:val="0"/>
+          <w:i w:val="0"/>
+          <w:color w:val="C00000"/>
+          <w:sz w:val="24"/>
+        </w:rPr>
+        <w:t>Не могу, у тебя же отключенный входящий Он мне предлагает только ссылку отправить При нажатии на зону.</w:t>
+      </w:r>
+    </w:p>
+    <w:p>
+      <w:pPr>
+        <w:spacing w:before="200" w:after="40"/>
+        <w:ind w:firstLine="0"/>
+      </w:pPr>
+      <w:r>
+        <w:rPr>
+          <w:rFonts w:ascii="Times New Roman" w:hAnsi="Times New Roman" w:cs="Times New Roman" w:eastAsia="Times New Roman"/>
+          <w:b/>
+          <w:i w:val="0"/>
+          <w:color w:val="C00000"/>
+          <w:sz w:val="24"/>
+        </w:rPr>
+        <w:t>Kir</w:t>
+      </w:r>
+      <w:r>
+        <w:rPr>
+          <w:rFonts w:ascii="Times New Roman" w:hAnsi="Times New Roman" w:cs="Times New Roman" w:eastAsia="Times New Roman"/>
+          <w:b w:val="0"/>
+          <w:i/>
+          <w:color w:val="6B6B6B"/>
+          <w:sz w:val="18"/>
+        </w:rPr>
+        <w:t xml:space="preserve">   ·   19:51</w:t>
+      </w:r>
+    </w:p>
+    <w:p>
+      <w:pPr>
+        <w:spacing w:after="160" w:line="276" w:lineRule="auto"/>
+        <w:ind w:firstLine="425"/>
+        <w:jc w:val="both"/>
+        <w:pBdr>
+          <w:left w:val="single" w:sz="12" w:space="8" w:color="C00000"/>
+        </w:pBdr>
+      </w:pPr>
+      <w:r>
+        <w:rPr>
+          <w:rFonts w:ascii="Times New Roman" w:hAnsi="Times New Roman" w:eastAsia="Times New Roman"/>
+          <w:color w:val="C00000"/>
+          <w:sz w:val="24"/>
+        </w:rPr>
+        <w:t>Ссылка работает, я на нее нажал и там нужно присоединиться к групповому звонку по идее ты тоже можешь присоединиться.</w:t>
+      </w:r>
+    </w:p>
+    <w:p>
+      <w:pPr>
+        <w:spacing w:before="200" w:after="40"/>
+        <w:ind w:firstLine="0"/>
+      </w:pPr>
+      <w:r>
+        <w:rPr>
+          <w:rFonts w:ascii="Times New Roman" w:hAnsi="Times New Roman" w:cs="Times New Roman" w:eastAsia="Times New Roman"/>
+          <w:b/>
+          <w:i w:val="0"/>
+          <w:color w:val="1F4E79"/>
+          <w:sz w:val="24"/>
+        </w:rPr>
+        <w:t>Анфи</w:t>
+      </w:r>
+      <w:r>
+        <w:rPr>
+          <w:rFonts w:ascii="Times New Roman" w:hAnsi="Times New Roman" w:cs="Times New Roman" w:eastAsia="Times New Roman"/>
+          <w:b w:val="0"/>
+          <w:i/>
+          <w:color w:val="6B6B6B"/>
+          <w:sz w:val="18"/>
+        </w:rPr>
+        <w:t xml:space="preserve">   ·   19:52</w:t>
+      </w:r>
+    </w:p>
+    <w:p>
+      <w:pPr>
+        <w:spacing w:after="160" w:line="276" w:lineRule="auto"/>
+        <w:ind w:firstLine="425"/>
+        <w:jc w:val="both"/>
+        <w:pBdr>
+          <w:left w:val="single" w:sz="12" w:space="8" w:color="1F4E79"/>
+        </w:pBdr>
+      </w:pPr>
+      <w:r>
+        <w:rPr>
+          <w:rFonts w:ascii="Times New Roman" w:hAnsi="Times New Roman" w:cs="Times New Roman" w:eastAsia="Times New Roman"/>
+          <w:b w:val="0"/>
+          <w:i w:val="0"/>
+          <w:color w:val="1F4E79"/>
+          <w:sz w:val="24"/>
+        </w:rPr>
+        <w:t>Ну, я пыталась присоединить, но что-то ни хрена не получается там. Ну вот, я открыла звонки, короче.</w:t>
+      </w:r>
+    </w:p>
+    <w:p>
+      <w:pPr>
+        <w:spacing w:before="200" w:after="40"/>
+        <w:ind w:firstLine="0"/>
+      </w:pPr>
+      <w:r>
+        <w:rPr>
+          <w:rFonts w:ascii="Times New Roman" w:hAnsi="Times New Roman" w:cs="Times New Roman" w:eastAsia="Times New Roman"/>
+          <w:b/>
+          <w:i w:val="0"/>
+          <w:color w:val="C00000"/>
+          <w:sz w:val="24"/>
+        </w:rPr>
+        <w:t>Kir</w:t>
+      </w:r>
+      <w:r>
+        <w:rPr>
+          <w:rFonts w:ascii="Times New Roman" w:hAnsi="Times New Roman" w:cs="Times New Roman" w:eastAsia="Times New Roman"/>
+          <w:b w:val="0"/>
+          <w:i/>
+          <w:color w:val="6B6B6B"/>
+          <w:sz w:val="18"/>
+        </w:rPr>
+        <w:t xml:space="preserve">   ·   22:53</w:t>
+      </w:r>
+    </w:p>
+    <w:p>
+      <w:pPr>
+        <w:spacing w:after="160" w:line="276" w:lineRule="auto"/>
+        <w:ind w:firstLine="425"/>
+        <w:jc w:val="both"/>
+        <w:pBdr>
+          <w:left w:val="single" w:sz="12" w:space="8" w:color="C00000"/>
+        </w:pBdr>
+      </w:pPr>
+      <w:r>
+        <w:rPr>
+          <w:rFonts w:ascii="Times New Roman" w:hAnsi="Times New Roman" w:eastAsia="Times New Roman"/>
+          <w:color w:val="C00000"/>
+          <w:sz w:val="24"/>
+        </w:rPr>
+        <w:t>Что я тут только закончил, и просто. Ну мы долго там звонили по поводу дела: короче, человек хочет там сделать видео — рекламное видео туда-сюда. То мы вдвоём, если нормально? Ну или я могу набрать, или ты.</w:t>
+      </w:r>
+    </w:p>
+    <w:p>
+      <w:pPr>
+        <w:spacing w:before="200" w:after="40"/>
+        <w:ind w:firstLine="0"/>
+      </w:pPr>
+      <w:r>
+        <w:rPr>
+          <w:rFonts w:ascii="Times New Roman" w:hAnsi="Times New Roman" w:cs="Times New Roman" w:eastAsia="Times New Roman"/>
+          <w:b/>
+          <w:i w:val="0"/>
+          <w:color w:val="1F4E79"/>
+          <w:sz w:val="24"/>
+        </w:rPr>
+        <w:t>Анфи</w:t>
+      </w:r>
+      <w:r>
+        <w:rPr>
+          <w:rFonts w:ascii="Times New Roman" w:hAnsi="Times New Roman" w:cs="Times New Roman" w:eastAsia="Times New Roman"/>
+          <w:b w:val="0"/>
+          <w:i/>
+          <w:color w:val="6B6B6B"/>
+          <w:sz w:val="18"/>
+        </w:rPr>
+        <w:t xml:space="preserve">   ·   22:54</w:t>
+      </w:r>
+    </w:p>
+    <w:p>
+      <w:pPr>
+        <w:spacing w:after="160" w:line="276" w:lineRule="auto"/>
+        <w:ind w:firstLine="425"/>
+        <w:jc w:val="both"/>
+        <w:pBdr>
+          <w:left w:val="single" w:sz="12" w:space="8" w:color="1F4E79"/>
+        </w:pBdr>
+      </w:pPr>
+      <w:r>
+        <w:rPr>
+          <w:rFonts w:ascii="Times New Roman" w:hAnsi="Times New Roman" w:cs="Times New Roman" w:eastAsia="Times New Roman"/>
+          <w:b w:val="0"/>
+          <w:i w:val="0"/>
+          <w:color w:val="1F4E79"/>
+          <w:sz w:val="24"/>
+        </w:rPr>
+        <w:t>Да, нормально, я еще спать не собираюсь, поэтому можешь мне позвонить.</w:t>
+      </w:r>
+    </w:p>
+    <w:p>
+      <w:pPr>
+        <w:spacing w:before="200" w:after="40"/>
+        <w:ind w:firstLine="0"/>
+      </w:pPr>
+      <w:r>
+        <w:rPr>
+          <w:rFonts w:ascii="Times New Roman" w:hAnsi="Times New Roman" w:cs="Times New Roman" w:eastAsia="Times New Roman"/>
+          <w:b/>
+          <w:i w:val="0"/>
+          <w:color w:val="C00000"/>
+          <w:sz w:val="24"/>
+        </w:rPr>
+        <w:t>Kir</w:t>
+      </w:r>
+      <w:r>
+        <w:rPr>
+          <w:rFonts w:ascii="Times New Roman" w:hAnsi="Times New Roman" w:cs="Times New Roman" w:eastAsia="Times New Roman"/>
+          <w:b w:val="0"/>
+          <w:i/>
+          <w:color w:val="6B6B6B"/>
+          <w:sz w:val="18"/>
+        </w:rPr>
+        <w:t xml:space="preserve">   ·   23:35</w:t>
+      </w:r>
+    </w:p>
+    <w:p>
+      <w:pPr>
+        <w:spacing w:after="160" w:line="276" w:lineRule="auto"/>
+        <w:ind w:firstLine="425"/>
+        <w:jc w:val="both"/>
+        <w:pBdr>
+          <w:left w:val="single" w:sz="12" w:space="8" w:color="C00000"/>
+        </w:pBdr>
+      </w:pPr>
+      <w:r>
+        <w:rPr>
+          <w:rFonts w:ascii="Times New Roman" w:hAnsi="Times New Roman" w:cs="Times New Roman" w:eastAsia="Times New Roman"/>
+          <w:b w:val="0"/>
+          <w:i w:val="0"/>
+          <w:color w:val="C00000"/>
+          <w:sz w:val="24"/>
+        </w:rPr>
+        <w:t>ReBirth — программный синтезатор девяностых годов.</w:t>
       </w:r>
     </w:p>
     <w:p>
@@ -1857,7 +4695,51 @@
           <w:color w:val="2E5A3C"/>
           <w:sz w:val="26"/>
         </w:rPr>
-        <w:t>8 февраля 2026</w:t>
+        <w:t>25 февраля 2026</w:t>
+      </w:r>
+    </w:p>
+    <w:p>
+      <w:pPr>
+        <w:spacing w:before="200" w:after="40"/>
+        <w:ind w:firstLine="0"/>
+      </w:pPr>
+      <w:r>
+        <w:rPr>
+          <w:rFonts w:ascii="Times New Roman" w:hAnsi="Times New Roman" w:cs="Times New Roman" w:eastAsia="Times New Roman"/>
+          <w:b/>
+          <w:i w:val="0"/>
+          <w:color w:val="1F4E79"/>
+          <w:sz w:val="24"/>
+        </w:rPr>
+        <w:t>Анфи</w:t>
+      </w:r>
+      <w:r>
+        <w:rPr>
+          <w:rFonts w:ascii="Times New Roman" w:hAnsi="Times New Roman" w:cs="Times New Roman" w:eastAsia="Times New Roman"/>
+          <w:b w:val="0"/>
+          <w:i/>
+          <w:color w:val="6B6B6B"/>
+          <w:sz w:val="18"/>
+        </w:rPr>
+        <w:t xml:space="preserve">   ·   19:57</w:t>
+      </w:r>
+    </w:p>
+    <w:p>
+      <w:pPr>
+        <w:spacing w:after="160" w:line="276" w:lineRule="auto"/>
+        <w:ind w:firstLine="425"/>
+        <w:jc w:val="both"/>
+        <w:pBdr>
+          <w:left w:val="single" w:sz="12" w:space="8" w:color="1F4E79"/>
+        </w:pBdr>
+      </w:pPr>
+      <w:r>
+        <w:rPr>
+          <w:rFonts w:ascii="Times New Roman" w:hAnsi="Times New Roman" w:eastAsia="Times New Roman"/>
+          <w:color w:val="1F4E79"/>
+          <w:sz w:val="24"/>
+        </w:rPr>
+        <w:t>Скорее всего, я вышла из-за-за того, что меня добавили в новую группу, я вошла в нее, а видимо в двух семьях жить на две семьи нельзя? Жестко-жестко.</w:t>
       </w:r>
     </w:p>
     <w:p>
@@ -1883,7 +4765,7 @@
           <w:color w:val="6B6B6B"/>
           <w:sz w:val="18"/>
         </w:rPr>
-        <w:t xml:space="preserve">   ·   10:17</w:t>
+        <w:t xml:space="preserve">   ·   20:04</w:t>
       </w:r>
     </w:p>
     <w:p>
@@ -1903,7 +4785,27 @@
           <w:color w:val="C00000"/>
           <w:sz w:val="24"/>
         </w:rPr>
-        <w:t>Не.</w:t>
+        <w:t>Традиционные ценности.</w:t>
+      </w:r>
+    </w:p>
+    <w:p>
+      <w:pPr>
+        <w:spacing w:before="360" w:after="160"/>
+        <w:ind w:firstLine="0"/>
+        <w:jc w:val="left"/>
+        <w:pBdr>
+          <w:bottom w:val="single" w:sz="8" w:space="6" w:color="2E5A3C"/>
+        </w:pBdr>
+      </w:pPr>
+      <w:r>
+        <w:rPr>
+          <w:rFonts w:ascii="Times New Roman" w:hAnsi="Times New Roman" w:cs="Times New Roman" w:eastAsia="Times New Roman"/>
+          <w:b/>
+          <w:i w:val="0"/>
+          <w:color w:val="2E5A3C"/>
+          <w:sz w:val="26"/>
+        </w:rPr>
+        <w:t>26 февраля 2026</w:t>
       </w:r>
     </w:p>
     <w:p>
@@ -1929,7 +4831,7 @@
           <w:color w:val="6B6B6B"/>
           <w:sz w:val="18"/>
         </w:rPr>
-        <w:t xml:space="preserve">   ·   10:17</w:t>
+        <w:t xml:space="preserve">   ·   17:10</w:t>
       </w:r>
     </w:p>
     <w:p>
@@ -1943,13 +4845,11 @@
       </w:pPr>
       <w:r>
         <w:rPr>
-          <w:rFonts w:ascii="Times New Roman" w:hAnsi="Times New Roman" w:cs="Times New Roman" w:eastAsia="Times New Roman"/>
-          <w:b w:val="0"/>
-          <w:i w:val="0"/>
+          <w:rFonts w:ascii="Times New Roman" w:hAnsi="Times New Roman" w:eastAsia="Times New Roman"/>
           <w:color w:val="C00000"/>
           <w:sz w:val="24"/>
         </w:rPr>
-        <w:t>Гемора куча смысла нету.</w:t>
+        <w:t>У нас еще столько йогурта остается. Если не разрезать банку, бутылку эту, и не достать ложкой, то очень много можно выбросить просто. Вот я, когда. Вот сейчас я открыл в очередной раз, его оказалось больше даже чем обычно. Короче там значительная такая порция. Если люди не разрезают, они просто выкидывают очень много. Я не знаю, есть у кого-то привычка еще такая разрезать, но у меня есть.</w:t>
       </w:r>
     </w:p>
     <w:p>
@@ -1975,7 +4875,7 @@
           <w:color w:val="6B6B6B"/>
           <w:sz w:val="18"/>
         </w:rPr>
-        <w:t xml:space="preserve">   ·   10:27</w:t>
+        <w:t xml:space="preserve">   ·   18:24</w:t>
       </w:r>
     </w:p>
     <w:p>
@@ -1995,7 +4895,51 @@
           <w:color w:val="1F4E79"/>
           <w:sz w:val="24"/>
         </w:rPr>
-        <w:t>Эта про что.</w:t>
+        <w:t>Ну, во-первых, люди хуй наблюдят, известный факт, а насчёт болезни, когда я болею, у меня сначала голова начинает болеть, почти всегда так. И я сразу понимаю, что я заболеваю, сразу начинаю лечиться, а потом, когда выздоровею уже, то на своё долгое время достаточно сохраняется.</w:t>
+      </w:r>
+    </w:p>
+    <w:p>
+      <w:pPr>
+        <w:spacing w:before="200" w:after="40"/>
+        <w:ind w:firstLine="0"/>
+      </w:pPr>
+      <w:r>
+        <w:rPr>
+          <w:rFonts w:ascii="Times New Roman" w:hAnsi="Times New Roman" w:cs="Times New Roman" w:eastAsia="Times New Roman"/>
+          <w:b/>
+          <w:i w:val="0"/>
+          <w:color w:val="C00000"/>
+          <w:sz w:val="24"/>
+        </w:rPr>
+        <w:t>Kir</w:t>
+      </w:r>
+      <w:r>
+        <w:rPr>
+          <w:rFonts w:ascii="Times New Roman" w:hAnsi="Times New Roman" w:cs="Times New Roman" w:eastAsia="Times New Roman"/>
+          <w:b w:val="0"/>
+          <w:i/>
+          <w:color w:val="6B6B6B"/>
+          <w:sz w:val="18"/>
+        </w:rPr>
+        <w:t xml:space="preserve">   ·   18:45</w:t>
+      </w:r>
+    </w:p>
+    <w:p>
+      <w:pPr>
+        <w:spacing w:after="160" w:line="276" w:lineRule="auto"/>
+        <w:ind w:firstLine="425"/>
+        <w:jc w:val="both"/>
+        <w:pBdr>
+          <w:left w:val="single" w:sz="12" w:space="8" w:color="C00000"/>
+        </w:pBdr>
+      </w:pPr>
+      <w:r>
+        <w:rPr>
+          <w:rFonts w:ascii="Times New Roman" w:hAnsi="Times New Roman" w:eastAsia="Times New Roman"/>
+          <w:color w:val="C00000"/>
+          <w:sz w:val="24"/>
+        </w:rPr>
+        <w:t>Именно болеть начинает, или начинает вести себя. Вот как у меня сейчас? Вот я не знаю, слышно тебе в записи: такой типа, знаешь, человек только проснулся — такое «да, алё». Короче: вот такого типа голос, или именно болит, а голос нормальный? Ну короче: в тембре это сказывается или нет?</w:t>
       </w:r>
     </w:p>
     <w:p>
@@ -2021,7 +4965,7 @@
           <w:color w:val="6B6B6B"/>
           <w:sz w:val="18"/>
         </w:rPr>
-        <w:t xml:space="preserve">   ·   11:11</w:t>
+        <w:t xml:space="preserve">   ·   19:51</w:t>
       </w:r>
     </w:p>
     <w:p>
@@ -2035,13 +4979,57 @@
       </w:pPr>
       <w:r>
         <w:rPr>
+          <w:rFonts w:ascii="Times New Roman" w:hAnsi="Times New Roman" w:eastAsia="Times New Roman"/>
+          <w:color w:val="1F4E79"/>
+          <w:sz w:val="24"/>
+        </w:rPr>
+        <w:t>Не, на тембре-то это вообще не сказывается, это. Вот именно боль в горле — острое, и всё.</w:t>
+      </w:r>
+    </w:p>
+    <w:p>
+      <w:pPr>
+        <w:spacing w:before="200" w:after="40"/>
+        <w:ind w:firstLine="0"/>
+      </w:pPr>
+      <w:r>
+        <w:rPr>
+          <w:rFonts w:ascii="Times New Roman" w:hAnsi="Times New Roman" w:cs="Times New Roman" w:eastAsia="Times New Roman"/>
+          <w:b/>
+          <w:i w:val="0"/>
+          <w:color w:val="C00000"/>
+          <w:sz w:val="24"/>
+        </w:rPr>
+        <w:t>Kir</w:t>
+      </w:r>
+      <w:r>
+        <w:rPr>
+          <w:rFonts w:ascii="Times New Roman" w:hAnsi="Times New Roman" w:cs="Times New Roman" w:eastAsia="Times New Roman"/>
+          <w:b w:val="0"/>
+          <w:i/>
+          <w:color w:val="6B6B6B"/>
+          <w:sz w:val="18"/>
+        </w:rPr>
+        <w:t xml:space="preserve">   ·   19:51</w:t>
+      </w:r>
+    </w:p>
+    <w:p>
+      <w:pPr>
+        <w:spacing w:after="160" w:line="276" w:lineRule="auto"/>
+        <w:ind w:firstLine="425"/>
+        <w:jc w:val="both"/>
+        <w:pBdr>
+          <w:left w:val="single" w:sz="12" w:space="8" w:color="C00000"/>
+        </w:pBdr>
+      </w:pPr>
+      <w:r>
+        <w:rPr>
           <w:rFonts w:ascii="Times New Roman" w:hAnsi="Times New Roman" w:cs="Times New Roman" w:eastAsia="Times New Roman"/>
           <w:b w:val="0"/>
           <w:i w:val="0"/>
-          <w:color w:val="1F4E79"/>
+          <w:color w:val="C00000"/>
           <w:sz w:val="24"/>
         </w:rPr>
-        <w:t>согласна насчёт да когда людям что-то надо все сразу становятся ангелочками это факт сейчас буду дальше слушать.</w:t>
+        <w:t>Он говорит тебе, когда реакции кто-то ставит на твоё сообщение — просто не сообщение, именно реакция: просто он называет, какой конкретно смайлик поставили.</w:t>
       </w:r>
     </w:p>
     <w:p>
@@ -2067,7 +5055,7 @@
           <w:color w:val="6B6B6B"/>
           <w:sz w:val="18"/>
         </w:rPr>
-        <w:t xml:space="preserve">   ·   13:49</w:t>
+        <w:t xml:space="preserve">   ·   19:54</w:t>
       </w:r>
     </w:p>
     <w:p>
@@ -2081,13 +5069,11 @@
       </w:pPr>
       <w:r>
         <w:rPr>
-          <w:rFonts w:ascii="Times New Roman" w:hAnsi="Times New Roman" w:cs="Times New Roman" w:eastAsia="Times New Roman"/>
-          <w:b w:val="0"/>
-          <w:i w:val="0"/>
+          <w:rFonts w:ascii="Times New Roman" w:hAnsi="Times New Roman" w:eastAsia="Times New Roman"/>
           <w:color w:val="1F4E79"/>
           <w:sz w:val="24"/>
         </w:rPr>
-        <w:t>Скачайте лупы и сэмплы электрогитары в формате WAV 24 бит без авторских прав | Noiiz.</w:t>
+        <w:t>Да, я вижу реакции, а просто на них не реагирую?</w:t>
       </w:r>
     </w:p>
     <w:p>
@@ -2113,7 +5099,7 @@
           <w:color w:val="6B6B6B"/>
           <w:sz w:val="18"/>
         </w:rPr>
-        <w:t xml:space="preserve">   ·   13:50</w:t>
+        <w:t xml:space="preserve">   ·   19:58</w:t>
       </w:r>
     </w:p>
     <w:p>
@@ -2127,13 +5113,55 @@
       </w:pPr>
       <w:r>
         <w:rPr>
-          <w:rFonts w:ascii="Times New Roman" w:hAnsi="Times New Roman" w:cs="Times New Roman" w:eastAsia="Times New Roman"/>
-          <w:b w:val="0"/>
-          <w:i w:val="0"/>
+          <w:rFonts w:ascii="Times New Roman" w:hAnsi="Times New Roman" w:eastAsia="Times New Roman"/>
           <w:color w:val="1F4E79"/>
           <w:sz w:val="24"/>
         </w:rPr>
-        <w:t>Скажи пожалуйста, как скачать с сайта, я просто не очень разобралась, как это скачать?</w:t>
+        <w:t>Такой прикол, черный юморочек.</w:t>
+      </w:r>
+    </w:p>
+    <w:p>
+      <w:pPr>
+        <w:spacing w:before="200" w:after="40"/>
+        <w:ind w:firstLine="0"/>
+      </w:pPr>
+      <w:r>
+        <w:rPr>
+          <w:rFonts w:ascii="Times New Roman" w:hAnsi="Times New Roman" w:cs="Times New Roman" w:eastAsia="Times New Roman"/>
+          <w:b/>
+          <w:i w:val="0"/>
+          <w:color w:val="C00000"/>
+          <w:sz w:val="24"/>
+        </w:rPr>
+        <w:t>Kir</w:t>
+      </w:r>
+      <w:r>
+        <w:rPr>
+          <w:rFonts w:ascii="Times New Roman" w:hAnsi="Times New Roman" w:cs="Times New Roman" w:eastAsia="Times New Roman"/>
+          <w:b w:val="0"/>
+          <w:i/>
+          <w:color w:val="6B6B6B"/>
+          <w:sz w:val="18"/>
+        </w:rPr>
+        <w:t xml:space="preserve">   ·   20:03</w:t>
+      </w:r>
+    </w:p>
+    <w:p>
+      <w:pPr>
+        <w:spacing w:after="160" w:line="276" w:lineRule="auto"/>
+        <w:ind w:firstLine="425"/>
+        <w:jc w:val="both"/>
+        <w:pBdr>
+          <w:left w:val="single" w:sz="12" w:space="8" w:color="C00000"/>
+        </w:pBdr>
+      </w:pPr>
+      <w:r>
+        <w:rPr>
+          <w:rFonts w:ascii="Times New Roman" w:hAnsi="Times New Roman" w:eastAsia="Times New Roman"/>
+          <w:color w:val="C00000"/>
+          <w:sz w:val="24"/>
+        </w:rPr>
+        <w:t>Ну, я сам любитель, конечно, иногда всякого там чёрного, но какие-то есть такие образы, которых, ну опять же, это так лично чисто моё убеждение, которых лучше не касаться даже в шутку. Ну, это типа. Вот там суицид, потом суицид, тюремные там дела всякие. Оно прикольно пока нет с этим, ну, какой-то связей косвенной там или прямой. Те, у кого есть, уже оно не так смешно. Вот, если там у кого-то были попытки, допустим, для него это уже совсем не юмор. Или он знает людей, у которых были попытки или там ещё что-то. Вот такое. Ну, каждый сам выбирает там, как ему, в принципе, прикалываться. А лично я, допустим, не стараюсь именно. Вот не юморить на такие чёрные темы? А вообще люблю такие жёсткие шутки, всякие именно наши такие подколистые там в тему, допустим? Ну, раз ли люди есть, кто-то там может обидеться, ну, в основном, нормально воспринимают. Я просто не знаю, что сейчас это очень острая тема стоит по. Вот этим. Вот всяким суицидальным фигням. И это уже приобретает такой масштаб далеко не шуточный, потому, что многие как раз балуются. Вот этими вещами и себе там надрезают. Это на самом деле просто отчёт, что не так. Вот есть люди разный у всех характер, там психика разная. Бывает, что-то не так происходит в жизни и не хватается сразу за острые предметы. Конечно, оно хорошо, там можно шутить на всякие темы, когда оно этого нет вообще. Это только в кино существует, тогда прикольно. Но знаю, вот всё же статистика, это печально. Тем более, вот эти дельфины всякие, там же есть какой-то, был же. Вот это синий дельфин, где какие-то кураторы там заставляли делать, потом в итоге там они заканчивали самоубийством. Ну, и, если эта вещь тупая, допустим, это одно. Если она острая, и тебе там, допустим, надо осторожно с ней обращаться, это уже не очень хорошо. Лучше такие предметы не подносить. Но знаешь, мало ли там всякое может быть неосторожное движение там и всё такое. Ну, лучше, короче, с этими предметами не…</w:t>
       </w:r>
     </w:p>
     <w:p>
@@ -2159,7 +5187,7 @@
           <w:color w:val="6B6B6B"/>
           <w:sz w:val="18"/>
         </w:rPr>
-        <w:t xml:space="preserve">   ·   14:11</w:t>
+        <w:t xml:space="preserve">   ·   20:35</w:t>
       </w:r>
     </w:p>
     <w:p>
@@ -2179,7 +5207,51 @@
           <w:color w:val="1F4E79"/>
           <w:sz w:val="24"/>
         </w:rPr>
-        <w:t>То есть, я имею в виду, как скачать эти сэмплы таким образом, чтобы каждый был отдельным файлом и всё такое.</w:t>
+        <w:t>А, так там не на суицид намек был. Ты мог и не понять этот прикол. Да, была такая группа «Синий кит», она доводила подростков до самоубийств, давая им всякие задания, которые с каждым разом становились все более жесткими. У меня был тупой скальпель, он даже бумагу не режет Писала комментарии к сообщению по мере прослушивания.</w:t>
+      </w:r>
+    </w:p>
+    <w:p>
+      <w:pPr>
+        <w:spacing w:before="200" w:after="40"/>
+        <w:ind w:firstLine="0"/>
+      </w:pPr>
+      <w:r>
+        <w:rPr>
+          <w:rFonts w:ascii="Times New Roman" w:hAnsi="Times New Roman" w:cs="Times New Roman" w:eastAsia="Times New Roman"/>
+          <w:b/>
+          <w:i w:val="0"/>
+          <w:color w:val="1F4E79"/>
+          <w:sz w:val="24"/>
+        </w:rPr>
+        <w:t>Анфи</w:t>
+      </w:r>
+      <w:r>
+        <w:rPr>
+          <w:rFonts w:ascii="Times New Roman" w:hAnsi="Times New Roman" w:cs="Times New Roman" w:eastAsia="Times New Roman"/>
+          <w:b w:val="0"/>
+          <w:i/>
+          <w:color w:val="6B6B6B"/>
+          <w:sz w:val="18"/>
+        </w:rPr>
+        <w:t xml:space="preserve">   ·   20:38</w:t>
+      </w:r>
+    </w:p>
+    <w:p>
+      <w:pPr>
+        <w:spacing w:after="160" w:line="276" w:lineRule="auto"/>
+        <w:ind w:firstLine="425"/>
+        <w:jc w:val="both"/>
+        <w:pBdr>
+          <w:left w:val="single" w:sz="12" w:space="8" w:color="1F4E79"/>
+        </w:pBdr>
+      </w:pPr>
+      <w:r>
+        <w:rPr>
+          <w:rFonts w:ascii="Times New Roman" w:hAnsi="Times New Roman" w:eastAsia="Times New Roman"/>
+          <w:color w:val="1F4E79"/>
+          <w:sz w:val="24"/>
+        </w:rPr>
+        <w:t>О, я только, что поняла одну вещь: Я, которая не любит скидывать свои фотки, каждую неделю скидываю тебе свои фотки.</w:t>
       </w:r>
     </w:p>
     <w:p>
@@ -2205,7 +5277,7 @@
           <w:color w:val="6B6B6B"/>
           <w:sz w:val="18"/>
         </w:rPr>
-        <w:t xml:space="preserve">   ·   14:54</w:t>
+        <w:t xml:space="preserve">   ·   23:25</w:t>
       </w:r>
     </w:p>
     <w:p>
@@ -2219,13 +5291,75 @@
       </w:pPr>
       <w:r>
         <w:rPr>
-          <w:rFonts w:ascii="Times New Roman" w:hAnsi="Times New Roman" w:cs="Times New Roman" w:eastAsia="Times New Roman"/>
-          <w:b w:val="0"/>
-          <w:i w:val="0"/>
+          <w:rFonts w:ascii="Times New Roman" w:hAnsi="Times New Roman" w:eastAsia="Times New Roman"/>
           <w:color w:val="C00000"/>
           <w:sz w:val="24"/>
         </w:rPr>
-        <w:t>Пишет что надо зарегистрироваться.</w:t>
+        <w:t>Да в фильмец, если хочешь. Ну такой с приключениями.</w:t>
+      </w:r>
+    </w:p>
+    <w:p>
+      <w:pPr>
+        <w:spacing w:before="360" w:after="160"/>
+        <w:ind w:firstLine="0"/>
+        <w:jc w:val="left"/>
+        <w:pBdr>
+          <w:bottom w:val="single" w:sz="8" w:space="6" w:color="2E5A3C"/>
+        </w:pBdr>
+      </w:pPr>
+      <w:r>
+        <w:rPr>
+          <w:rFonts w:ascii="Times New Roman" w:hAnsi="Times New Roman" w:cs="Times New Roman" w:eastAsia="Times New Roman"/>
+          <w:b/>
+          <w:i w:val="0"/>
+          <w:color w:val="2E5A3C"/>
+          <w:sz w:val="26"/>
+        </w:rPr>
+        <w:t>28 февраля 2026</w:t>
+      </w:r>
+    </w:p>
+    <w:p>
+      <w:pPr>
+        <w:spacing w:before="200" w:after="40"/>
+        <w:ind w:firstLine="0"/>
+      </w:pPr>
+      <w:r>
+        <w:rPr>
+          <w:rFonts w:ascii="Times New Roman" w:hAnsi="Times New Roman" w:cs="Times New Roman" w:eastAsia="Times New Roman"/>
+          <w:b/>
+          <w:i w:val="0"/>
+          <w:color w:val="1F4E79"/>
+          <w:sz w:val="24"/>
+        </w:rPr>
+        <w:t>Анфи</w:t>
+      </w:r>
+      <w:r>
+        <w:rPr>
+          <w:rFonts w:ascii="Times New Roman" w:hAnsi="Times New Roman" w:cs="Times New Roman" w:eastAsia="Times New Roman"/>
+          <w:b w:val="0"/>
+          <w:i/>
+          <w:color w:val="6B6B6B"/>
+          <w:sz w:val="18"/>
+        </w:rPr>
+        <w:t xml:space="preserve">   ·   18:19</w:t>
+      </w:r>
+    </w:p>
+    <w:p>
+      <w:pPr>
+        <w:spacing w:after="160" w:line="276" w:lineRule="auto"/>
+        <w:ind w:firstLine="425"/>
+        <w:jc w:val="both"/>
+        <w:pBdr>
+          <w:left w:val="single" w:sz="12" w:space="8" w:color="1F4E79"/>
+        </w:pBdr>
+      </w:pPr>
+      <w:r>
+        <w:rPr>
+          <w:rFonts w:ascii="Times New Roman" w:hAnsi="Times New Roman" w:eastAsia="Times New Roman"/>
+          <w:color w:val="1F4E79"/>
+          <w:sz w:val="24"/>
+        </w:rPr>
+        <w:t>Привет, скажи пожалуйста, вот помнишь ты мне скидывал два мульти-трека, первый был с вокалом, второй просто инструментал. Вот такой у меня вопрос, а при работе с ними на, что ориентироваться, то есть на какой, ну как сказать, по какому образцу вообще с ними работать и на, что они должны быть похожи в итоге?</w:t>
       </w:r>
     </w:p>
     <w:p>
@@ -2251,7 +5385,7 @@
           <w:color w:val="6B6B6B"/>
           <w:sz w:val="18"/>
         </w:rPr>
-        <w:t xml:space="preserve">   ·   14:55</w:t>
+        <w:t xml:space="preserve">   ·   18:58</w:t>
       </w:r>
     </w:p>
     <w:p>
@@ -2271,7 +5405,7 @@
           <w:color w:val="C00000"/>
           <w:sz w:val="24"/>
         </w:rPr>
-        <w:t>А так справа напротив каждого файла три точки там меню открывается.</w:t>
+        <w:t>У меня не было образца. Просто надо хороший баланс сделать. А в песне всегда от голоса отталкиваться.</w:t>
       </w:r>
     </w:p>
     <w:p>
@@ -2297,7 +5431,7 @@
           <w:color w:val="6B6B6B"/>
           <w:sz w:val="18"/>
         </w:rPr>
-        <w:t xml:space="preserve">   ·   19:19</w:t>
+        <w:t xml:space="preserve">   ·   20:13</w:t>
       </w:r>
     </w:p>
     <w:p>
@@ -2317,7 +5451,7 @@
           <w:color w:val="1F4E79"/>
           <w:sz w:val="24"/>
         </w:rPr>
-        <w:t>А разработчики вообще гады редкостные. Они обновляют приложения, и приложения перестают нормально работать. Вот было одно хорошее приложение для слепых, которое прекрасно озвучивало фотографии, после обновления оно перестало это делать.</w:t>
+        <w:t>Вот как думаешь, это правдивая инфа или нет?</w:t>
       </w:r>
     </w:p>
     <w:p>
@@ -2343,7 +5477,7 @@
           <w:color w:val="6B6B6B"/>
           <w:sz w:val="18"/>
         </w:rPr>
-        <w:t xml:space="preserve">   ·   23:47</w:t>
+        <w:t xml:space="preserve">   ·   22:12</w:t>
       </w:r>
     </w:p>
     <w:p>
@@ -2363,7 +5497,7 @@
           <w:color w:val="1F4E79"/>
           <w:sz w:val="24"/>
         </w:rPr>
-        <w:t>А у тебя есть аккаунт на такой платформе, который называется Looperman?</w:t>
+        <w:t>А, вспомнила. Я хотела сказать, что на компьютере мне как раз таки VPN не нужен.</w:t>
       </w:r>
     </w:p>
     <w:p>
@@ -2389,7 +5523,7 @@
           <w:color w:val="6B6B6B"/>
           <w:sz w:val="18"/>
         </w:rPr>
-        <w:t xml:space="preserve">   ·   23:47</w:t>
+        <w:t xml:space="preserve">   ·   22:16</w:t>
       </w:r>
     </w:p>
     <w:p>
@@ -2403,33 +5537,11 @@
       </w:pPr>
       <w:r>
         <w:rPr>
-          <w:rFonts w:ascii="Times New Roman" w:hAnsi="Times New Roman" w:cs="Times New Roman" w:eastAsia="Times New Roman"/>
-          <w:b w:val="0"/>
-          <w:i w:val="0"/>
+          <w:rFonts w:ascii="Times New Roman" w:hAnsi="Times New Roman" w:eastAsia="Times New Roman"/>
           <w:color w:val="C00000"/>
           <w:sz w:val="24"/>
         </w:rPr>
-        <w:t>Нет. Вообще первый раз слышу.</w:t>
-      </w:r>
-    </w:p>
-    <w:p>
-      <w:pPr>
-        <w:spacing w:before="360" w:after="160"/>
-        <w:ind w:firstLine="0"/>
-        <w:jc w:val="left"/>
-        <w:pBdr>
-          <w:bottom w:val="single" w:sz="8" w:space="6" w:color="2E5A3C"/>
-        </w:pBdr>
-      </w:pPr>
-      <w:r>
-        <w:rPr>
-          <w:rFonts w:ascii="Times New Roman" w:hAnsi="Times New Roman" w:cs="Times New Roman" w:eastAsia="Times New Roman"/>
-          <w:b/>
-          <w:i w:val="0"/>
-          <w:color w:val="2E5A3C"/>
-          <w:sz w:val="26"/>
-        </w:rPr>
-        <w:t>9 февраля 2026</w:t>
+        <w:t>А тут дело не в том, что ничего такого. Ничего такого — это не единственный аргумент. Когда забирают или сносят аккаунт, или используют, допустим, твои голосовые для генерации, использование твоего голоса в каких-то целях, или рассылают твоим контактом, допустим, уводят аккаунт и рассылают голосовые типа твои. И всякие там требуют деньги, счётом, что-то это далее. Вот в этом проблема. Или, когда уводят какие-то личные данные, которые у тебя есть в Telegram. В конце концов, даже сбор твоих же контактов. Потом их какой-нибудь шантаж, или шантаж тебя. Короче, любую информацию можно использовать против человека. Понимаешь, любую, неважно, он там делает законные вещи, незаконные в своём аккаунте, или не делает. Это не имеет значения. Абсолютно любую информацию можно использовать против человека. Даже самую безобидную. Это вопрос вообще элементарной безопасности. Люди стремятся в всякие там шифровки, закрытые дела. Не потому, что они гадости делают. А как раз потому, что они хорошие люди?</w:t>
       </w:r>
     </w:p>
     <w:p>
@@ -2455,7 +5567,7 @@
           <w:color w:val="6B6B6B"/>
           <w:sz w:val="18"/>
         </w:rPr>
-        <w:t xml:space="preserve">   ·   00:23</w:t>
+        <w:t xml:space="preserve">   ·   22:17</w:t>
       </w:r>
     </w:p>
     <w:p>
@@ -2469,4143 +5581,11 @@
       </w:pPr>
       <w:r>
         <w:rPr>
-          <w:rFonts w:ascii="Times New Roman" w:hAnsi="Times New Roman" w:cs="Times New Roman" w:eastAsia="Times New Roman"/>
-          <w:b w:val="0"/>
-          <w:i w:val="0"/>
+          <w:rFonts w:ascii="Times New Roman" w:hAnsi="Times New Roman" w:eastAsia="Times New Roman"/>
           <w:color w:val="C00000"/>
           <w:sz w:val="24"/>
         </w:rPr>
-        <w:t>А ты работаешь исключительно с аудиофайлами, сэмплами? Потому что есть же сэмплы… А, ну у тебя ж нет синтезатора. Да. Тебе ж на чем-то надо нажимать. Аккорды. Просто есть сэмплы, ты нажимаешь на клавиши. Они играют нужными аккордами. Нажимаешь домисоль, играют уже в ритме в этот аккорд. Вот, а если нужны конкретно только куски аудио? Есть сплайс такая штука. Не пробовала сплайс?</w:t>
-      </w:r>
-    </w:p>
-    <w:p>
-      <w:pPr>
-        <w:spacing w:before="200" w:after="40"/>
-        <w:ind w:firstLine="0"/>
-      </w:pPr>
-      <w:r>
-        <w:rPr>
-          <w:rFonts w:ascii="Times New Roman" w:hAnsi="Times New Roman" w:cs="Times New Roman" w:eastAsia="Times New Roman"/>
-          <w:b/>
-          <w:i w:val="0"/>
-          <w:color w:val="1F4E79"/>
-          <w:sz w:val="24"/>
-        </w:rPr>
-        <w:t>Анфи</w:t>
-      </w:r>
-      <w:r>
-        <w:rPr>
-          <w:rFonts w:ascii="Times New Roman" w:hAnsi="Times New Roman" w:cs="Times New Roman" w:eastAsia="Times New Roman"/>
-          <w:b w:val="0"/>
-          <w:i/>
-          <w:color w:val="6B6B6B"/>
-          <w:sz w:val="18"/>
-        </w:rPr>
-        <w:t xml:space="preserve">   ·   01:33</w:t>
-      </w:r>
-    </w:p>
-    <w:p>
-      <w:pPr>
-        <w:spacing w:after="160" w:line="276" w:lineRule="auto"/>
-        <w:ind w:firstLine="425"/>
-        <w:jc w:val="both"/>
-        <w:pBdr>
-          <w:left w:val="single" w:sz="12" w:space="8" w:color="1F4E79"/>
-        </w:pBdr>
-      </w:pPr>
-      <w:r>
-        <w:rPr>
-          <w:rFonts w:ascii="Times New Roman" w:hAnsi="Times New Roman" w:cs="Times New Roman" w:eastAsia="Times New Roman"/>
-          <w:b w:val="0"/>
-          <w:i w:val="0"/>
-          <w:color w:val="1F4E79"/>
-          <w:sz w:val="24"/>
-        </w:rPr>
-        <w:t>Да, я тоже видела, ой-ой-ой, капец, после того, как испоганили Telegram, у меня испоганился и TalkBack в Telegram. Господи, я скоро удалю вообще все приложения нахрен, потому что вот как раз мы с тобой сегодня говорили про обновления. Можно, пожалуйста, за обновления будут убивать? Ну, я не знаю, как иначе сделать так, чтобы разработчики перестали делать обновления тупее и тупее с каждым разом. Но это уже лирическое отступление. Значит, насчёт Splice, я видела эту, ну, как бы сказать, короче, у меня даже есть приложение Splice, я туда зашла, там все на английском, я нихрена не поняла и поэтому я нихрена не поняла.</w:t>
-      </w:r>
-    </w:p>
-    <w:p>
-      <w:pPr>
-        <w:spacing w:before="200" w:after="40"/>
-        <w:ind w:firstLine="0"/>
-      </w:pPr>
-      <w:r>
-        <w:rPr>
-          <w:rFonts w:ascii="Times New Roman" w:hAnsi="Times New Roman" w:cs="Times New Roman" w:eastAsia="Times New Roman"/>
-          <w:b/>
-          <w:i w:val="0"/>
-          <w:color w:val="C00000"/>
-          <w:sz w:val="24"/>
-        </w:rPr>
-        <w:t>Kir</w:t>
-      </w:r>
-      <w:r>
-        <w:rPr>
-          <w:rFonts w:ascii="Times New Roman" w:hAnsi="Times New Roman" w:cs="Times New Roman" w:eastAsia="Times New Roman"/>
-          <w:b w:val="0"/>
-          <w:i/>
-          <w:color w:val="6B6B6B"/>
-          <w:sz w:val="18"/>
-        </w:rPr>
-        <w:t xml:space="preserve">   ·   02:01</w:t>
-      </w:r>
-    </w:p>
-    <w:p>
-      <w:pPr>
-        <w:spacing w:after="160" w:line="276" w:lineRule="auto"/>
-        <w:ind w:firstLine="425"/>
-        <w:jc w:val="both"/>
-        <w:pBdr>
-          <w:left w:val="single" w:sz="12" w:space="8" w:color="C00000"/>
-        </w:pBdr>
-      </w:pPr>
-      <w:r>
-        <w:rPr>
-          <w:rFonts w:ascii="Times New Roman" w:hAnsi="Times New Roman" w:cs="Times New Roman" w:eastAsia="Times New Roman"/>
-          <w:b w:val="0"/>
-          <w:i w:val="0"/>
-          <w:color w:val="C00000"/>
-          <w:sz w:val="24"/>
-        </w:rPr>
-        <w:t>навигация логичнее стала в новой версии. Все под рукой. А насчёт гитары, тут надо знать что тебе конкретно нужно?</w:t>
-      </w:r>
-    </w:p>
-    <w:p>
-      <w:pPr>
-        <w:spacing w:before="200" w:after="40"/>
-        <w:ind w:firstLine="0"/>
-      </w:pPr>
-      <w:r>
-        <w:rPr>
-          <w:rFonts w:ascii="Times New Roman" w:hAnsi="Times New Roman" w:cs="Times New Roman" w:eastAsia="Times New Roman"/>
-          <w:b/>
-          <w:i w:val="0"/>
-          <w:color w:val="1F4E79"/>
-          <w:sz w:val="24"/>
-        </w:rPr>
-        <w:t>Анфи</w:t>
-      </w:r>
-      <w:r>
-        <w:rPr>
-          <w:rFonts w:ascii="Times New Roman" w:hAnsi="Times New Roman" w:cs="Times New Roman" w:eastAsia="Times New Roman"/>
-          <w:b w:val="0"/>
-          <w:i/>
-          <w:color w:val="6B6B6B"/>
-          <w:sz w:val="18"/>
-        </w:rPr>
-        <w:t xml:space="preserve">   ·   02:06</w:t>
-      </w:r>
-    </w:p>
-    <w:p>
-      <w:pPr>
-        <w:spacing w:after="160" w:line="276" w:lineRule="auto"/>
-        <w:ind w:firstLine="425"/>
-        <w:jc w:val="both"/>
-        <w:pBdr>
-          <w:left w:val="single" w:sz="12" w:space="8" w:color="1F4E79"/>
-        </w:pBdr>
-      </w:pPr>
-      <w:r>
-        <w:rPr>
-          <w:rFonts w:ascii="Times New Roman" w:hAnsi="Times New Roman" w:cs="Times New Roman" w:eastAsia="Times New Roman"/>
-          <w:b w:val="0"/>
-          <w:i w:val="0"/>
-          <w:color w:val="1F4E79"/>
-          <w:sz w:val="24"/>
-        </w:rPr>
-        <w:t>Итак, вошла я в приложение Splice с пятнадцатого раза, ну хотя бы вошла, и теперь мне по-прежнему нихера не понятно, надо насмотреть, короче, переводить, надо всю эту херню теперь.</w:t>
-      </w:r>
-    </w:p>
-    <w:p>
-      <w:pPr>
-        <w:spacing w:before="200" w:after="40"/>
-        <w:ind w:firstLine="0"/>
-      </w:pPr>
-      <w:r>
-        <w:rPr>
-          <w:rFonts w:ascii="Times New Roman" w:hAnsi="Times New Roman" w:cs="Times New Roman" w:eastAsia="Times New Roman"/>
-          <w:b/>
-          <w:i w:val="0"/>
-          <w:color w:val="1F4E79"/>
-          <w:sz w:val="24"/>
-        </w:rPr>
-        <w:t>Анфи</w:t>
-      </w:r>
-      <w:r>
-        <w:rPr>
-          <w:rFonts w:ascii="Times New Roman" w:hAnsi="Times New Roman" w:cs="Times New Roman" w:eastAsia="Times New Roman"/>
-          <w:b w:val="0"/>
-          <w:i/>
-          <w:color w:val="6B6B6B"/>
-          <w:sz w:val="18"/>
-        </w:rPr>
-        <w:t xml:space="preserve">   ·   06:57</w:t>
-      </w:r>
-    </w:p>
-    <w:p>
-      <w:pPr>
-        <w:spacing w:after="160" w:line="276" w:lineRule="auto"/>
-        <w:ind w:firstLine="425"/>
-        <w:jc w:val="both"/>
-        <w:pBdr>
-          <w:left w:val="single" w:sz="12" w:space="8" w:color="1F4E79"/>
-        </w:pBdr>
-      </w:pPr>
-      <w:r>
-        <w:rPr>
-          <w:rFonts w:ascii="Times New Roman" w:hAnsi="Times New Roman" w:cs="Times New Roman" w:eastAsia="Times New Roman"/>
-          <w:b w:val="0"/>
-          <w:i w:val="0"/>
-          <w:color w:val="1F4E79"/>
-          <w:sz w:val="24"/>
-        </w:rPr>
-        <w:t>А ты что, снова Яндекс. Плюс оплатил?</w:t>
-      </w:r>
-    </w:p>
-    <w:p>
-      <w:pPr>
-        <w:spacing w:before="200" w:after="40"/>
-        <w:ind w:firstLine="0"/>
-      </w:pPr>
-      <w:r>
-        <w:rPr>
-          <w:rFonts w:ascii="Times New Roman" w:hAnsi="Times New Roman" w:cs="Times New Roman" w:eastAsia="Times New Roman"/>
-          <w:b/>
-          <w:i w:val="0"/>
-          <w:color w:val="C00000"/>
-          <w:sz w:val="24"/>
-        </w:rPr>
-        <w:t>Kir</w:t>
-      </w:r>
-      <w:r>
-        <w:rPr>
-          <w:rFonts w:ascii="Times New Roman" w:hAnsi="Times New Roman" w:cs="Times New Roman" w:eastAsia="Times New Roman"/>
-          <w:b w:val="0"/>
-          <w:i/>
-          <w:color w:val="6B6B6B"/>
-          <w:sz w:val="18"/>
-        </w:rPr>
-        <w:t xml:space="preserve">   ·   10:31</w:t>
-      </w:r>
-    </w:p>
-    <w:p>
-      <w:pPr>
-        <w:spacing w:after="160" w:line="276" w:lineRule="auto"/>
-        <w:ind w:firstLine="425"/>
-        <w:jc w:val="both"/>
-        <w:pBdr>
-          <w:left w:val="single" w:sz="12" w:space="8" w:color="C00000"/>
-        </w:pBdr>
-      </w:pPr>
-      <w:r>
-        <w:rPr>
-          <w:rFonts w:ascii="Times New Roman" w:hAnsi="Times New Roman" w:cs="Times New Roman" w:eastAsia="Times New Roman"/>
-          <w:b w:val="0"/>
-          <w:i w:val="0"/>
-          <w:color w:val="C00000"/>
-          <w:sz w:val="24"/>
-        </w:rPr>
-        <w:t>Нет. Я забил на Яндекс. Я использую kion музыка.</w:t>
-      </w:r>
-    </w:p>
-    <w:p>
-      <w:pPr>
-        <w:spacing w:before="200" w:after="40"/>
-        <w:ind w:firstLine="0"/>
-      </w:pPr>
-      <w:r>
-        <w:rPr>
-          <w:rFonts w:ascii="Times New Roman" w:hAnsi="Times New Roman" w:cs="Times New Roman" w:eastAsia="Times New Roman"/>
-          <w:b/>
-          <w:i w:val="0"/>
-          <w:color w:val="1F4E79"/>
-          <w:sz w:val="24"/>
-        </w:rPr>
-        <w:t>Анфи</w:t>
-      </w:r>
-      <w:r>
-        <w:rPr>
-          <w:rFonts w:ascii="Times New Roman" w:hAnsi="Times New Roman" w:cs="Times New Roman" w:eastAsia="Times New Roman"/>
-          <w:b w:val="0"/>
-          <w:i/>
-          <w:color w:val="6B6B6B"/>
-          <w:sz w:val="18"/>
-        </w:rPr>
-        <w:t xml:space="preserve">   ·   12:29</w:t>
-      </w:r>
-    </w:p>
-    <w:p>
-      <w:pPr>
-        <w:spacing w:after="160" w:line="276" w:lineRule="auto"/>
-        <w:ind w:firstLine="425"/>
-        <w:jc w:val="both"/>
-        <w:pBdr>
-          <w:left w:val="single" w:sz="12" w:space="8" w:color="1F4E79"/>
-        </w:pBdr>
-      </w:pPr>
-      <w:r>
-        <w:rPr>
-          <w:rFonts w:ascii="Times New Roman" w:hAnsi="Times New Roman" w:cs="Times New Roman" w:eastAsia="Times New Roman"/>
-          <w:b w:val="0"/>
-          <w:i w:val="0"/>
-          <w:color w:val="1F4E79"/>
-          <w:sz w:val="24"/>
-        </w:rPr>
-        <w:t>А до меня просто почему-то Яндекс плюс появился и подумала что ты его оплатил.</w:t>
-      </w:r>
-    </w:p>
-    <w:p>
-      <w:pPr>
-        <w:spacing w:before="200" w:after="40"/>
-        <w:ind w:firstLine="0"/>
-      </w:pPr>
-      <w:r>
-        <w:rPr>
-          <w:rFonts w:ascii="Times New Roman" w:hAnsi="Times New Roman" w:cs="Times New Roman" w:eastAsia="Times New Roman"/>
-          <w:b/>
-          <w:i w:val="0"/>
-          <w:color w:val="C00000"/>
-          <w:sz w:val="24"/>
-        </w:rPr>
-        <w:t>Kir</w:t>
-      </w:r>
-      <w:r>
-        <w:rPr>
-          <w:rFonts w:ascii="Times New Roman" w:hAnsi="Times New Roman" w:cs="Times New Roman" w:eastAsia="Times New Roman"/>
-          <w:b w:val="0"/>
-          <w:i/>
-          <w:color w:val="6B6B6B"/>
-          <w:sz w:val="18"/>
-        </w:rPr>
-        <w:t xml:space="preserve">   ·   13:06</w:t>
-      </w:r>
-    </w:p>
-    <w:p>
-      <w:pPr>
-        <w:spacing w:after="160" w:line="276" w:lineRule="auto"/>
-        <w:ind w:firstLine="425"/>
-        <w:jc w:val="both"/>
-        <w:pBdr>
-          <w:left w:val="single" w:sz="12" w:space="8" w:color="C00000"/>
-        </w:pBdr>
-      </w:pPr>
-      <w:r>
-        <w:rPr>
-          <w:rFonts w:ascii="Times New Roman" w:hAnsi="Times New Roman" w:cs="Times New Roman" w:eastAsia="Times New Roman"/>
-          <w:b w:val="0"/>
-          <w:i w:val="0"/>
-          <w:color w:val="C00000"/>
-          <w:sz w:val="24"/>
-        </w:rPr>
-        <w:t>Довольно странно вообще выглядит.</w:t>
-      </w:r>
-    </w:p>
-    <w:p>
-      <w:pPr>
-        <w:spacing w:before="200" w:after="40"/>
-        <w:ind w:firstLine="0"/>
-      </w:pPr>
-      <w:r>
-        <w:rPr>
-          <w:rFonts w:ascii="Times New Roman" w:hAnsi="Times New Roman" w:cs="Times New Roman" w:eastAsia="Times New Roman"/>
-          <w:b/>
-          <w:i w:val="0"/>
-          <w:color w:val="C00000"/>
-          <w:sz w:val="24"/>
-        </w:rPr>
-        <w:t>Kir</w:t>
-      </w:r>
-      <w:r>
-        <w:rPr>
-          <w:rFonts w:ascii="Times New Roman" w:hAnsi="Times New Roman" w:cs="Times New Roman" w:eastAsia="Times New Roman"/>
-          <w:b w:val="0"/>
-          <w:i/>
-          <w:color w:val="6B6B6B"/>
-          <w:sz w:val="18"/>
-        </w:rPr>
-        <w:t xml:space="preserve">   ·   14:12</w:t>
-      </w:r>
-    </w:p>
-    <w:p>
-      <w:pPr>
-        <w:spacing w:after="160" w:line="276" w:lineRule="auto"/>
-        <w:ind w:firstLine="425"/>
-        <w:jc w:val="both"/>
-        <w:pBdr>
-          <w:left w:val="single" w:sz="12" w:space="8" w:color="C00000"/>
-        </w:pBdr>
-      </w:pPr>
-      <w:r>
-        <w:rPr>
-          <w:rFonts w:ascii="Times New Roman" w:hAnsi="Times New Roman" w:cs="Times New Roman" w:eastAsia="Times New Roman"/>
-          <w:b w:val="0"/>
-          <w:i w:val="0"/>
-          <w:color w:val="C00000"/>
-          <w:sz w:val="24"/>
-        </w:rPr>
-        <w:t>вот как наша стиралка выкручивает.</w:t>
-      </w:r>
-    </w:p>
-    <w:p>
-      <w:pPr>
-        <w:spacing w:before="200" w:after="40"/>
-        <w:ind w:firstLine="0"/>
-      </w:pPr>
-      <w:r>
-        <w:rPr>
-          <w:rFonts w:ascii="Times New Roman" w:hAnsi="Times New Roman" w:cs="Times New Roman" w:eastAsia="Times New Roman"/>
-          <w:b/>
-          <w:i w:val="0"/>
-          <w:color w:val="C00000"/>
-          <w:sz w:val="24"/>
-        </w:rPr>
-        <w:t>Kir</w:t>
-      </w:r>
-      <w:r>
-        <w:rPr>
-          <w:rFonts w:ascii="Times New Roman" w:hAnsi="Times New Roman" w:cs="Times New Roman" w:eastAsia="Times New Roman"/>
-          <w:b w:val="0"/>
-          <w:i/>
-          <w:color w:val="6B6B6B"/>
-          <w:sz w:val="18"/>
-        </w:rPr>
-        <w:t xml:space="preserve">   ·   14:16</w:t>
-      </w:r>
-    </w:p>
-    <w:p>
-      <w:pPr>
-        <w:spacing w:after="160" w:line="276" w:lineRule="auto"/>
-        <w:ind w:firstLine="425"/>
-        <w:jc w:val="both"/>
-        <w:pBdr>
-          <w:left w:val="single" w:sz="12" w:space="8" w:color="C00000"/>
-        </w:pBdr>
-      </w:pPr>
-      <w:r>
-        <w:rPr>
-          <w:rFonts w:ascii="Times New Roman" w:hAnsi="Times New Roman" w:cs="Times New Roman" w:eastAsia="Times New Roman"/>
-          <w:b w:val="0"/>
-          <w:i w:val="0"/>
-          <w:color w:val="C00000"/>
-          <w:sz w:val="24"/>
-        </w:rPr>
-        <w:t>Увеличиваются обороты. 800 оборотов в минуту.</w:t>
-      </w:r>
-    </w:p>
-    <w:p>
-      <w:pPr>
-        <w:spacing w:before="200" w:after="40"/>
-        <w:ind w:firstLine="0"/>
-      </w:pPr>
-      <w:r>
-        <w:rPr>
-          <w:rFonts w:ascii="Times New Roman" w:hAnsi="Times New Roman" w:cs="Times New Roman" w:eastAsia="Times New Roman"/>
-          <w:b/>
-          <w:i w:val="0"/>
-          <w:color w:val="1F4E79"/>
-          <w:sz w:val="24"/>
-        </w:rPr>
-        <w:t>Анфи</w:t>
-      </w:r>
-      <w:r>
-        <w:rPr>
-          <w:rFonts w:ascii="Times New Roman" w:hAnsi="Times New Roman" w:cs="Times New Roman" w:eastAsia="Times New Roman"/>
-          <w:b w:val="0"/>
-          <w:i/>
-          <w:color w:val="6B6B6B"/>
-          <w:sz w:val="18"/>
-        </w:rPr>
-        <w:t xml:space="preserve">   ·   15:10</w:t>
-      </w:r>
-    </w:p>
-    <w:p>
-      <w:pPr>
-        <w:spacing w:after="160" w:line="276" w:lineRule="auto"/>
-        <w:ind w:firstLine="425"/>
-        <w:jc w:val="both"/>
-        <w:pBdr>
-          <w:left w:val="single" w:sz="12" w:space="8" w:color="1F4E79"/>
-        </w:pBdr>
-      </w:pPr>
-      <w:r>
-        <w:rPr>
-          <w:rFonts w:ascii="Times New Roman" w:hAnsi="Times New Roman" w:cs="Times New Roman" w:eastAsia="Times New Roman"/>
-          <w:b w:val="0"/>
-          <w:i w:val="0"/>
-          <w:color w:val="1F4E79"/>
-          <w:sz w:val="24"/>
-        </w:rPr>
-        <w:t>Я поняла, почему у меня Яндекс работает. У меня, короче, я однажды у мамы просила меня подключить, и, видимо, я про это забыла, а она меня все-таки подключила к своей подписке?</w:t>
-      </w:r>
-    </w:p>
-    <w:p>
-      <w:pPr>
-        <w:spacing w:before="200" w:after="40"/>
-        <w:ind w:firstLine="0"/>
-      </w:pPr>
-      <w:r>
-        <w:rPr>
-          <w:rFonts w:ascii="Times New Roman" w:hAnsi="Times New Roman" w:cs="Times New Roman" w:eastAsia="Times New Roman"/>
-          <w:b/>
-          <w:i w:val="0"/>
-          <w:color w:val="1F4E79"/>
-          <w:sz w:val="24"/>
-        </w:rPr>
-        <w:t>Анфи</w:t>
-      </w:r>
-      <w:r>
-        <w:rPr>
-          <w:rFonts w:ascii="Times New Roman" w:hAnsi="Times New Roman" w:cs="Times New Roman" w:eastAsia="Times New Roman"/>
-          <w:b w:val="0"/>
-          <w:i/>
-          <w:color w:val="6B6B6B"/>
-          <w:sz w:val="18"/>
-        </w:rPr>
-        <w:t xml:space="preserve">   ·   15:19</w:t>
-      </w:r>
-    </w:p>
-    <w:p>
-      <w:pPr>
-        <w:spacing w:after="160" w:line="276" w:lineRule="auto"/>
-        <w:ind w:firstLine="425"/>
-        <w:jc w:val="both"/>
-        <w:pBdr>
-          <w:left w:val="single" w:sz="12" w:space="8" w:color="1F4E79"/>
-        </w:pBdr>
-      </w:pPr>
-      <w:r>
-        <w:rPr>
-          <w:rFonts w:ascii="Times New Roman" w:hAnsi="Times New Roman" w:cs="Times New Roman" w:eastAsia="Times New Roman"/>
-          <w:b w:val="0"/>
-          <w:i w:val="0"/>
-          <w:color w:val="1F4E79"/>
-          <w:sz w:val="24"/>
-        </w:rPr>
-        <w:t>Твоя стиралка по сравнению с моей воплощение тишины.</w:t>
-      </w:r>
-    </w:p>
-    <w:p>
-      <w:pPr>
-        <w:spacing w:before="200" w:after="40"/>
-        <w:ind w:firstLine="0"/>
-      </w:pPr>
-      <w:r>
-        <w:rPr>
-          <w:rFonts w:ascii="Times New Roman" w:hAnsi="Times New Roman" w:cs="Times New Roman" w:eastAsia="Times New Roman"/>
-          <w:b/>
-          <w:i w:val="0"/>
-          <w:color w:val="1F4E79"/>
-          <w:sz w:val="24"/>
-        </w:rPr>
-        <w:t>Анфи</w:t>
-      </w:r>
-      <w:r>
-        <w:rPr>
-          <w:rFonts w:ascii="Times New Roman" w:hAnsi="Times New Roman" w:cs="Times New Roman" w:eastAsia="Times New Roman"/>
-          <w:b w:val="0"/>
-          <w:i/>
-          <w:color w:val="6B6B6B"/>
-          <w:sz w:val="18"/>
-        </w:rPr>
-        <w:t xml:space="preserve">   ·   15:19</w:t>
-      </w:r>
-    </w:p>
-    <w:p>
-      <w:pPr>
-        <w:spacing w:after="160" w:line="276" w:lineRule="auto"/>
-        <w:ind w:firstLine="425"/>
-        <w:jc w:val="both"/>
-        <w:pBdr>
-          <w:left w:val="single" w:sz="12" w:space="8" w:color="1F4E79"/>
-        </w:pBdr>
-      </w:pPr>
-      <w:r>
-        <w:rPr>
-          <w:rFonts w:ascii="Times New Roman" w:hAnsi="Times New Roman" w:cs="Times New Roman" w:eastAsia="Times New Roman"/>
-          <w:b w:val="0"/>
-          <w:i w:val="0"/>
-          <w:color w:val="1F4E79"/>
-          <w:sz w:val="24"/>
-        </w:rPr>
-        <w:t>А насчёт подписки: вот вся вот эта тема, мне кажется, связана с банальной жадностью. То есть они реально ведь не обеднеют, если сделают подписку дешевле, но просто есть какая-то вот это вот желание, как будто бы ну больше бабла, чтобы было, и всё.</w:t>
-      </w:r>
-    </w:p>
-    <w:p>
-      <w:pPr>
-        <w:spacing w:before="360" w:after="160"/>
-        <w:ind w:firstLine="0"/>
-        <w:jc w:val="left"/>
-        <w:pBdr>
-          <w:bottom w:val="single" w:sz="8" w:space="6" w:color="2E5A3C"/>
-        </w:pBdr>
-      </w:pPr>
-      <w:r>
-        <w:rPr>
-          <w:rFonts w:ascii="Times New Roman" w:hAnsi="Times New Roman" w:cs="Times New Roman" w:eastAsia="Times New Roman"/>
-          <w:b/>
-          <w:i w:val="0"/>
-          <w:color w:val="2E5A3C"/>
-          <w:sz w:val="26"/>
-        </w:rPr>
-        <w:t>10 февраля 2026</w:t>
-      </w:r>
-    </w:p>
-    <w:p>
-      <w:pPr>
-        <w:spacing w:before="200" w:after="40"/>
-        <w:ind w:firstLine="0"/>
-      </w:pPr>
-      <w:r>
-        <w:rPr>
-          <w:rFonts w:ascii="Times New Roman" w:hAnsi="Times New Roman" w:cs="Times New Roman" w:eastAsia="Times New Roman"/>
-          <w:b/>
-          <w:i w:val="0"/>
-          <w:color w:val="1F4E79"/>
-          <w:sz w:val="24"/>
-        </w:rPr>
-        <w:t>Анфи</w:t>
-      </w:r>
-      <w:r>
-        <w:rPr>
-          <w:rFonts w:ascii="Times New Roman" w:hAnsi="Times New Roman" w:cs="Times New Roman" w:eastAsia="Times New Roman"/>
-          <w:b w:val="0"/>
-          <w:i/>
-          <w:color w:val="6B6B6B"/>
-          <w:sz w:val="18"/>
-        </w:rPr>
-        <w:t xml:space="preserve">   ·   17:40</w:t>
-      </w:r>
-    </w:p>
-    <w:p>
-      <w:pPr>
-        <w:spacing w:after="160" w:line="276" w:lineRule="auto"/>
-        <w:ind w:firstLine="425"/>
-        <w:jc w:val="both"/>
-        <w:pBdr>
-          <w:left w:val="single" w:sz="12" w:space="8" w:color="1F4E79"/>
-        </w:pBdr>
-      </w:pPr>
-      <w:r>
-        <w:rPr>
-          <w:rFonts w:ascii="Times New Roman" w:hAnsi="Times New Roman" w:cs="Times New Roman" w:eastAsia="Times New Roman"/>
-          <w:b w:val="0"/>
-          <w:i w:val="0"/>
-          <w:color w:val="1F4E79"/>
-          <w:sz w:val="24"/>
-        </w:rPr>
-        <w:t>вот насчёт Telegram, я кстати заметила, что он что-то стал глючить сегодня, поэтому по ходу пора искать какую-то альтернативу.</w:t>
-      </w:r>
-    </w:p>
-    <w:p>
-      <w:pPr>
-        <w:spacing w:before="200" w:after="40"/>
-        <w:ind w:firstLine="0"/>
-      </w:pPr>
-      <w:r>
-        <w:rPr>
-          <w:rFonts w:ascii="Times New Roman" w:hAnsi="Times New Roman" w:cs="Times New Roman" w:eastAsia="Times New Roman"/>
-          <w:b/>
-          <w:i w:val="0"/>
-          <w:color w:val="1F4E79"/>
-          <w:sz w:val="24"/>
-        </w:rPr>
-        <w:t>Анфи</w:t>
-      </w:r>
-      <w:r>
-        <w:rPr>
-          <w:rFonts w:ascii="Times New Roman" w:hAnsi="Times New Roman" w:cs="Times New Roman" w:eastAsia="Times New Roman"/>
-          <w:b w:val="0"/>
-          <w:i/>
-          <w:color w:val="6B6B6B"/>
-          <w:sz w:val="18"/>
-        </w:rPr>
-        <w:t xml:space="preserve">   ·   19:17</w:t>
-      </w:r>
-    </w:p>
-    <w:p>
-      <w:pPr>
-        <w:spacing w:after="160" w:line="276" w:lineRule="auto"/>
-        <w:ind w:firstLine="425"/>
-        <w:jc w:val="both"/>
-        <w:pBdr>
-          <w:left w:val="single" w:sz="12" w:space="8" w:color="1F4E79"/>
-        </w:pBdr>
-      </w:pPr>
-      <w:r>
-        <w:rPr>
-          <w:rFonts w:ascii="Times New Roman" w:hAnsi="Times New Roman" w:cs="Times New Roman" w:eastAsia="Times New Roman"/>
-          <w:b w:val="0"/>
-          <w:i w:val="0"/>
-          <w:color w:val="1F4E79"/>
-          <w:sz w:val="24"/>
-        </w:rPr>
-        <w:t>Но ведь не только же есть мессенджер Max, люди могут допустим в аську перейти.</w:t>
-      </w:r>
-    </w:p>
-    <w:p>
-      <w:pPr>
-        <w:spacing w:before="200" w:after="40"/>
-        <w:ind w:firstLine="0"/>
-      </w:pPr>
-      <w:r>
-        <w:rPr>
-          <w:rFonts w:ascii="Times New Roman" w:hAnsi="Times New Roman" w:cs="Times New Roman" w:eastAsia="Times New Roman"/>
-          <w:b/>
-          <w:i w:val="0"/>
-          <w:color w:val="1F4E79"/>
-          <w:sz w:val="24"/>
-        </w:rPr>
-        <w:t>Анфи</w:t>
-      </w:r>
-      <w:r>
-        <w:rPr>
-          <w:rFonts w:ascii="Times New Roman" w:hAnsi="Times New Roman" w:cs="Times New Roman" w:eastAsia="Times New Roman"/>
-          <w:b w:val="0"/>
-          <w:i/>
-          <w:color w:val="6B6B6B"/>
-          <w:sz w:val="18"/>
-        </w:rPr>
-        <w:t xml:space="preserve">   ·   19:48</w:t>
-      </w:r>
-    </w:p>
-    <w:p>
-      <w:pPr>
-        <w:spacing w:after="160" w:line="276" w:lineRule="auto"/>
-        <w:ind w:firstLine="425"/>
-        <w:jc w:val="both"/>
-        <w:pBdr>
-          <w:left w:val="single" w:sz="12" w:space="8" w:color="1F4E79"/>
-        </w:pBdr>
-      </w:pPr>
-      <w:r>
-        <w:rPr>
-          <w:rFonts w:ascii="Times New Roman" w:hAnsi="Times New Roman" w:cs="Times New Roman" w:eastAsia="Times New Roman"/>
-          <w:b w:val="0"/>
-          <w:i w:val="0"/>
-          <w:color w:val="1F4E79"/>
-          <w:sz w:val="24"/>
-        </w:rPr>
-        <w:t>Если всё-таки есть какой-то способ восстановить: я вот просто сейчас помню про свой аккаунт старый — очень мне бы хотелось одну переписку там восстановить. Но есть нюанс: я на этот аккаунт не могу даже зайти по некоторым причинам. Вот вопрос: если я всё-таки на этот аккаунт ну каким-то образом зайду, то я смогу восстановить переписку в нём? Ну или как-то вот это вот скачать, чтобы даже удалённые у меня были?</w:t>
-      </w:r>
-    </w:p>
-    <w:p>
-      <w:pPr>
-        <w:spacing w:before="200" w:after="40"/>
-        <w:ind w:firstLine="0"/>
-      </w:pPr>
-      <w:r>
-        <w:rPr>
-          <w:rFonts w:ascii="Times New Roman" w:hAnsi="Times New Roman" w:cs="Times New Roman" w:eastAsia="Times New Roman"/>
-          <w:b/>
-          <w:i w:val="0"/>
-          <w:color w:val="C00000"/>
-          <w:sz w:val="24"/>
-        </w:rPr>
-        <w:t>Kir</w:t>
-      </w:r>
-      <w:r>
-        <w:rPr>
-          <w:rFonts w:ascii="Times New Roman" w:hAnsi="Times New Roman" w:cs="Times New Roman" w:eastAsia="Times New Roman"/>
-          <w:b w:val="0"/>
-          <w:i/>
-          <w:color w:val="6B6B6B"/>
-          <w:sz w:val="18"/>
-        </w:rPr>
-        <w:t xml:space="preserve">   ·   19:49</w:t>
-      </w:r>
-    </w:p>
-    <w:p>
-      <w:pPr>
-        <w:spacing w:after="160" w:line="276" w:lineRule="auto"/>
-        <w:ind w:firstLine="425"/>
-        <w:jc w:val="both"/>
-        <w:pBdr>
-          <w:left w:val="single" w:sz="12" w:space="8" w:color="C00000"/>
-        </w:pBdr>
-      </w:pPr>
-      <w:r>
-        <w:rPr>
-          <w:rFonts w:ascii="Times New Roman" w:hAnsi="Times New Roman" w:cs="Times New Roman" w:eastAsia="Times New Roman"/>
-          <w:b w:val="0"/>
-          <w:i w:val="0"/>
-          <w:color w:val="C00000"/>
-          <w:sz w:val="24"/>
-        </w:rPr>
-        <w:t>Если ты удаляла, не используя функцию «удалить для всех», то можно; а если просто удалила — ну просто снесла переписку всю — то да, она там будет. Ну там я так не скажу: это надо рыться с ОС и за компом и посмотреть, где у них там. А можешь прогуглить: просто написать «ВКонтакте заказать архив» — и всё, он должен в принципе ссылку дать на эту страницу.</w:t>
-      </w:r>
-    </w:p>
-    <w:p>
-      <w:pPr>
-        <w:spacing w:before="200" w:after="40"/>
-        <w:ind w:firstLine="0"/>
-      </w:pPr>
-      <w:r>
-        <w:rPr>
-          <w:rFonts w:ascii="Times New Roman" w:hAnsi="Times New Roman" w:cs="Times New Roman" w:eastAsia="Times New Roman"/>
-          <w:b/>
-          <w:i w:val="0"/>
-          <w:color w:val="C00000"/>
-          <w:sz w:val="24"/>
-        </w:rPr>
-        <w:t>Kir</w:t>
-      </w:r>
-      <w:r>
-        <w:rPr>
-          <w:rFonts w:ascii="Times New Roman" w:hAnsi="Times New Roman" w:cs="Times New Roman" w:eastAsia="Times New Roman"/>
-          <w:b w:val="0"/>
-          <w:i/>
-          <w:color w:val="6B6B6B"/>
-          <w:sz w:val="18"/>
-        </w:rPr>
-        <w:t xml:space="preserve">   ·   23:33</w:t>
-      </w:r>
-    </w:p>
-    <w:p>
-      <w:pPr>
-        <w:spacing w:after="160" w:line="276" w:lineRule="auto"/>
-        <w:ind w:firstLine="425"/>
-        <w:jc w:val="both"/>
-        <w:pBdr>
-          <w:left w:val="single" w:sz="12" w:space="8" w:color="C00000"/>
-        </w:pBdr>
-      </w:pPr>
-      <w:r>
-        <w:rPr>
-          <w:rFonts w:ascii="Times New Roman" w:hAnsi="Times New Roman" w:cs="Times New Roman" w:eastAsia="Times New Roman"/>
-          <w:b w:val="0"/>
-          <w:i w:val="0"/>
-          <w:color w:val="C00000"/>
-          <w:sz w:val="24"/>
-        </w:rPr>
-        <w:t>Мутная страшилка какая-то.</w:t>
-      </w:r>
-    </w:p>
-    <w:p>
-      <w:pPr>
-        <w:spacing w:before="200" w:after="40"/>
-        <w:ind w:firstLine="0"/>
-      </w:pPr>
-      <w:r>
-        <w:rPr>
-          <w:rFonts w:ascii="Times New Roman" w:hAnsi="Times New Roman" w:cs="Times New Roman" w:eastAsia="Times New Roman"/>
-          <w:b/>
-          <w:i w:val="0"/>
-          <w:color w:val="C00000"/>
-          <w:sz w:val="24"/>
-        </w:rPr>
-        <w:t>Kir</w:t>
-      </w:r>
-      <w:r>
-        <w:rPr>
-          <w:rFonts w:ascii="Times New Roman" w:hAnsi="Times New Roman" w:cs="Times New Roman" w:eastAsia="Times New Roman"/>
-          <w:b w:val="0"/>
-          <w:i/>
-          <w:color w:val="6B6B6B"/>
-          <w:sz w:val="18"/>
-        </w:rPr>
-        <w:t xml:space="preserve">   ·   23:34</w:t>
-      </w:r>
-    </w:p>
-    <w:p>
-      <w:pPr>
-        <w:spacing w:after="160" w:line="276" w:lineRule="auto"/>
-        <w:ind w:firstLine="425"/>
-        <w:jc w:val="both"/>
-        <w:pBdr>
-          <w:left w:val="single" w:sz="12" w:space="8" w:color="C00000"/>
-        </w:pBdr>
-      </w:pPr>
-      <w:r>
-        <w:rPr>
-          <w:rFonts w:ascii="Times New Roman" w:hAnsi="Times New Roman" w:cs="Times New Roman" w:eastAsia="Times New Roman"/>
-          <w:b w:val="0"/>
-          <w:i w:val="0"/>
-          <w:color w:val="C00000"/>
-          <w:sz w:val="24"/>
-        </w:rPr>
-        <w:t>Началось неплохо, а потом муть пошла?</w:t>
-      </w:r>
-    </w:p>
-    <w:p>
-      <w:pPr>
-        <w:spacing w:before="360" w:after="160"/>
-        <w:ind w:firstLine="0"/>
-        <w:jc w:val="left"/>
-        <w:pBdr>
-          <w:bottom w:val="single" w:sz="8" w:space="6" w:color="2E5A3C"/>
-        </w:pBdr>
-      </w:pPr>
-      <w:r>
-        <w:rPr>
-          <w:rFonts w:ascii="Times New Roman" w:hAnsi="Times New Roman" w:cs="Times New Roman" w:eastAsia="Times New Roman"/>
-          <w:b/>
-          <w:i w:val="0"/>
-          <w:color w:val="2E5A3C"/>
-          <w:sz w:val="26"/>
-        </w:rPr>
-        <w:t>11 февраля 2026</w:t>
-      </w:r>
-    </w:p>
-    <w:p>
-      <w:pPr>
-        <w:spacing w:before="200" w:after="40"/>
-        <w:ind w:firstLine="0"/>
-      </w:pPr>
-      <w:r>
-        <w:rPr>
-          <w:rFonts w:ascii="Times New Roman" w:hAnsi="Times New Roman" w:cs="Times New Roman" w:eastAsia="Times New Roman"/>
-          <w:b/>
-          <w:i w:val="0"/>
-          <w:color w:val="C00000"/>
-          <w:sz w:val="24"/>
-        </w:rPr>
-        <w:t>Kir</w:t>
-      </w:r>
-      <w:r>
-        <w:rPr>
-          <w:rFonts w:ascii="Times New Roman" w:hAnsi="Times New Roman" w:cs="Times New Roman" w:eastAsia="Times New Roman"/>
-          <w:b w:val="0"/>
-          <w:i/>
-          <w:color w:val="6B6B6B"/>
-          <w:sz w:val="18"/>
-        </w:rPr>
-        <w:t xml:space="preserve">   ·   16:04</w:t>
-      </w:r>
-    </w:p>
-    <w:p>
-      <w:pPr>
-        <w:spacing w:after="160" w:line="276" w:lineRule="auto"/>
-        <w:ind w:firstLine="425"/>
-        <w:jc w:val="both"/>
-        <w:pBdr>
-          <w:left w:val="single" w:sz="12" w:space="8" w:color="C00000"/>
-        </w:pBdr>
-      </w:pPr>
-      <w:r>
-        <w:rPr>
-          <w:rFonts w:ascii="Times New Roman" w:hAnsi="Times New Roman" w:cs="Times New Roman" w:eastAsia="Times New Roman"/>
-          <w:b w:val="0"/>
-          <w:i w:val="0"/>
-          <w:color w:val="C00000"/>
-          <w:sz w:val="24"/>
-        </w:rPr>
-        <w:t>Да, может случайно нажал. Да, они достали своим клубом вот этим рекламой подписок. И ОЗОН тоже достал. Я им уже написал в техподдержку там, ну вот в этих сообщениях пишу. Я официально отказываюсь от любых рекламных рассылок. Да им пофиг, они продолжают дальше присылать.</w:t>
-      </w:r>
-    </w:p>
-    <w:p>
-      <w:pPr>
-        <w:spacing w:before="200" w:after="40"/>
-        <w:ind w:firstLine="0"/>
-      </w:pPr>
-      <w:r>
-        <w:rPr>
-          <w:rFonts w:ascii="Times New Roman" w:hAnsi="Times New Roman" w:cs="Times New Roman" w:eastAsia="Times New Roman"/>
-          <w:b/>
-          <w:i w:val="0"/>
-          <w:color w:val="C00000"/>
-          <w:sz w:val="24"/>
-        </w:rPr>
-        <w:t>Kir</w:t>
-      </w:r>
-      <w:r>
-        <w:rPr>
-          <w:rFonts w:ascii="Times New Roman" w:hAnsi="Times New Roman" w:cs="Times New Roman" w:eastAsia="Times New Roman"/>
-          <w:b w:val="0"/>
-          <w:i/>
-          <w:color w:val="6B6B6B"/>
-          <w:sz w:val="18"/>
-        </w:rPr>
-        <w:t xml:space="preserve">   ·   16:04</w:t>
-      </w:r>
-    </w:p>
-    <w:p>
-      <w:pPr>
-        <w:spacing w:after="160" w:line="276" w:lineRule="auto"/>
-        <w:ind w:firstLine="425"/>
-        <w:jc w:val="both"/>
-        <w:pBdr>
-          <w:left w:val="single" w:sz="12" w:space="8" w:color="C00000"/>
-        </w:pBdr>
-      </w:pPr>
-      <w:r>
-        <w:rPr>
-          <w:rFonts w:ascii="Times New Roman" w:hAnsi="Times New Roman" w:cs="Times New Roman" w:eastAsia="Times New Roman"/>
-          <w:b w:val="0"/>
-          <w:i w:val="0"/>
-          <w:color w:val="C00000"/>
-          <w:sz w:val="24"/>
-        </w:rPr>
-        <w:t>А у тебя ну либо в Wildberries списал просто, когда увидел пополнение карты, либо какая-то комиссия идёт. Но кстати в Т-Банке нет: если из Т-Банка переводить в Т-Банк, комиссии нет, да и в принципе из Сбербанка тоже не должно быть комиссии.</w:t>
-      </w:r>
-    </w:p>
-    <w:p>
-      <w:pPr>
-        <w:spacing w:before="200" w:after="40"/>
-        <w:ind w:firstLine="0"/>
-      </w:pPr>
-      <w:r>
-        <w:rPr>
-          <w:rFonts w:ascii="Times New Roman" w:hAnsi="Times New Roman" w:cs="Times New Roman" w:eastAsia="Times New Roman"/>
-          <w:b/>
-          <w:i w:val="0"/>
-          <w:color w:val="1F4E79"/>
-          <w:sz w:val="24"/>
-        </w:rPr>
-        <w:t>Анфи</w:t>
-      </w:r>
-      <w:r>
-        <w:rPr>
-          <w:rFonts w:ascii="Times New Roman" w:hAnsi="Times New Roman" w:cs="Times New Roman" w:eastAsia="Times New Roman"/>
-          <w:b w:val="0"/>
-          <w:i/>
-          <w:color w:val="6B6B6B"/>
-          <w:sz w:val="18"/>
-        </w:rPr>
-        <w:t xml:space="preserve">   ·   16:06</w:t>
-      </w:r>
-    </w:p>
-    <w:p>
-      <w:pPr>
-        <w:spacing w:after="160" w:line="276" w:lineRule="auto"/>
-        <w:ind w:firstLine="425"/>
-        <w:jc w:val="both"/>
-        <w:pBdr>
-          <w:left w:val="single" w:sz="12" w:space="8" w:color="1F4E79"/>
-        </w:pBdr>
-      </w:pPr>
-      <w:r>
-        <w:rPr>
-          <w:rFonts w:ascii="Times New Roman" w:hAnsi="Times New Roman" w:cs="Times New Roman" w:eastAsia="Times New Roman"/>
-          <w:b w:val="0"/>
-          <w:i w:val="0"/>
-          <w:color w:val="1F4E79"/>
-          <w:sz w:val="24"/>
-        </w:rPr>
-        <w:t>Да, так и было, он с 7 февраля пытался у меня списать, оказывается, я просто не знала этого, потому что не смотрела, а как только увидел пополнение, сразу списал?</w:t>
-      </w:r>
-    </w:p>
-    <w:p>
-      <w:pPr>
-        <w:spacing w:before="360" w:after="160"/>
-        <w:ind w:firstLine="0"/>
-        <w:jc w:val="left"/>
-        <w:pBdr>
-          <w:bottom w:val="single" w:sz="8" w:space="6" w:color="2E5A3C"/>
-        </w:pBdr>
-      </w:pPr>
-      <w:r>
-        <w:rPr>
-          <w:rFonts w:ascii="Times New Roman" w:hAnsi="Times New Roman" w:cs="Times New Roman" w:eastAsia="Times New Roman"/>
-          <w:b/>
-          <w:i w:val="0"/>
-          <w:color w:val="2E5A3C"/>
-          <w:sz w:val="26"/>
-        </w:rPr>
-        <w:t>13 февраля 2026</w:t>
-      </w:r>
-    </w:p>
-    <w:p>
-      <w:pPr>
-        <w:spacing w:before="200" w:after="40"/>
-        <w:ind w:firstLine="0"/>
-      </w:pPr>
-      <w:r>
-        <w:rPr>
-          <w:rFonts w:ascii="Times New Roman" w:hAnsi="Times New Roman" w:cs="Times New Roman" w:eastAsia="Times New Roman"/>
-          <w:b/>
-          <w:i w:val="0"/>
-          <w:color w:val="1F4E79"/>
-          <w:sz w:val="24"/>
-        </w:rPr>
-        <w:t>Анфи</w:t>
-      </w:r>
-      <w:r>
-        <w:rPr>
-          <w:rFonts w:ascii="Times New Roman" w:hAnsi="Times New Roman" w:cs="Times New Roman" w:eastAsia="Times New Roman"/>
-          <w:b w:val="0"/>
-          <w:i/>
-          <w:color w:val="6B6B6B"/>
-          <w:sz w:val="18"/>
-        </w:rPr>
-        <w:t xml:space="preserve">   ·   00:36</w:t>
-      </w:r>
-    </w:p>
-    <w:p>
-      <w:pPr>
-        <w:spacing w:after="160" w:line="276" w:lineRule="auto"/>
-        <w:ind w:firstLine="425"/>
-        <w:jc w:val="both"/>
-        <w:pBdr>
-          <w:left w:val="single" w:sz="12" w:space="8" w:color="1F4E79"/>
-        </w:pBdr>
-      </w:pPr>
-      <w:r>
-        <w:rPr>
-          <w:rFonts w:ascii="Times New Roman" w:hAnsi="Times New Roman" w:cs="Times New Roman" w:eastAsia="Times New Roman"/>
-          <w:b w:val="0"/>
-          <w:i w:val="0"/>
-          <w:color w:val="1F4E79"/>
-          <w:sz w:val="24"/>
-        </w:rPr>
-        <w:t>Привет! Скажи, пожалуйста, ты знаешь, как выкладывать песни свои, ну треки выкладывать на разных площадках и можно ли это сделать бесплатно?</w:t>
-      </w:r>
-    </w:p>
-    <w:p>
-      <w:pPr>
-        <w:spacing w:before="200" w:after="40"/>
-        <w:ind w:firstLine="0"/>
-      </w:pPr>
-      <w:r>
-        <w:rPr>
-          <w:rFonts w:ascii="Times New Roman" w:hAnsi="Times New Roman" w:cs="Times New Roman" w:eastAsia="Times New Roman"/>
-          <w:b/>
-          <w:i w:val="0"/>
-          <w:color w:val="C00000"/>
-          <w:sz w:val="24"/>
-        </w:rPr>
-        <w:t>Kir</w:t>
-      </w:r>
-      <w:r>
-        <w:rPr>
-          <w:rFonts w:ascii="Times New Roman" w:hAnsi="Times New Roman" w:cs="Times New Roman" w:eastAsia="Times New Roman"/>
-          <w:b w:val="0"/>
-          <w:i/>
-          <w:color w:val="6B6B6B"/>
-          <w:sz w:val="18"/>
-        </w:rPr>
-        <w:t xml:space="preserve">   ·   00:38</w:t>
-      </w:r>
-    </w:p>
-    <w:p>
-      <w:pPr>
-        <w:spacing w:after="160" w:line="276" w:lineRule="auto"/>
-        <w:ind w:firstLine="425"/>
-        <w:jc w:val="both"/>
-        <w:pBdr>
-          <w:left w:val="single" w:sz="12" w:space="8" w:color="C00000"/>
-        </w:pBdr>
-      </w:pPr>
-      <w:r>
-        <w:rPr>
-          <w:rFonts w:ascii="Times New Roman" w:hAnsi="Times New Roman" w:cs="Times New Roman" w:eastAsia="Times New Roman"/>
-          <w:b w:val="0"/>
-          <w:i w:val="0"/>
-          <w:color w:val="C00000"/>
-          <w:sz w:val="24"/>
-        </w:rPr>
-        <w:t>Привет там можно конечно треки музыкальные.</w:t>
-      </w:r>
-    </w:p>
-    <w:p>
-      <w:pPr>
-        <w:spacing w:before="200" w:after="40"/>
-        <w:ind w:firstLine="0"/>
-      </w:pPr>
-      <w:r>
-        <w:rPr>
-          <w:rFonts w:ascii="Times New Roman" w:hAnsi="Times New Roman" w:cs="Times New Roman" w:eastAsia="Times New Roman"/>
-          <w:b/>
-          <w:i w:val="0"/>
-          <w:color w:val="1F4E79"/>
-          <w:sz w:val="24"/>
-        </w:rPr>
-        <w:t>Анфи</w:t>
-      </w:r>
-      <w:r>
-        <w:rPr>
-          <w:rFonts w:ascii="Times New Roman" w:hAnsi="Times New Roman" w:cs="Times New Roman" w:eastAsia="Times New Roman"/>
-          <w:b w:val="0"/>
-          <w:i/>
-          <w:color w:val="6B6B6B"/>
-          <w:sz w:val="18"/>
-        </w:rPr>
-        <w:t xml:space="preserve">   ·   07:10</w:t>
-      </w:r>
-    </w:p>
-    <w:p>
-      <w:pPr>
-        <w:spacing w:after="160" w:line="276" w:lineRule="auto"/>
-        <w:ind w:firstLine="425"/>
-        <w:jc w:val="both"/>
-        <w:pBdr>
-          <w:left w:val="single" w:sz="12" w:space="8" w:color="1F4E79"/>
-        </w:pBdr>
-      </w:pPr>
-      <w:r>
-        <w:rPr>
-          <w:rFonts w:ascii="Times New Roman" w:hAnsi="Times New Roman" w:cs="Times New Roman" w:eastAsia="Times New Roman"/>
-          <w:b w:val="0"/>
-          <w:i w:val="0"/>
-          <w:color w:val="1F4E79"/>
-          <w:sz w:val="24"/>
-        </w:rPr>
-        <w:t>Да, я имею в виду музыкальные треки по аналогии с подкастами, то есть вот есть это Mave платформа и с дистрибьюцией на площадке на разные, вот мне было бы очень интересно узнать есть ли подобное для песен, для музыки.</w:t>
-      </w:r>
-    </w:p>
-    <w:p>
-      <w:pPr>
-        <w:spacing w:before="360" w:after="160"/>
-        <w:ind w:firstLine="0"/>
-        <w:jc w:val="left"/>
-        <w:pBdr>
-          <w:bottom w:val="single" w:sz="8" w:space="6" w:color="2E5A3C"/>
-        </w:pBdr>
-      </w:pPr>
-      <w:r>
-        <w:rPr>
-          <w:rFonts w:ascii="Times New Roman" w:hAnsi="Times New Roman" w:cs="Times New Roman" w:eastAsia="Times New Roman"/>
-          <w:b/>
-          <w:i w:val="0"/>
-          <w:color w:val="2E5A3C"/>
-          <w:sz w:val="26"/>
-        </w:rPr>
-        <w:t>14 февраля 2026</w:t>
-      </w:r>
-    </w:p>
-    <w:p>
-      <w:pPr>
-        <w:spacing w:before="200" w:after="40"/>
-        <w:ind w:firstLine="0"/>
-      </w:pPr>
-      <w:r>
-        <w:rPr>
-          <w:rFonts w:ascii="Times New Roman" w:hAnsi="Times New Roman" w:cs="Times New Roman" w:eastAsia="Times New Roman"/>
-          <w:b/>
-          <w:i w:val="0"/>
-          <w:color w:val="1F4E79"/>
-          <w:sz w:val="24"/>
-        </w:rPr>
-        <w:t>Анфи</w:t>
-      </w:r>
-      <w:r>
-        <w:rPr>
-          <w:rFonts w:ascii="Times New Roman" w:hAnsi="Times New Roman" w:cs="Times New Roman" w:eastAsia="Times New Roman"/>
-          <w:b w:val="0"/>
-          <w:i/>
-          <w:color w:val="6B6B6B"/>
-          <w:sz w:val="18"/>
-        </w:rPr>
-        <w:t xml:space="preserve">   ·   18:36</w:t>
-      </w:r>
-    </w:p>
-    <w:p>
-      <w:pPr>
-        <w:spacing w:after="160" w:line="276" w:lineRule="auto"/>
-        <w:ind w:firstLine="425"/>
-        <w:jc w:val="both"/>
-        <w:pBdr>
-          <w:left w:val="single" w:sz="12" w:space="8" w:color="1F4E79"/>
-        </w:pBdr>
-      </w:pPr>
-      <w:r>
-        <w:rPr>
-          <w:rFonts w:ascii="Times New Roman" w:hAnsi="Times New Roman" w:cs="Times New Roman" w:eastAsia="Times New Roman"/>
-          <w:b w:val="0"/>
-          <w:i w:val="0"/>
-          <w:color w:val="1F4E79"/>
-          <w:sz w:val="24"/>
-        </w:rPr>
-        <w:t>Не вижу ничего плохого в Макс. Ну сыроват, наверное, немного. А для обычного пользователя/ читателя так вообще всё то же самое? Больше недовольства вызывает именно принудиловка. А кто «товарища майора» боится, то видимо есть за что?</w:t>
-      </w:r>
-    </w:p>
-    <w:p>
-      <w:pPr>
-        <w:spacing w:before="200" w:after="40"/>
-        <w:ind w:firstLine="0"/>
-      </w:pPr>
-      <w:r>
-        <w:rPr>
-          <w:rFonts w:ascii="Times New Roman" w:hAnsi="Times New Roman" w:cs="Times New Roman" w:eastAsia="Times New Roman"/>
-          <w:b/>
-          <w:i w:val="0"/>
-          <w:color w:val="1F4E79"/>
-          <w:sz w:val="24"/>
-        </w:rPr>
-        <w:t>Анфи</w:t>
-      </w:r>
-      <w:r>
-        <w:rPr>
-          <w:rFonts w:ascii="Times New Roman" w:hAnsi="Times New Roman" w:cs="Times New Roman" w:eastAsia="Times New Roman"/>
-          <w:b w:val="0"/>
-          <w:i/>
-          <w:color w:val="6B6B6B"/>
-          <w:sz w:val="18"/>
-        </w:rPr>
-        <w:t xml:space="preserve">   ·   18:44</w:t>
-      </w:r>
-    </w:p>
-    <w:p>
-      <w:pPr>
-        <w:spacing w:after="160" w:line="276" w:lineRule="auto"/>
-        <w:ind w:firstLine="425"/>
-        <w:jc w:val="both"/>
-        <w:pBdr>
-          <w:left w:val="single" w:sz="12" w:space="8" w:color="1F4E79"/>
-        </w:pBdr>
-      </w:pPr>
-      <w:r>
-        <w:rPr>
-          <w:rFonts w:ascii="Times New Roman" w:hAnsi="Times New Roman" w:cs="Times New Roman" w:eastAsia="Times New Roman"/>
-          <w:b w:val="0"/>
-          <w:i w:val="0"/>
-          <w:color w:val="1F4E79"/>
-          <w:sz w:val="24"/>
-        </w:rPr>
-        <w:t>Да, я вот в чате увидела вот эту вот фразу шикарную, и думаю, нифига себе люди наивные.</w:t>
-      </w:r>
-    </w:p>
-    <w:p>
-      <w:pPr>
-        <w:spacing w:before="200" w:after="40"/>
-        <w:ind w:firstLine="0"/>
-      </w:pPr>
-      <w:r>
-        <w:rPr>
-          <w:rFonts w:ascii="Times New Roman" w:hAnsi="Times New Roman" w:cs="Times New Roman" w:eastAsia="Times New Roman"/>
-          <w:b/>
-          <w:i w:val="0"/>
-          <w:color w:val="C00000"/>
-          <w:sz w:val="24"/>
-        </w:rPr>
-        <w:t>Kir</w:t>
-      </w:r>
-      <w:r>
-        <w:rPr>
-          <w:rFonts w:ascii="Times New Roman" w:hAnsi="Times New Roman" w:cs="Times New Roman" w:eastAsia="Times New Roman"/>
-          <w:b w:val="0"/>
-          <w:i/>
-          <w:color w:val="6B6B6B"/>
-          <w:sz w:val="18"/>
-        </w:rPr>
-        <w:t xml:space="preserve">   ·   19:16</w:t>
-      </w:r>
-    </w:p>
-    <w:p>
-      <w:pPr>
-        <w:spacing w:after="160" w:line="276" w:lineRule="auto"/>
-        <w:ind w:firstLine="425"/>
-        <w:jc w:val="both"/>
-        <w:pBdr>
-          <w:left w:val="single" w:sz="12" w:space="8" w:color="C00000"/>
-        </w:pBdr>
-      </w:pPr>
-      <w:r>
-        <w:rPr>
-          <w:rFonts w:ascii="Times New Roman" w:hAnsi="Times New Roman" w:cs="Times New Roman" w:eastAsia="Times New Roman"/>
-          <w:b w:val="0"/>
-          <w:i w:val="0"/>
-          <w:color w:val="C00000"/>
-          <w:sz w:val="24"/>
-        </w:rPr>
-        <w:t>Да, это мощно. Как говорится, респект к тому, кто не поленился и сделал это видео. Это прям стёб конкретно. Да, стёб над МТСом.</w:t>
-      </w:r>
-    </w:p>
-    <w:p>
-      <w:pPr>
-        <w:spacing w:before="200" w:after="40"/>
-        <w:ind w:firstLine="0"/>
-      </w:pPr>
-      <w:r>
-        <w:rPr>
-          <w:rFonts w:ascii="Times New Roman" w:hAnsi="Times New Roman" w:cs="Times New Roman" w:eastAsia="Times New Roman"/>
-          <w:b/>
-          <w:i w:val="0"/>
-          <w:color w:val="1F4E79"/>
-          <w:sz w:val="24"/>
-        </w:rPr>
-        <w:t>Анфи</w:t>
-      </w:r>
-      <w:r>
-        <w:rPr>
-          <w:rFonts w:ascii="Times New Roman" w:hAnsi="Times New Roman" w:cs="Times New Roman" w:eastAsia="Times New Roman"/>
-          <w:b w:val="0"/>
-          <w:i/>
-          <w:color w:val="6B6B6B"/>
-          <w:sz w:val="18"/>
-        </w:rPr>
-        <w:t xml:space="preserve">   ·   19:43</w:t>
-      </w:r>
-    </w:p>
-    <w:p>
-      <w:pPr>
-        <w:spacing w:after="160" w:line="276" w:lineRule="auto"/>
-        <w:ind w:firstLine="425"/>
-        <w:jc w:val="both"/>
-        <w:pBdr>
-          <w:left w:val="single" w:sz="12" w:space="8" w:color="1F4E79"/>
-        </w:pBdr>
-      </w:pPr>
-      <w:r>
-        <w:rPr>
-          <w:rFonts w:ascii="Times New Roman" w:hAnsi="Times New Roman" w:cs="Times New Roman" w:eastAsia="Times New Roman"/>
-          <w:b w:val="0"/>
-          <w:i w:val="0"/>
-          <w:color w:val="1F4E79"/>
-          <w:sz w:val="24"/>
-        </w:rPr>
-        <w:t>Да, это вот всё из одного чата, и первое сообщение, и второе вот это видео, это из одного чатика я тебе присылаю.</w:t>
-      </w:r>
-    </w:p>
-    <w:p>
-      <w:pPr>
-        <w:spacing w:before="200" w:after="40"/>
-        <w:ind w:firstLine="0"/>
-      </w:pPr>
-      <w:r>
-        <w:rPr>
-          <w:rFonts w:ascii="Times New Roman" w:hAnsi="Times New Roman" w:cs="Times New Roman" w:eastAsia="Times New Roman"/>
-          <w:b/>
-          <w:i w:val="0"/>
-          <w:color w:val="1F4E79"/>
-          <w:sz w:val="24"/>
-        </w:rPr>
-        <w:t>Анфи</w:t>
-      </w:r>
-      <w:r>
-        <w:rPr>
-          <w:rFonts w:ascii="Times New Roman" w:hAnsi="Times New Roman" w:cs="Times New Roman" w:eastAsia="Times New Roman"/>
-          <w:b w:val="0"/>
-          <w:i/>
-          <w:color w:val="6B6B6B"/>
-          <w:sz w:val="18"/>
-        </w:rPr>
-        <w:t xml:space="preserve">   ·   22:49</w:t>
-      </w:r>
-    </w:p>
-    <w:p>
-      <w:pPr>
-        <w:spacing w:after="160" w:line="276" w:lineRule="auto"/>
-        <w:ind w:firstLine="425"/>
-        <w:jc w:val="both"/>
-        <w:pBdr>
-          <w:left w:val="single" w:sz="12" w:space="8" w:color="1F4E79"/>
-        </w:pBdr>
-      </w:pPr>
-      <w:r>
-        <w:rPr>
-          <w:rFonts w:ascii="Times New Roman" w:hAnsi="Times New Roman" w:cs="Times New Roman" w:eastAsia="Times New Roman"/>
-          <w:b w:val="0"/>
-          <w:i w:val="0"/>
-          <w:color w:val="1F4E79"/>
-          <w:sz w:val="24"/>
-        </w:rPr>
-        <w:t>А знал ли ты что Макс включает твою камеру и микрофон даже если не используется? А о встраивании во все новые смартфоны без возможности удаления? 😊.</w:t>
-      </w:r>
-    </w:p>
-    <w:p>
-      <w:pPr>
-        <w:spacing w:before="200" w:after="40"/>
-        <w:ind w:firstLine="0"/>
-      </w:pPr>
-      <w:r>
-        <w:rPr>
-          <w:rFonts w:ascii="Times New Roman" w:hAnsi="Times New Roman" w:cs="Times New Roman" w:eastAsia="Times New Roman"/>
-          <w:b/>
-          <w:i w:val="0"/>
-          <w:color w:val="1F4E79"/>
-          <w:sz w:val="24"/>
-        </w:rPr>
-        <w:t>Анфи</w:t>
-      </w:r>
-      <w:r>
-        <w:rPr>
-          <w:rFonts w:ascii="Times New Roman" w:hAnsi="Times New Roman" w:cs="Times New Roman" w:eastAsia="Times New Roman"/>
-          <w:b w:val="0"/>
-          <w:i/>
-          <w:color w:val="6B6B6B"/>
-          <w:sz w:val="18"/>
-        </w:rPr>
-        <w:t xml:space="preserve">   ·   22:49</w:t>
-      </w:r>
-    </w:p>
-    <w:p>
-      <w:pPr>
-        <w:spacing w:after="160" w:line="276" w:lineRule="auto"/>
-        <w:ind w:firstLine="425"/>
-        <w:jc w:val="both"/>
-        <w:pBdr>
-          <w:left w:val="single" w:sz="12" w:space="8" w:color="1F4E79"/>
-        </w:pBdr>
-      </w:pPr>
-      <w:r>
-        <w:rPr>
-          <w:rFonts w:ascii="Times New Roman" w:hAnsi="Times New Roman" w:cs="Times New Roman" w:eastAsia="Times New Roman"/>
-          <w:b w:val="0"/>
-          <w:i w:val="0"/>
-          <w:color w:val="1F4E79"/>
-          <w:sz w:val="24"/>
-        </w:rPr>
-        <w:t>А Дзюба сам камеру включил, когда дрочил? Тогда Макса не было. Эта хрень давно работает у всех. Тебя кто-то Максом пугает, мол только у него такая функция, а ты ведешься😄? Я же сказал, у каждого свои тараканы. Кому ты нужен?</w:t>
-      </w:r>
-    </w:p>
-    <w:p>
-      <w:pPr>
-        <w:spacing w:before="200" w:after="40"/>
-        <w:ind w:firstLine="0"/>
-      </w:pPr>
-      <w:r>
-        <w:rPr>
-          <w:rFonts w:ascii="Times New Roman" w:hAnsi="Times New Roman" w:cs="Times New Roman" w:eastAsia="Times New Roman"/>
-          <w:b/>
-          <w:i w:val="0"/>
-          <w:color w:val="1F4E79"/>
-          <w:sz w:val="24"/>
-        </w:rPr>
-        <w:t>Анфи</w:t>
-      </w:r>
-      <w:r>
-        <w:rPr>
-          <w:rFonts w:ascii="Times New Roman" w:hAnsi="Times New Roman" w:cs="Times New Roman" w:eastAsia="Times New Roman"/>
-          <w:b w:val="0"/>
-          <w:i/>
-          <w:color w:val="6B6B6B"/>
-          <w:sz w:val="18"/>
-        </w:rPr>
-        <w:t xml:space="preserve">   ·   22:49</w:t>
-      </w:r>
-    </w:p>
-    <w:p>
-      <w:pPr>
-        <w:spacing w:after="160" w:line="276" w:lineRule="auto"/>
-        <w:ind w:firstLine="425"/>
-        <w:jc w:val="both"/>
-        <w:pBdr>
-          <w:left w:val="single" w:sz="12" w:space="8" w:color="1F4E79"/>
-        </w:pBdr>
-      </w:pPr>
-      <w:r>
-        <w:rPr>
-          <w:rFonts w:ascii="Times New Roman" w:hAnsi="Times New Roman" w:cs="Times New Roman" w:eastAsia="Times New Roman"/>
-          <w:b w:val="0"/>
-          <w:i w:val="0"/>
-          <w:color w:val="1F4E79"/>
-          <w:sz w:val="24"/>
-        </w:rPr>
-        <w:t>Никто не пугает. Работаю в ИТ безопасности, и мне не нравится когда на моих устройствах, рабочих или личных, хозяйничает неведомая херня😊.</w:t>
-      </w:r>
-    </w:p>
-    <w:p>
-      <w:pPr>
-        <w:spacing w:before="200" w:after="40"/>
-        <w:ind w:firstLine="0"/>
-      </w:pPr>
-      <w:r>
-        <w:rPr>
-          <w:rFonts w:ascii="Times New Roman" w:hAnsi="Times New Roman" w:cs="Times New Roman" w:eastAsia="Times New Roman"/>
-          <w:b/>
-          <w:i w:val="0"/>
-          <w:color w:val="1F4E79"/>
-          <w:sz w:val="24"/>
-        </w:rPr>
-        <w:t>Анфи</w:t>
-      </w:r>
-      <w:r>
-        <w:rPr>
-          <w:rFonts w:ascii="Times New Roman" w:hAnsi="Times New Roman" w:cs="Times New Roman" w:eastAsia="Times New Roman"/>
-          <w:b w:val="0"/>
-          <w:i/>
-          <w:color w:val="6B6B6B"/>
-          <w:sz w:val="18"/>
-        </w:rPr>
-        <w:t xml:space="preserve">   ·   23:58</w:t>
-      </w:r>
-    </w:p>
-    <w:p>
-      <w:pPr>
-        <w:spacing w:after="160" w:line="276" w:lineRule="auto"/>
-        <w:ind w:firstLine="425"/>
-        <w:jc w:val="both"/>
-        <w:pBdr>
-          <w:left w:val="single" w:sz="12" w:space="8" w:color="1F4E79"/>
-        </w:pBdr>
-      </w:pPr>
-      <w:r>
-        <w:rPr>
-          <w:rFonts w:ascii="Times New Roman" w:hAnsi="Times New Roman" w:cs="Times New Roman" w:eastAsia="Times New Roman"/>
-          <w:b w:val="0"/>
-          <w:i w:val="0"/>
-          <w:color w:val="1F4E79"/>
-          <w:sz w:val="24"/>
-        </w:rPr>
-        <w:t>Сообщение длинное, поэтому я буду комментировать по частям. Да, я знаю про то, что люди примеряют на себя, я тоже про это слышала.</w:t>
-      </w:r>
-    </w:p>
-    <w:p>
-      <w:pPr>
-        <w:spacing w:before="360" w:after="160"/>
-        <w:ind w:firstLine="0"/>
-        <w:jc w:val="left"/>
-        <w:pBdr>
-          <w:bottom w:val="single" w:sz="8" w:space="6" w:color="2E5A3C"/>
-        </w:pBdr>
-      </w:pPr>
-      <w:r>
-        <w:rPr>
-          <w:rFonts w:ascii="Times New Roman" w:hAnsi="Times New Roman" w:cs="Times New Roman" w:eastAsia="Times New Roman"/>
-          <w:b/>
-          <w:i w:val="0"/>
-          <w:color w:val="2E5A3C"/>
-          <w:sz w:val="26"/>
-        </w:rPr>
-        <w:t>15 февраля 2026</w:t>
-      </w:r>
-    </w:p>
-    <w:p>
-      <w:pPr>
-        <w:spacing w:before="200" w:after="40"/>
-        <w:ind w:firstLine="0"/>
-      </w:pPr>
-      <w:r>
-        <w:rPr>
-          <w:rFonts w:ascii="Times New Roman" w:hAnsi="Times New Roman" w:cs="Times New Roman" w:eastAsia="Times New Roman"/>
-          <w:b/>
-          <w:i w:val="0"/>
-          <w:color w:val="1F4E79"/>
-          <w:sz w:val="24"/>
-        </w:rPr>
-        <w:t>Анфи</w:t>
-      </w:r>
-      <w:r>
-        <w:rPr>
-          <w:rFonts w:ascii="Times New Roman" w:hAnsi="Times New Roman" w:cs="Times New Roman" w:eastAsia="Times New Roman"/>
-          <w:b w:val="0"/>
-          <w:i/>
-          <w:color w:val="6B6B6B"/>
-          <w:sz w:val="18"/>
-        </w:rPr>
-        <w:t xml:space="preserve">   ·   00:02</w:t>
-      </w:r>
-    </w:p>
-    <w:p>
-      <w:pPr>
-        <w:spacing w:after="160" w:line="276" w:lineRule="auto"/>
-        <w:ind w:firstLine="425"/>
-        <w:jc w:val="both"/>
-        <w:pBdr>
-          <w:left w:val="single" w:sz="12" w:space="8" w:color="1F4E79"/>
-        </w:pBdr>
-      </w:pPr>
-      <w:r>
-        <w:rPr>
-          <w:rFonts w:ascii="Times New Roman" w:hAnsi="Times New Roman" w:cs="Times New Roman" w:eastAsia="Times New Roman"/>
-          <w:b w:val="0"/>
-          <w:i w:val="0"/>
-          <w:color w:val="1F4E79"/>
-          <w:sz w:val="24"/>
-        </w:rPr>
-        <w:t>Да-да, насчёт того, что невежливо, это как минимум тупо: тебе говорят об одном, а ты на одну и ту же тему человеку отвечаешь, хотя даже к делу не относится это? У меня такое, знаешь. Чувство, что он просто себя, он как бы, ему понравилось не я даже, не я сама, вот я вся вот такая. Вот, а ему понравилась его фантазия о том, что он, рыцарь в сияющих доспехах, спасает и поддерживает и мотивирует незрячую девушку.</w:t>
-      </w:r>
-    </w:p>
-    <w:p>
-      <w:pPr>
-        <w:spacing w:before="200" w:after="40"/>
-        <w:ind w:firstLine="0"/>
-      </w:pPr>
-      <w:r>
-        <w:rPr>
-          <w:rFonts w:ascii="Times New Roman" w:hAnsi="Times New Roman" w:cs="Times New Roman" w:eastAsia="Times New Roman"/>
-          <w:b/>
-          <w:i w:val="0"/>
-          <w:color w:val="1F4E79"/>
-          <w:sz w:val="24"/>
-        </w:rPr>
-        <w:t>Анфи</w:t>
-      </w:r>
-      <w:r>
-        <w:rPr>
-          <w:rFonts w:ascii="Times New Roman" w:hAnsi="Times New Roman" w:cs="Times New Roman" w:eastAsia="Times New Roman"/>
-          <w:b w:val="0"/>
-          <w:i/>
-          <w:color w:val="6B6B6B"/>
-          <w:sz w:val="18"/>
-        </w:rPr>
-        <w:t xml:space="preserve">   ·   00:05</w:t>
-      </w:r>
-    </w:p>
-    <w:p>
-      <w:pPr>
-        <w:spacing w:after="160" w:line="276" w:lineRule="auto"/>
-        <w:ind w:firstLine="425"/>
-        <w:jc w:val="both"/>
-        <w:pBdr>
-          <w:left w:val="single" w:sz="12" w:space="8" w:color="1F4E79"/>
-        </w:pBdr>
-      </w:pPr>
-      <w:r>
-        <w:rPr>
-          <w:rFonts w:ascii="Times New Roman" w:hAnsi="Times New Roman" w:cs="Times New Roman" w:eastAsia="Times New Roman"/>
-          <w:b w:val="0"/>
-          <w:i w:val="0"/>
-          <w:color w:val="1F4E79"/>
-          <w:sz w:val="24"/>
-        </w:rPr>
-        <w:t>Вот я на моменте, где поставить на место. Да, я так и делала, по сути. Я ему всегда на любую его фразу отвечала текстом, таким большим текстом, в котором рассказывала ему о том, как на самом деле. То есть я всегда и никогда не упускала такие моменты и давала на них ответ.</w:t>
-      </w:r>
-    </w:p>
-    <w:p>
-      <w:pPr>
-        <w:spacing w:before="200" w:after="40"/>
-        <w:ind w:firstLine="0"/>
-      </w:pPr>
-      <w:r>
-        <w:rPr>
-          <w:rFonts w:ascii="Times New Roman" w:hAnsi="Times New Roman" w:cs="Times New Roman" w:eastAsia="Times New Roman"/>
-          <w:b/>
-          <w:i w:val="0"/>
-          <w:color w:val="1F4E79"/>
-          <w:sz w:val="24"/>
-        </w:rPr>
-        <w:t>Анфи</w:t>
-      </w:r>
-      <w:r>
-        <w:rPr>
-          <w:rFonts w:ascii="Times New Roman" w:hAnsi="Times New Roman" w:cs="Times New Roman" w:eastAsia="Times New Roman"/>
-          <w:b w:val="0"/>
-          <w:i/>
-          <w:color w:val="6B6B6B"/>
-          <w:sz w:val="18"/>
-        </w:rPr>
-        <w:t xml:space="preserve">   ·   00:34</w:t>
-      </w:r>
-    </w:p>
-    <w:p>
-      <w:pPr>
-        <w:spacing w:after="160" w:line="276" w:lineRule="auto"/>
-        <w:ind w:firstLine="425"/>
-        <w:jc w:val="both"/>
-        <w:pBdr>
-          <w:left w:val="single" w:sz="12" w:space="8" w:color="1F4E79"/>
-        </w:pBdr>
-      </w:pPr>
-      <w:r>
-        <w:rPr>
-          <w:rFonts w:ascii="Times New Roman" w:hAnsi="Times New Roman" w:cs="Times New Roman" w:eastAsia="Times New Roman"/>
-          <w:b w:val="0"/>
-          <w:i w:val="0"/>
-          <w:color w:val="1F4E79"/>
-          <w:sz w:val="24"/>
-        </w:rPr>
-        <w:t>О, да, я вообще терпеть не могу нытиков. Для меня это самая конченная категория людей, которые вместо того, чтобы заняться делом, реально найти себя, подумать о том, блин, вот что я хочу, что мне интересно. Они просто сидят и записывают видосики о том, как их все оскорбляют, никто их не любит. Ой, какие там они все бедные. Я думаю, господи, вот вы херню еще страдаете. А причём вы выкладываете это? Напишите это в личном дневнике у себя, я не знаю.</w:t>
-      </w:r>
-    </w:p>
-    <w:p>
-      <w:pPr>
-        <w:spacing w:before="200" w:after="40"/>
-        <w:ind w:firstLine="0"/>
-      </w:pPr>
-      <w:r>
-        <w:rPr>
-          <w:rFonts w:ascii="Times New Roman" w:hAnsi="Times New Roman" w:cs="Times New Roman" w:eastAsia="Times New Roman"/>
-          <w:b/>
-          <w:i w:val="0"/>
-          <w:color w:val="1F4E79"/>
-          <w:sz w:val="24"/>
-        </w:rPr>
-        <w:t>Анфи</w:t>
-      </w:r>
-      <w:r>
-        <w:rPr>
-          <w:rFonts w:ascii="Times New Roman" w:hAnsi="Times New Roman" w:cs="Times New Roman" w:eastAsia="Times New Roman"/>
-          <w:b w:val="0"/>
-          <w:i/>
-          <w:color w:val="6B6B6B"/>
-          <w:sz w:val="18"/>
-        </w:rPr>
-        <w:t xml:space="preserve">   ·   00:37</w:t>
-      </w:r>
-    </w:p>
-    <w:p>
-      <w:pPr>
-        <w:spacing w:after="160" w:line="276" w:lineRule="auto"/>
-        <w:ind w:firstLine="425"/>
-        <w:jc w:val="both"/>
-        <w:pBdr>
-          <w:left w:val="single" w:sz="12" w:space="8" w:color="1F4E79"/>
-        </w:pBdr>
-      </w:pPr>
-      <w:r>
-        <w:rPr>
-          <w:rFonts w:ascii="Times New Roman" w:hAnsi="Times New Roman" w:cs="Times New Roman" w:eastAsia="Times New Roman"/>
-          <w:b w:val="0"/>
-          <w:i w:val="0"/>
-          <w:color w:val="1F4E79"/>
-          <w:sz w:val="24"/>
-        </w:rPr>
-        <w:t>Я сейчас сама болею, кстати, ну то есть я уже как бы выздоровела, но у меня еще насморк остался, вот. И у меня обычно начинается стандарт: у меня начинает болеть горло. У меня считается, ну вирус какой-то, он начинается с боли в горле, а дальше уже насморк и в редких случаях температура. Обычно у меня достаточно, ну просто типа кашель, сопли и башка болит первый день, и все.</w:t>
-      </w:r>
-    </w:p>
-    <w:p>
-      <w:pPr>
-        <w:spacing w:before="200" w:after="40"/>
-        <w:ind w:firstLine="0"/>
-      </w:pPr>
-      <w:r>
-        <w:rPr>
-          <w:rFonts w:ascii="Times New Roman" w:hAnsi="Times New Roman" w:cs="Times New Roman" w:eastAsia="Times New Roman"/>
-          <w:b/>
-          <w:i w:val="0"/>
-          <w:color w:val="1F4E79"/>
-          <w:sz w:val="24"/>
-        </w:rPr>
-        <w:t>Анфи</w:t>
-      </w:r>
-      <w:r>
-        <w:rPr>
-          <w:rFonts w:ascii="Times New Roman" w:hAnsi="Times New Roman" w:cs="Times New Roman" w:eastAsia="Times New Roman"/>
-          <w:b w:val="0"/>
-          <w:i/>
-          <w:color w:val="6B6B6B"/>
-          <w:sz w:val="18"/>
-        </w:rPr>
-        <w:t xml:space="preserve">   ·   00:41</w:t>
-      </w:r>
-    </w:p>
-    <w:p>
-      <w:pPr>
-        <w:spacing w:after="160" w:line="276" w:lineRule="auto"/>
-        <w:ind w:firstLine="425"/>
-        <w:jc w:val="both"/>
-        <w:pBdr>
-          <w:left w:val="single" w:sz="12" w:space="8" w:color="1F4E79"/>
-        </w:pBdr>
-      </w:pPr>
-      <w:r>
-        <w:rPr>
-          <w:rFonts w:ascii="Times New Roman" w:hAnsi="Times New Roman" w:cs="Times New Roman" w:eastAsia="Times New Roman"/>
-          <w:b w:val="0"/>
-          <w:i w:val="0"/>
-          <w:color w:val="1F4E79"/>
-          <w:sz w:val="24"/>
-        </w:rPr>
-        <w:t>Да, вот очень про внешнюю оболочку, вот это реально, вот всё вот это вот красота, вот это, она ни на что не влияет в жизни, по сути. То есть, ну, какая разница? Красивый ты, ну нет, если там серийный убийца какой-нибудь, ну, красивый и некрасивый, ну вот ещё и, ну красивый, ладно, ну а совершает такие вещи, что всё равно просто физически невозможно его полюбить как-то, да. Ну и в итоге, что это красота? По сути, все вот эти вот внешние штуки, они значения-то реально никакого не имеют.</w:t>
-      </w:r>
-    </w:p>
-    <w:p>
-      <w:pPr>
-        <w:spacing w:before="200" w:after="40"/>
-        <w:ind w:firstLine="0"/>
-      </w:pPr>
-      <w:r>
-        <w:rPr>
-          <w:rFonts w:ascii="Times New Roman" w:hAnsi="Times New Roman" w:cs="Times New Roman" w:eastAsia="Times New Roman"/>
-          <w:b/>
-          <w:i w:val="0"/>
-          <w:color w:val="1F4E79"/>
-          <w:sz w:val="24"/>
-        </w:rPr>
-        <w:t>Анфи</w:t>
-      </w:r>
-      <w:r>
-        <w:rPr>
-          <w:rFonts w:ascii="Times New Roman" w:hAnsi="Times New Roman" w:cs="Times New Roman" w:eastAsia="Times New Roman"/>
-          <w:b w:val="0"/>
-          <w:i/>
-          <w:color w:val="6B6B6B"/>
-          <w:sz w:val="18"/>
-        </w:rPr>
-        <w:t xml:space="preserve">   ·   01:08</w:t>
-      </w:r>
-    </w:p>
-    <w:p>
-      <w:pPr>
-        <w:spacing w:after="160" w:line="276" w:lineRule="auto"/>
-        <w:ind w:firstLine="425"/>
-        <w:jc w:val="both"/>
-        <w:pBdr>
-          <w:left w:val="single" w:sz="12" w:space="8" w:color="1F4E79"/>
-        </w:pBdr>
-      </w:pPr>
-      <w:r>
-        <w:rPr>
-          <w:rFonts w:ascii="Times New Roman" w:hAnsi="Times New Roman" w:cs="Times New Roman" w:eastAsia="Times New Roman"/>
-          <w:b w:val="0"/>
-          <w:i w:val="0"/>
-          <w:color w:val="1F4E79"/>
-          <w:sz w:val="24"/>
-        </w:rPr>
-        <w:t>Ой, вот у меня тоже была подобная история, когда ночью просто начинается сумасшествие реально. Потому что именно ночью тебе вообще не на что отвлечься. Именно ночью ты наедине с своими мыслями остаешься и наедине со всем трешем, который вызывает эти мысли. У меня такое тоже было, так что я прекрасно понимаю какое это чувство.</w:t>
-      </w:r>
-    </w:p>
-    <w:p>
-      <w:pPr>
-        <w:spacing w:before="200" w:after="40"/>
-        <w:ind w:firstLine="0"/>
-      </w:pPr>
-      <w:r>
-        <w:rPr>
-          <w:rFonts w:ascii="Times New Roman" w:hAnsi="Times New Roman" w:cs="Times New Roman" w:eastAsia="Times New Roman"/>
-          <w:b/>
-          <w:i w:val="0"/>
-          <w:color w:val="C00000"/>
-          <w:sz w:val="24"/>
-        </w:rPr>
-        <w:t>Kir</w:t>
-      </w:r>
-      <w:r>
-        <w:rPr>
-          <w:rFonts w:ascii="Times New Roman" w:hAnsi="Times New Roman" w:cs="Times New Roman" w:eastAsia="Times New Roman"/>
-          <w:b w:val="0"/>
-          <w:i/>
-          <w:color w:val="6B6B6B"/>
-          <w:sz w:val="18"/>
-        </w:rPr>
-        <w:t xml:space="preserve">   ·   01:09</w:t>
-      </w:r>
-    </w:p>
-    <w:p>
-      <w:pPr>
-        <w:spacing w:after="160" w:line="276" w:lineRule="auto"/>
-        <w:ind w:firstLine="425"/>
-        <w:jc w:val="both"/>
-        <w:pBdr>
-          <w:left w:val="single" w:sz="12" w:space="8" w:color="C00000"/>
-        </w:pBdr>
-      </w:pPr>
-      <w:r>
-        <w:rPr>
-          <w:rFonts w:ascii="Times New Roman" w:hAnsi="Times New Roman" w:cs="Times New Roman" w:eastAsia="Times New Roman"/>
-          <w:b w:val="0"/>
-          <w:i w:val="0"/>
-          <w:color w:val="C00000"/>
-          <w:sz w:val="24"/>
-        </w:rPr>
-        <w:t>Жуть.</w:t>
-      </w:r>
-    </w:p>
-    <w:p>
-      <w:pPr>
-        <w:spacing w:before="360" w:after="160"/>
-        <w:ind w:firstLine="0"/>
-        <w:jc w:val="left"/>
-        <w:pBdr>
-          <w:bottom w:val="single" w:sz="8" w:space="6" w:color="2E5A3C"/>
-        </w:pBdr>
-      </w:pPr>
-      <w:r>
-        <w:rPr>
-          <w:rFonts w:ascii="Times New Roman" w:hAnsi="Times New Roman" w:cs="Times New Roman" w:eastAsia="Times New Roman"/>
-          <w:b/>
-          <w:i w:val="0"/>
-          <w:color w:val="2E5A3C"/>
-          <w:sz w:val="26"/>
-        </w:rPr>
-        <w:t>16 февраля 2026</w:t>
-      </w:r>
-    </w:p>
-    <w:p>
-      <w:pPr>
-        <w:spacing w:before="200" w:after="40"/>
-        <w:ind w:firstLine="0"/>
-      </w:pPr>
-      <w:r>
-        <w:rPr>
-          <w:rFonts w:ascii="Times New Roman" w:hAnsi="Times New Roman" w:cs="Times New Roman" w:eastAsia="Times New Roman"/>
-          <w:b/>
-          <w:i w:val="0"/>
-          <w:color w:val="C00000"/>
-          <w:sz w:val="24"/>
-        </w:rPr>
-        <w:t>Kir</w:t>
-      </w:r>
-      <w:r>
-        <w:rPr>
-          <w:rFonts w:ascii="Times New Roman" w:hAnsi="Times New Roman" w:cs="Times New Roman" w:eastAsia="Times New Roman"/>
-          <w:b w:val="0"/>
-          <w:i/>
-          <w:color w:val="6B6B6B"/>
-          <w:sz w:val="18"/>
-        </w:rPr>
-        <w:t xml:space="preserve">   ·   10:36</w:t>
-      </w:r>
-    </w:p>
-    <w:p>
-      <w:pPr>
-        <w:spacing w:after="160" w:line="276" w:lineRule="auto"/>
-        <w:ind w:firstLine="425"/>
-        <w:jc w:val="both"/>
-        <w:pBdr>
-          <w:left w:val="single" w:sz="12" w:space="8" w:color="C00000"/>
-        </w:pBdr>
-      </w:pPr>
-      <w:r>
-        <w:rPr>
-          <w:rFonts w:ascii="Times New Roman" w:hAnsi="Times New Roman" w:cs="Times New Roman" w:eastAsia="Times New Roman"/>
-          <w:b w:val="0"/>
-          <w:i w:val="0"/>
-          <w:color w:val="C00000"/>
-          <w:sz w:val="24"/>
-        </w:rPr>
-        <w:t>вот насчёт того, что этот от кого-то пересылала: типа «мне нечего скрывать — кому нечего скрывать, нечего бояться» там и так далее — вот это вот как раз он чётко по теме говорит, как раз для таких людей.</w:t>
-      </w:r>
-    </w:p>
-    <w:p>
-      <w:pPr>
-        <w:spacing w:before="200" w:after="40"/>
-        <w:ind w:firstLine="0"/>
-      </w:pPr>
-      <w:r>
-        <w:rPr>
-          <w:rFonts w:ascii="Times New Roman" w:hAnsi="Times New Roman" w:cs="Times New Roman" w:eastAsia="Times New Roman"/>
-          <w:b/>
-          <w:i w:val="0"/>
-          <w:color w:val="1F4E79"/>
-          <w:sz w:val="24"/>
-        </w:rPr>
-        <w:t>Анфи</w:t>
-      </w:r>
-      <w:r>
-        <w:rPr>
-          <w:rFonts w:ascii="Times New Roman" w:hAnsi="Times New Roman" w:cs="Times New Roman" w:eastAsia="Times New Roman"/>
-          <w:b w:val="0"/>
-          <w:i/>
-          <w:color w:val="6B6B6B"/>
-          <w:sz w:val="18"/>
-        </w:rPr>
-        <w:t xml:space="preserve">   ·   21:15</w:t>
-      </w:r>
-    </w:p>
-    <w:p>
-      <w:pPr>
-        <w:spacing w:after="160" w:line="276" w:lineRule="auto"/>
-        <w:ind w:firstLine="425"/>
-        <w:jc w:val="both"/>
-        <w:pBdr>
-          <w:left w:val="single" w:sz="12" w:space="8" w:color="1F4E79"/>
-        </w:pBdr>
-      </w:pPr>
-      <w:r>
-        <w:rPr>
-          <w:rFonts w:ascii="Times New Roman" w:hAnsi="Times New Roman" w:cs="Times New Roman" w:eastAsia="Times New Roman"/>
-          <w:b w:val="0"/>
-          <w:i w:val="0"/>
-          <w:color w:val="1F4E79"/>
-          <w:sz w:val="24"/>
-        </w:rPr>
-        <w:t>Не понимаю что за хрень с этим документом, почему я не могу его нормально открыть.</w:t>
-      </w:r>
-    </w:p>
-    <w:p>
-      <w:pPr>
-        <w:spacing w:before="200" w:after="40"/>
-        <w:ind w:firstLine="0"/>
-      </w:pPr>
-      <w:r>
-        <w:rPr>
-          <w:rFonts w:ascii="Times New Roman" w:hAnsi="Times New Roman" w:cs="Times New Roman" w:eastAsia="Times New Roman"/>
-          <w:b/>
-          <w:i w:val="0"/>
-          <w:color w:val="1F4E79"/>
-          <w:sz w:val="24"/>
-        </w:rPr>
-        <w:t>Анфи</w:t>
-      </w:r>
-      <w:r>
-        <w:rPr>
-          <w:rFonts w:ascii="Times New Roman" w:hAnsi="Times New Roman" w:cs="Times New Roman" w:eastAsia="Times New Roman"/>
-          <w:b w:val="0"/>
-          <w:i/>
-          <w:color w:val="6B6B6B"/>
-          <w:sz w:val="18"/>
-        </w:rPr>
-        <w:t xml:space="preserve">   ·   21:28</w:t>
-      </w:r>
-    </w:p>
-    <w:p>
-      <w:pPr>
-        <w:spacing w:after="160" w:line="276" w:lineRule="auto"/>
-        <w:ind w:firstLine="425"/>
-        <w:jc w:val="both"/>
-        <w:pBdr>
-          <w:left w:val="single" w:sz="12" w:space="8" w:color="1F4E79"/>
-        </w:pBdr>
-      </w:pPr>
-      <w:r>
-        <w:rPr>
-          <w:rFonts w:ascii="Times New Roman" w:hAnsi="Times New Roman" w:cs="Times New Roman" w:eastAsia="Times New Roman"/>
-          <w:b w:val="0"/>
-          <w:i w:val="0"/>
-          <w:color w:val="1F4E79"/>
-          <w:sz w:val="24"/>
-        </w:rPr>
-        <w:t>Мне надо однокласснице помочь с открыванием этой херни.</w:t>
-      </w:r>
-    </w:p>
-    <w:p>
-      <w:pPr>
-        <w:spacing w:before="360" w:after="160"/>
-        <w:ind w:firstLine="0"/>
-        <w:jc w:val="left"/>
-        <w:pBdr>
-          <w:bottom w:val="single" w:sz="8" w:space="6" w:color="2E5A3C"/>
-        </w:pBdr>
-      </w:pPr>
-      <w:r>
-        <w:rPr>
-          <w:rFonts w:ascii="Times New Roman" w:hAnsi="Times New Roman" w:cs="Times New Roman" w:eastAsia="Times New Roman"/>
-          <w:b/>
-          <w:i w:val="0"/>
-          <w:color w:val="2E5A3C"/>
-          <w:sz w:val="26"/>
-        </w:rPr>
-        <w:t>17 февраля 2026</w:t>
-      </w:r>
-    </w:p>
-    <w:p>
-      <w:pPr>
-        <w:spacing w:before="200" w:after="40"/>
-        <w:ind w:firstLine="0"/>
-      </w:pPr>
-      <w:r>
-        <w:rPr>
-          <w:rFonts w:ascii="Times New Roman" w:hAnsi="Times New Roman" w:cs="Times New Roman" w:eastAsia="Times New Roman"/>
-          <w:b/>
-          <w:i w:val="0"/>
-          <w:color w:val="C00000"/>
-          <w:sz w:val="24"/>
-        </w:rPr>
-        <w:t>Kir</w:t>
-      </w:r>
-      <w:r>
-        <w:rPr>
-          <w:rFonts w:ascii="Times New Roman" w:hAnsi="Times New Roman" w:cs="Times New Roman" w:eastAsia="Times New Roman"/>
-          <w:b w:val="0"/>
-          <w:i/>
-          <w:color w:val="6B6B6B"/>
-          <w:sz w:val="18"/>
-        </w:rPr>
-        <w:t xml:space="preserve">   ·   12:39</w:t>
-      </w:r>
-    </w:p>
-    <w:p>
-      <w:pPr>
-        <w:spacing w:after="160" w:line="276" w:lineRule="auto"/>
-        <w:ind w:firstLine="425"/>
-        <w:jc w:val="both"/>
-        <w:pBdr>
-          <w:left w:val="single" w:sz="12" w:space="8" w:color="C00000"/>
-        </w:pBdr>
-      </w:pPr>
-      <w:r>
-        <w:rPr>
-          <w:rFonts w:ascii="Times New Roman" w:hAnsi="Times New Roman" w:cs="Times New Roman" w:eastAsia="Times New Roman"/>
-          <w:b w:val="0"/>
-          <w:i w:val="0"/>
-          <w:color w:val="C00000"/>
-          <w:sz w:val="24"/>
-        </w:rPr>
-        <w:t>Как насчёт созвониться?</w:t>
-      </w:r>
-    </w:p>
-    <w:p>
-      <w:pPr>
-        <w:spacing w:before="200" w:after="40"/>
-        <w:ind w:firstLine="0"/>
-      </w:pPr>
-      <w:r>
-        <w:rPr>
-          <w:rFonts w:ascii="Times New Roman" w:hAnsi="Times New Roman" w:cs="Times New Roman" w:eastAsia="Times New Roman"/>
-          <w:b/>
-          <w:i w:val="0"/>
-          <w:color w:val="1F4E79"/>
-          <w:sz w:val="24"/>
-        </w:rPr>
-        <w:t>Анфи</w:t>
-      </w:r>
-      <w:r>
-        <w:rPr>
-          <w:rFonts w:ascii="Times New Roman" w:hAnsi="Times New Roman" w:cs="Times New Roman" w:eastAsia="Times New Roman"/>
-          <w:b w:val="0"/>
-          <w:i/>
-          <w:color w:val="6B6B6B"/>
-          <w:sz w:val="18"/>
-        </w:rPr>
-        <w:t xml:space="preserve">   ·   13:03</w:t>
-      </w:r>
-    </w:p>
-    <w:p>
-      <w:pPr>
-        <w:spacing w:after="160" w:line="276" w:lineRule="auto"/>
-        <w:ind w:firstLine="425"/>
-        <w:jc w:val="both"/>
-        <w:pBdr>
-          <w:left w:val="single" w:sz="12" w:space="8" w:color="1F4E79"/>
-        </w:pBdr>
-      </w:pPr>
-      <w:r>
-        <w:rPr>
-          <w:rFonts w:ascii="Times New Roman" w:hAnsi="Times New Roman" w:cs="Times New Roman" w:eastAsia="Times New Roman"/>
-          <w:b w:val="0"/>
-          <w:i w:val="0"/>
-          <w:color w:val="1F4E79"/>
-          <w:sz w:val="24"/>
-        </w:rPr>
-        <w:t>Я сейчас в школке, тут нормально не поболтать. Разве что в пятницу, когда дома буду. А так я с удовольствием, давно не созванивались?</w:t>
-      </w:r>
-    </w:p>
-    <w:p>
-      <w:pPr>
-        <w:spacing w:before="360" w:after="160"/>
-        <w:ind w:firstLine="0"/>
-        <w:jc w:val="left"/>
-        <w:pBdr>
-          <w:bottom w:val="single" w:sz="8" w:space="6" w:color="2E5A3C"/>
-        </w:pBdr>
-      </w:pPr>
-      <w:r>
-        <w:rPr>
-          <w:rFonts w:ascii="Times New Roman" w:hAnsi="Times New Roman" w:cs="Times New Roman" w:eastAsia="Times New Roman"/>
-          <w:b/>
-          <w:i w:val="0"/>
-          <w:color w:val="2E5A3C"/>
-          <w:sz w:val="26"/>
-        </w:rPr>
-        <w:t>20 февраля 2026</w:t>
-      </w:r>
-    </w:p>
-    <w:p>
-      <w:pPr>
-        <w:spacing w:before="200" w:after="40"/>
-        <w:ind w:firstLine="0"/>
-      </w:pPr>
-      <w:r>
-        <w:rPr>
-          <w:rFonts w:ascii="Times New Roman" w:hAnsi="Times New Roman" w:cs="Times New Roman" w:eastAsia="Times New Roman"/>
-          <w:b/>
-          <w:i w:val="0"/>
-          <w:color w:val="1F4E79"/>
-          <w:sz w:val="24"/>
-        </w:rPr>
-        <w:t>Анфи</w:t>
-      </w:r>
-      <w:r>
-        <w:rPr>
-          <w:rFonts w:ascii="Times New Roman" w:hAnsi="Times New Roman" w:cs="Times New Roman" w:eastAsia="Times New Roman"/>
-          <w:b w:val="0"/>
-          <w:i/>
-          <w:color w:val="6B6B6B"/>
-          <w:sz w:val="18"/>
-        </w:rPr>
-        <w:t xml:space="preserve">   ·   14:07</w:t>
-      </w:r>
-    </w:p>
-    <w:p>
-      <w:pPr>
-        <w:spacing w:after="160" w:line="276" w:lineRule="auto"/>
-        <w:ind w:firstLine="425"/>
-        <w:jc w:val="both"/>
-        <w:pBdr>
-          <w:left w:val="single" w:sz="12" w:space="8" w:color="1F4E79"/>
-        </w:pBdr>
-      </w:pPr>
-      <w:r>
-        <w:rPr>
-          <w:rFonts w:ascii="Times New Roman" w:hAnsi="Times New Roman" w:cs="Times New Roman" w:eastAsia="Times New Roman"/>
-          <w:b w:val="0"/>
-          <w:i w:val="0"/>
-          <w:color w:val="1F4E79"/>
-          <w:sz w:val="24"/>
-        </w:rPr>
-        <w:t>Привет! Ничего, будем сегодня созваниваться?</w:t>
-      </w:r>
-    </w:p>
-    <w:p>
-      <w:pPr>
-        <w:spacing w:before="200" w:after="40"/>
-        <w:ind w:firstLine="0"/>
-      </w:pPr>
-      <w:r>
-        <w:rPr>
-          <w:rFonts w:ascii="Times New Roman" w:hAnsi="Times New Roman" w:cs="Times New Roman" w:eastAsia="Times New Roman"/>
-          <w:b/>
-          <w:i w:val="0"/>
-          <w:color w:val="1F4E79"/>
-          <w:sz w:val="24"/>
-        </w:rPr>
-        <w:t>Анфи</w:t>
-      </w:r>
-      <w:r>
-        <w:rPr>
-          <w:rFonts w:ascii="Times New Roman" w:hAnsi="Times New Roman" w:cs="Times New Roman" w:eastAsia="Times New Roman"/>
-          <w:b w:val="0"/>
-          <w:i/>
-          <w:color w:val="6B6B6B"/>
-          <w:sz w:val="18"/>
-        </w:rPr>
-        <w:t xml:space="preserve">   ·   14:07</w:t>
-      </w:r>
-    </w:p>
-    <w:p>
-      <w:pPr>
-        <w:spacing w:after="160" w:line="276" w:lineRule="auto"/>
-        <w:ind w:firstLine="425"/>
-        <w:jc w:val="both"/>
-        <w:pBdr>
-          <w:left w:val="single" w:sz="12" w:space="8" w:color="1F4E79"/>
-        </w:pBdr>
-      </w:pPr>
-      <w:r>
-        <w:rPr>
-          <w:rFonts w:ascii="Times New Roman" w:hAnsi="Times New Roman" w:cs="Times New Roman" w:eastAsia="Times New Roman"/>
-          <w:b w:val="0"/>
-          <w:i w:val="0"/>
-          <w:color w:val="1F4E79"/>
-          <w:sz w:val="24"/>
-        </w:rPr>
-        <w:t>Если да, то во сколько и в каком приложении?</w:t>
-      </w:r>
-    </w:p>
-    <w:p>
-      <w:pPr>
-        <w:spacing w:before="200" w:after="40"/>
-        <w:ind w:firstLine="0"/>
-      </w:pPr>
-      <w:r>
-        <w:rPr>
-          <w:rFonts w:ascii="Times New Roman" w:hAnsi="Times New Roman" w:cs="Times New Roman" w:eastAsia="Times New Roman"/>
-          <w:b/>
-          <w:i w:val="0"/>
-          <w:color w:val="C00000"/>
-          <w:sz w:val="24"/>
-        </w:rPr>
-        <w:t>Kir</w:t>
-      </w:r>
-      <w:r>
-        <w:rPr>
-          <w:rFonts w:ascii="Times New Roman" w:hAnsi="Times New Roman" w:cs="Times New Roman" w:eastAsia="Times New Roman"/>
-          <w:b w:val="0"/>
-          <w:i/>
-          <w:color w:val="6B6B6B"/>
-          <w:sz w:val="18"/>
-        </w:rPr>
-        <w:t xml:space="preserve">   ·   14:10</w:t>
-      </w:r>
-    </w:p>
-    <w:p>
-      <w:pPr>
-        <w:spacing w:after="160" w:line="276" w:lineRule="auto"/>
-        <w:ind w:firstLine="425"/>
-        <w:jc w:val="both"/>
-        <w:pBdr>
-          <w:left w:val="single" w:sz="12" w:space="8" w:color="C00000"/>
-        </w:pBdr>
-      </w:pPr>
-      <w:r>
-        <w:rPr>
-          <w:rFonts w:ascii="Times New Roman" w:hAnsi="Times New Roman" w:cs="Times New Roman" w:eastAsia="Times New Roman"/>
-          <w:b w:val="0"/>
-          <w:i w:val="0"/>
-          <w:color w:val="C00000"/>
-          <w:sz w:val="24"/>
-        </w:rPr>
-        <w:t>Привет. Давай. Да в любом. У меня Telegram работает. Можно потестировать matrix.</w:t>
-      </w:r>
-    </w:p>
-    <w:p>
-      <w:pPr>
-        <w:spacing w:before="200" w:after="40"/>
-        <w:ind w:firstLine="0"/>
-      </w:pPr>
-      <w:r>
-        <w:rPr>
-          <w:rFonts w:ascii="Times New Roman" w:hAnsi="Times New Roman" w:cs="Times New Roman" w:eastAsia="Times New Roman"/>
-          <w:b/>
-          <w:i w:val="0"/>
-          <w:color w:val="1F4E79"/>
-          <w:sz w:val="24"/>
-        </w:rPr>
-        <w:t>Анфи</w:t>
-      </w:r>
-      <w:r>
-        <w:rPr>
-          <w:rFonts w:ascii="Times New Roman" w:hAnsi="Times New Roman" w:cs="Times New Roman" w:eastAsia="Times New Roman"/>
-          <w:b w:val="0"/>
-          <w:i/>
-          <w:color w:val="6B6B6B"/>
-          <w:sz w:val="18"/>
-        </w:rPr>
-        <w:t xml:space="preserve">   ·   14:14</w:t>
-      </w:r>
-    </w:p>
-    <w:p>
-      <w:pPr>
-        <w:spacing w:after="160" w:line="276" w:lineRule="auto"/>
-        <w:ind w:firstLine="425"/>
-        <w:jc w:val="both"/>
-        <w:pBdr>
-          <w:left w:val="single" w:sz="12" w:space="8" w:color="1F4E79"/>
-        </w:pBdr>
-      </w:pPr>
-      <w:r>
-        <w:rPr>
-          <w:rFonts w:ascii="Times New Roman" w:hAnsi="Times New Roman" w:cs="Times New Roman" w:eastAsia="Times New Roman"/>
-          <w:b w:val="0"/>
-          <w:i w:val="0"/>
-          <w:color w:val="1F4E79"/>
-          <w:sz w:val="24"/>
-        </w:rPr>
-        <w:t>Ну, я пыталась установить Matrix, он не работает у меня почему-то, я не знаю, потом разберусь, конечно, с этим возможно. А через телегу у меня, ну, я не знаю, вряд ли, у меня, конечно, подключен VPN, но обычно, когда, ну, все равно не получается даже с VPN. Вот. Ну ладно, на крайняк созвонимся… Созвонимся как? Созвонимся по… Не знаю, могу по обычному телефону у меня, в принципе, там. Хотя у меня тариф там минуты минимальные, но минимальные это на два часа созвона нам вполне хватит. Так что сейчас домой доеду, вот подумаю.</w:t>
-      </w:r>
-    </w:p>
-    <w:p>
-      <w:pPr>
-        <w:spacing w:before="200" w:after="40"/>
-        <w:ind w:firstLine="0"/>
-      </w:pPr>
-      <w:r>
-        <w:rPr>
-          <w:rFonts w:ascii="Times New Roman" w:hAnsi="Times New Roman" w:cs="Times New Roman" w:eastAsia="Times New Roman"/>
-          <w:b/>
-          <w:i w:val="0"/>
-          <w:color w:val="1F4E79"/>
-          <w:sz w:val="24"/>
-        </w:rPr>
-        <w:t>Анфи</w:t>
-      </w:r>
-      <w:r>
-        <w:rPr>
-          <w:rFonts w:ascii="Times New Roman" w:hAnsi="Times New Roman" w:cs="Times New Roman" w:eastAsia="Times New Roman"/>
-          <w:b w:val="0"/>
-          <w:i/>
-          <w:color w:val="6B6B6B"/>
-          <w:sz w:val="18"/>
-        </w:rPr>
-        <w:t xml:space="preserve">   ·   14:14</w:t>
-      </w:r>
-    </w:p>
-    <w:p>
-      <w:pPr>
-        <w:spacing w:after="160" w:line="276" w:lineRule="auto"/>
-        <w:ind w:firstLine="425"/>
-        <w:jc w:val="both"/>
-        <w:pBdr>
-          <w:left w:val="single" w:sz="12" w:space="8" w:color="1F4E79"/>
-        </w:pBdr>
-      </w:pPr>
-      <w:r>
-        <w:rPr>
-          <w:rFonts w:ascii="Times New Roman" w:hAnsi="Times New Roman" w:cs="Times New Roman" w:eastAsia="Times New Roman"/>
-          <w:b w:val="0"/>
-          <w:i w:val="0"/>
-          <w:color w:val="1F4E79"/>
-          <w:sz w:val="24"/>
-        </w:rPr>
-        <w:t>Ну, если в любое время удобно, то ладно, позвоню тогда, как освобожусь.</w:t>
-      </w:r>
-    </w:p>
-    <w:p>
-      <w:pPr>
-        <w:spacing w:before="200" w:after="40"/>
-        <w:ind w:firstLine="0"/>
-      </w:pPr>
-      <w:r>
-        <w:rPr>
-          <w:rFonts w:ascii="Times New Roman" w:hAnsi="Times New Roman" w:cs="Times New Roman" w:eastAsia="Times New Roman"/>
-          <w:b/>
-          <w:i w:val="0"/>
-          <w:color w:val="C00000"/>
-          <w:sz w:val="24"/>
-        </w:rPr>
-        <w:t>Kir</w:t>
-      </w:r>
-      <w:r>
-        <w:rPr>
-          <w:rFonts w:ascii="Times New Roman" w:hAnsi="Times New Roman" w:cs="Times New Roman" w:eastAsia="Times New Roman"/>
-          <w:b w:val="0"/>
-          <w:i/>
-          <w:color w:val="6B6B6B"/>
-          <w:sz w:val="18"/>
-        </w:rPr>
-        <w:t xml:space="preserve">   ·   14:20</w:t>
-      </w:r>
-    </w:p>
-    <w:p>
-      <w:pPr>
-        <w:spacing w:after="160" w:line="276" w:lineRule="auto"/>
-        <w:ind w:firstLine="425"/>
-        <w:jc w:val="both"/>
-        <w:pBdr>
-          <w:left w:val="single" w:sz="12" w:space="8" w:color="C00000"/>
-        </w:pBdr>
-      </w:pPr>
-      <w:r>
-        <w:rPr>
-          <w:rFonts w:ascii="Times New Roman" w:hAnsi="Times New Roman" w:cs="Times New Roman" w:eastAsia="Times New Roman"/>
-          <w:b w:val="0"/>
-          <w:i w:val="0"/>
-          <w:color w:val="C00000"/>
-          <w:sz w:val="24"/>
-        </w:rPr>
-        <w:t>А IMO у тебя есть? IMO работает, звонки пока ещё до него не добрались — и поэтому не заблокировали. Но как только узнают, я думаю, что многие им пользуются — то наверно заблокируют. Но на IMO многие кстати из-за звонков перешли: ну как перешли — поставили дополнительно, кто там не мог раньше созваниваться. И я соответственно тоже поставил из-за того, что с кем-то не удавалось созвониться. А вообще я не знаю: давал я тебе Portal WG? Программка это… не… как она называется: VPN WireGuard. И там она вот эти все убирает запреты, и звонки работают. Там у них свой можно сделать config: сгенерировать прямо в этой программе. Ну config для VPN — любой VPN имеет конфигурацию. Вот эта программка может сама генерировать: не надо искать там нигде конфигурации. Но можно сделать Proton-конфигурацию: Proton даёт бесплатные вот эти конфиги. До весу к тому, что у них платно, конечно, VPN, но бесплатным тоже работает — ну там ограничение там да по странам, по скорости, но работает. Я вот нагенерировал этих конфигов людям, и эти конфиги работают. Вот в этом… в этой программке Portal: ставишь её, туда config загружаешь, можно страну там выбрать — но обычно это US какая-нибудь или там Нидерланды чаще всего. Вот включаешь — всё: она очень простая, быстро подключается, и всё работает, никакие блокировки больше не действуют. Ну и вариант ещё есть, но он более сложный: у меня есть платный VPN, но она зараза присылает коды авторизации на почту: когда ты заходишь на новое устройство, надо подтверждать код. Я вот так давал людям — они мне потом через несколько дней: «сбрось код, сбрось код», потому что… я не знаю почему. Казалось бы, авторизовался раз — и пользуюсь. Она видит, что устройство… разные места захода, разные географически — и она начинает выпендриваться и просит код. Но какое-то время она работает. Так что вот такие варианты. Если тебе нужно — я не помню, скидывал я тебе или нет: сейчас в чате просмотрю все файлы, которые были. Если нет — я тебе скину. Может в принципе сразу поставить тебе этот Portal — пригодится. Portal, Portal — там как хочешь называй: он пригодится потом когда-нибудь.</w:t>
-      </w:r>
-    </w:p>
-    <w:p>
-      <w:pPr>
-        <w:spacing w:before="200" w:after="40"/>
-        <w:ind w:firstLine="0"/>
-      </w:pPr>
-      <w:r>
-        <w:rPr>
-          <w:rFonts w:ascii="Times New Roman" w:hAnsi="Times New Roman" w:cs="Times New Roman" w:eastAsia="Times New Roman"/>
-          <w:b/>
-          <w:i w:val="0"/>
-          <w:color w:val="1F4E79"/>
-          <w:sz w:val="24"/>
-        </w:rPr>
-        <w:t>Анфи</w:t>
-      </w:r>
-      <w:r>
-        <w:rPr>
-          <w:rFonts w:ascii="Times New Roman" w:hAnsi="Times New Roman" w:cs="Times New Roman" w:eastAsia="Times New Roman"/>
-          <w:b w:val="0"/>
-          <w:i/>
-          <w:color w:val="6B6B6B"/>
-          <w:sz w:val="18"/>
-        </w:rPr>
-        <w:t xml:space="preserve">   ·   14:58</w:t>
-      </w:r>
-    </w:p>
-    <w:p>
-      <w:pPr>
-        <w:spacing w:after="160" w:line="276" w:lineRule="auto"/>
-        <w:ind w:firstLine="425"/>
-        <w:jc w:val="both"/>
-        <w:pBdr>
-          <w:left w:val="single" w:sz="12" w:space="8" w:color="1F4E79"/>
-        </w:pBdr>
-      </w:pPr>
-      <w:r>
-        <w:rPr>
-          <w:rFonts w:ascii="Times New Roman" w:hAnsi="Times New Roman" w:cs="Times New Roman" w:eastAsia="Times New Roman"/>
-          <w:b w:val="0"/>
-          <w:i w:val="0"/>
-          <w:color w:val="1F4E79"/>
-          <w:sz w:val="24"/>
-        </w:rPr>
-        <w:t>На данный момент мне больше всего подходит вариант с этим порталом, с программой сетей для VPN.</w:t>
-      </w:r>
-    </w:p>
-    <w:p>
-      <w:pPr>
-        <w:spacing w:before="200" w:after="40"/>
-        <w:ind w:firstLine="0"/>
-      </w:pPr>
-      <w:r>
-        <w:rPr>
-          <w:rFonts w:ascii="Times New Roman" w:hAnsi="Times New Roman" w:cs="Times New Roman" w:eastAsia="Times New Roman"/>
-          <w:b/>
-          <w:i w:val="0"/>
-          <w:color w:val="C00000"/>
-          <w:sz w:val="24"/>
-        </w:rPr>
-        <w:t>Kir</w:t>
-      </w:r>
-      <w:r>
-        <w:rPr>
-          <w:rFonts w:ascii="Times New Roman" w:hAnsi="Times New Roman" w:cs="Times New Roman" w:eastAsia="Times New Roman"/>
-          <w:b w:val="0"/>
-          <w:i/>
-          <w:color w:val="6B6B6B"/>
-          <w:sz w:val="18"/>
-        </w:rPr>
-        <w:t xml:space="preserve">   ·   15:00</w:t>
-      </w:r>
-    </w:p>
-    <w:p>
-      <w:pPr>
-        <w:spacing w:after="160" w:line="276" w:lineRule="auto"/>
-        <w:ind w:firstLine="425"/>
-        <w:jc w:val="both"/>
-        <w:pBdr>
-          <w:left w:val="single" w:sz="12" w:space="8" w:color="C00000"/>
-        </w:pBdr>
-      </w:pPr>
-      <w:r>
-        <w:rPr>
-          <w:rFonts w:ascii="Times New Roman" w:hAnsi="Times New Roman" w:cs="Times New Roman" w:eastAsia="Times New Roman"/>
-          <w:b w:val="0"/>
-          <w:i w:val="0"/>
-          <w:color w:val="C00000"/>
-          <w:sz w:val="24"/>
-        </w:rPr>
-        <w:t>Portal WG.</w:t>
-      </w:r>
-    </w:p>
-    <w:p>
-      <w:pPr>
-        <w:spacing w:before="200" w:after="40"/>
-        <w:ind w:firstLine="0"/>
-      </w:pPr>
-      <w:r>
-        <w:rPr>
-          <w:rFonts w:ascii="Times New Roman" w:hAnsi="Times New Roman" w:cs="Times New Roman" w:eastAsia="Times New Roman"/>
-          <w:b/>
-          <w:i w:val="0"/>
-          <w:color w:val="C00000"/>
-          <w:sz w:val="24"/>
-        </w:rPr>
-        <w:t>Kir</w:t>
-      </w:r>
-      <w:r>
-        <w:rPr>
-          <w:rFonts w:ascii="Times New Roman" w:hAnsi="Times New Roman" w:cs="Times New Roman" w:eastAsia="Times New Roman"/>
-          <w:b w:val="0"/>
-          <w:i/>
-          <w:color w:val="6B6B6B"/>
-          <w:sz w:val="18"/>
-        </w:rPr>
-        <w:t xml:space="preserve">   ·   19:47</w:t>
-      </w:r>
-    </w:p>
-    <w:p>
-      <w:pPr>
-        <w:spacing w:after="160" w:line="276" w:lineRule="auto"/>
-        <w:ind w:firstLine="425"/>
-        <w:jc w:val="both"/>
-        <w:pBdr>
-          <w:left w:val="single" w:sz="12" w:space="8" w:color="C00000"/>
-        </w:pBdr>
-      </w:pPr>
-      <w:r>
-        <w:rPr>
-          <w:rFonts w:ascii="Times New Roman" w:hAnsi="Times New Roman" w:cs="Times New Roman" w:eastAsia="Times New Roman"/>
-          <w:b w:val="0"/>
-          <w:i w:val="0"/>
-          <w:color w:val="C00000"/>
-          <w:sz w:val="24"/>
-        </w:rPr>
-        <w:t>Да блин.</w:t>
-      </w:r>
-    </w:p>
-    <w:p>
-      <w:pPr>
-        <w:spacing w:before="200" w:after="40"/>
-        <w:ind w:firstLine="0"/>
-      </w:pPr>
-      <w:r>
-        <w:rPr>
-          <w:rFonts w:ascii="Times New Roman" w:hAnsi="Times New Roman" w:cs="Times New Roman" w:eastAsia="Times New Roman"/>
-          <w:b/>
-          <w:i w:val="0"/>
-          <w:color w:val="C00000"/>
-          <w:sz w:val="24"/>
-        </w:rPr>
-        <w:t>Kir</w:t>
-      </w:r>
-      <w:r>
-        <w:rPr>
-          <w:rFonts w:ascii="Times New Roman" w:hAnsi="Times New Roman" w:cs="Times New Roman" w:eastAsia="Times New Roman"/>
-          <w:b w:val="0"/>
-          <w:i/>
-          <w:color w:val="6B6B6B"/>
-          <w:sz w:val="18"/>
-        </w:rPr>
-        <w:t xml:space="preserve">   ·   19:47</w:t>
-      </w:r>
-    </w:p>
-    <w:p>
-      <w:pPr>
-        <w:spacing w:after="160" w:line="276" w:lineRule="auto"/>
-        <w:ind w:firstLine="425"/>
-        <w:jc w:val="both"/>
-        <w:pBdr>
-          <w:left w:val="single" w:sz="12" w:space="8" w:color="C00000"/>
-        </w:pBdr>
-      </w:pPr>
-      <w:r>
-        <w:rPr>
-          <w:rFonts w:ascii="Times New Roman" w:hAnsi="Times New Roman" w:cs="Times New Roman" w:eastAsia="Times New Roman"/>
-          <w:b w:val="0"/>
-          <w:i w:val="0"/>
-          <w:color w:val="C00000"/>
-          <w:sz w:val="24"/>
-        </w:rPr>
-        <w:t>А вызов есть?</w:t>
-      </w:r>
-    </w:p>
-    <w:p>
-      <w:pPr>
-        <w:spacing w:before="200" w:after="40"/>
-        <w:ind w:firstLine="0"/>
-      </w:pPr>
-      <w:r>
-        <w:rPr>
-          <w:rFonts w:ascii="Times New Roman" w:hAnsi="Times New Roman" w:cs="Times New Roman" w:eastAsia="Times New Roman"/>
-          <w:b/>
-          <w:i w:val="0"/>
-          <w:color w:val="1F4E79"/>
-          <w:sz w:val="24"/>
-        </w:rPr>
-        <w:t>Анфи</w:t>
-      </w:r>
-      <w:r>
-        <w:rPr>
-          <w:rFonts w:ascii="Times New Roman" w:hAnsi="Times New Roman" w:cs="Times New Roman" w:eastAsia="Times New Roman"/>
-          <w:b w:val="0"/>
-          <w:i/>
-          <w:color w:val="6B6B6B"/>
-          <w:sz w:val="18"/>
-        </w:rPr>
-        <w:t xml:space="preserve">   ·   19:48</w:t>
-      </w:r>
-    </w:p>
-    <w:p>
-      <w:pPr>
-        <w:spacing w:after="160" w:line="276" w:lineRule="auto"/>
-        <w:ind w:firstLine="425"/>
-        <w:jc w:val="both"/>
-        <w:pBdr>
-          <w:left w:val="single" w:sz="12" w:space="8" w:color="1F4E79"/>
-        </w:pBdr>
-      </w:pPr>
-      <w:r>
-        <w:rPr>
-          <w:rFonts w:ascii="Times New Roman" w:hAnsi="Times New Roman" w:cs="Times New Roman" w:eastAsia="Times New Roman"/>
-          <w:b w:val="0"/>
-          <w:i w:val="0"/>
-          <w:color w:val="1F4E79"/>
-          <w:sz w:val="24"/>
-        </w:rPr>
-        <w:t>Чё, ещё раз перезвоните?</w:t>
-      </w:r>
-    </w:p>
-    <w:p>
-      <w:pPr>
-        <w:spacing w:before="200" w:after="40"/>
-        <w:ind w:firstLine="0"/>
-      </w:pPr>
-      <w:r>
-        <w:rPr>
-          <w:rFonts w:ascii="Times New Roman" w:hAnsi="Times New Roman" w:cs="Times New Roman" w:eastAsia="Times New Roman"/>
-          <w:b/>
-          <w:i w:val="0"/>
-          <w:color w:val="C00000"/>
-          <w:sz w:val="24"/>
-        </w:rPr>
-        <w:t>Kir</w:t>
-      </w:r>
-      <w:r>
-        <w:rPr>
-          <w:rFonts w:ascii="Times New Roman" w:hAnsi="Times New Roman" w:cs="Times New Roman" w:eastAsia="Times New Roman"/>
-          <w:b w:val="0"/>
-          <w:i/>
-          <w:color w:val="6B6B6B"/>
-          <w:sz w:val="18"/>
-        </w:rPr>
-        <w:t xml:space="preserve">   ·   19:48</w:t>
-      </w:r>
-    </w:p>
-    <w:p>
-      <w:pPr>
-        <w:spacing w:after="160" w:line="276" w:lineRule="auto"/>
-        <w:ind w:firstLine="425"/>
-        <w:jc w:val="both"/>
-        <w:pBdr>
-          <w:left w:val="single" w:sz="12" w:space="8" w:color="C00000"/>
-        </w:pBdr>
-      </w:pPr>
-      <w:r>
-        <w:rPr>
-          <w:rFonts w:ascii="Times New Roman" w:hAnsi="Times New Roman" w:cs="Times New Roman" w:eastAsia="Times New Roman"/>
-          <w:b w:val="0"/>
-          <w:i w:val="0"/>
-          <w:color w:val="C00000"/>
-          <w:sz w:val="24"/>
-        </w:rPr>
-        <w:t>Давай.</w:t>
-      </w:r>
-    </w:p>
-    <w:p>
-      <w:pPr>
-        <w:spacing w:before="200" w:after="40"/>
-        <w:ind w:firstLine="0"/>
-      </w:pPr>
-      <w:r>
-        <w:rPr>
-          <w:rFonts w:ascii="Times New Roman" w:hAnsi="Times New Roman" w:cs="Times New Roman" w:eastAsia="Times New Roman"/>
-          <w:b/>
-          <w:i w:val="0"/>
-          <w:color w:val="C00000"/>
-          <w:sz w:val="24"/>
-        </w:rPr>
-        <w:t>Kir</w:t>
-      </w:r>
-      <w:r>
-        <w:rPr>
-          <w:rFonts w:ascii="Times New Roman" w:hAnsi="Times New Roman" w:cs="Times New Roman" w:eastAsia="Times New Roman"/>
-          <w:b w:val="0"/>
-          <w:i/>
-          <w:color w:val="6B6B6B"/>
-          <w:sz w:val="18"/>
-        </w:rPr>
-        <w:t xml:space="preserve">   ·   19:49</w:t>
-      </w:r>
-    </w:p>
-    <w:p>
-      <w:pPr>
-        <w:spacing w:after="160" w:line="276" w:lineRule="auto"/>
-        <w:ind w:firstLine="425"/>
-        <w:jc w:val="both"/>
-        <w:pBdr>
-          <w:left w:val="single" w:sz="12" w:space="8" w:color="C00000"/>
-        </w:pBdr>
-      </w:pPr>
-      <w:r>
-        <w:rPr>
-          <w:rFonts w:ascii="Times New Roman" w:hAnsi="Times New Roman" w:cs="Times New Roman" w:eastAsia="Times New Roman"/>
-          <w:b w:val="0"/>
-          <w:i w:val="0"/>
-          <w:color w:val="C00000"/>
-          <w:sz w:val="24"/>
-        </w:rPr>
-        <w:t>Короче, мне приходит только оповещение о пропущенном. Самого звонка нет. А у тебя включен вот этот портал?</w:t>
-      </w:r>
-    </w:p>
-    <w:p>
-      <w:pPr>
-        <w:spacing w:before="200" w:after="40"/>
-        <w:ind w:firstLine="0"/>
-      </w:pPr>
-      <w:r>
-        <w:rPr>
-          <w:rFonts w:ascii="Times New Roman" w:hAnsi="Times New Roman" w:cs="Times New Roman" w:eastAsia="Times New Roman"/>
-          <w:b/>
-          <w:i w:val="0"/>
-          <w:color w:val="1F4E79"/>
-          <w:sz w:val="24"/>
-        </w:rPr>
-        <w:t>Анфи</w:t>
-      </w:r>
-      <w:r>
-        <w:rPr>
-          <w:rFonts w:ascii="Times New Roman" w:hAnsi="Times New Roman" w:cs="Times New Roman" w:eastAsia="Times New Roman"/>
-          <w:b w:val="0"/>
-          <w:i/>
-          <w:color w:val="6B6B6B"/>
-          <w:sz w:val="18"/>
-        </w:rPr>
-        <w:t xml:space="preserve">   ·   19:49</w:t>
-      </w:r>
-    </w:p>
-    <w:p>
-      <w:pPr>
-        <w:spacing w:after="160" w:line="276" w:lineRule="auto"/>
-        <w:ind w:firstLine="425"/>
-        <w:jc w:val="both"/>
-        <w:pBdr>
-          <w:left w:val="single" w:sz="12" w:space="8" w:color="1F4E79"/>
-        </w:pBdr>
-      </w:pPr>
-      <w:r>
-        <w:rPr>
-          <w:rFonts w:ascii="Times New Roman" w:hAnsi="Times New Roman" w:cs="Times New Roman" w:eastAsia="Times New Roman"/>
-          <w:b w:val="0"/>
-          <w:i w:val="0"/>
-          <w:color w:val="1F4E79"/>
-          <w:sz w:val="24"/>
-        </w:rPr>
-        <w:t>да, вроде включен. Ты мне можешь позвонить? Именно не ссылкой, а ну, просто позвонить, как я?</w:t>
-      </w:r>
-    </w:p>
-    <w:p>
-      <w:pPr>
-        <w:spacing w:before="200" w:after="40"/>
-        <w:ind w:firstLine="0"/>
-      </w:pPr>
-      <w:r>
-        <w:rPr>
-          <w:rFonts w:ascii="Times New Roman" w:hAnsi="Times New Roman" w:cs="Times New Roman" w:eastAsia="Times New Roman"/>
-          <w:b/>
-          <w:i w:val="0"/>
-          <w:color w:val="C00000"/>
-          <w:sz w:val="24"/>
-        </w:rPr>
-        <w:t>Kir</w:t>
-      </w:r>
-      <w:r>
-        <w:rPr>
-          <w:rFonts w:ascii="Times New Roman" w:hAnsi="Times New Roman" w:cs="Times New Roman" w:eastAsia="Times New Roman"/>
-          <w:b w:val="0"/>
-          <w:i/>
-          <w:color w:val="6B6B6B"/>
-          <w:sz w:val="18"/>
-        </w:rPr>
-        <w:t xml:space="preserve">   ·   19:50</w:t>
-      </w:r>
-    </w:p>
-    <w:p>
-      <w:pPr>
-        <w:spacing w:after="160" w:line="276" w:lineRule="auto"/>
-        <w:ind w:firstLine="425"/>
-        <w:jc w:val="both"/>
-        <w:pBdr>
-          <w:left w:val="single" w:sz="12" w:space="8" w:color="C00000"/>
-        </w:pBdr>
-      </w:pPr>
-      <w:r>
-        <w:rPr>
-          <w:rFonts w:ascii="Times New Roman" w:hAnsi="Times New Roman" w:cs="Times New Roman" w:eastAsia="Times New Roman"/>
-          <w:b w:val="0"/>
-          <w:i w:val="0"/>
-          <w:color w:val="C00000"/>
-          <w:sz w:val="24"/>
-        </w:rPr>
-        <w:t>Не могу, у тебя же отключенный входящий Он мне предлагает только ссылку отправить При нажатии на зону.</w:t>
-      </w:r>
-    </w:p>
-    <w:p>
-      <w:pPr>
-        <w:spacing w:before="200" w:after="40"/>
-        <w:ind w:firstLine="0"/>
-      </w:pPr>
-      <w:r>
-        <w:rPr>
-          <w:rFonts w:ascii="Times New Roman" w:hAnsi="Times New Roman" w:cs="Times New Roman" w:eastAsia="Times New Roman"/>
-          <w:b/>
-          <w:i w:val="0"/>
-          <w:color w:val="C00000"/>
-          <w:sz w:val="24"/>
-        </w:rPr>
-        <w:t>Kir</w:t>
-      </w:r>
-      <w:r>
-        <w:rPr>
-          <w:rFonts w:ascii="Times New Roman" w:hAnsi="Times New Roman" w:cs="Times New Roman" w:eastAsia="Times New Roman"/>
-          <w:b w:val="0"/>
-          <w:i/>
-          <w:color w:val="6B6B6B"/>
-          <w:sz w:val="18"/>
-        </w:rPr>
-        <w:t xml:space="preserve">   ·   19:51</w:t>
-      </w:r>
-    </w:p>
-    <w:p>
-      <w:pPr>
-        <w:spacing w:after="160" w:line="276" w:lineRule="auto"/>
-        <w:ind w:firstLine="425"/>
-        <w:jc w:val="both"/>
-        <w:pBdr>
-          <w:left w:val="single" w:sz="12" w:space="8" w:color="C00000"/>
-        </w:pBdr>
-      </w:pPr>
-      <w:r>
-        <w:rPr>
-          <w:rFonts w:ascii="Times New Roman" w:hAnsi="Times New Roman" w:cs="Times New Roman" w:eastAsia="Times New Roman"/>
-          <w:b w:val="0"/>
-          <w:i w:val="0"/>
-          <w:color w:val="C00000"/>
-          <w:sz w:val="24"/>
-        </w:rPr>
-        <w:t>ссылка работает, я на нее нажал и там нужно присоединиться к групповому звонку по идее ты тоже можешь присоединиться.</w:t>
-      </w:r>
-    </w:p>
-    <w:p>
-      <w:pPr>
-        <w:spacing w:before="200" w:after="40"/>
-        <w:ind w:firstLine="0"/>
-      </w:pPr>
-      <w:r>
-        <w:rPr>
-          <w:rFonts w:ascii="Times New Roman" w:hAnsi="Times New Roman" w:cs="Times New Roman" w:eastAsia="Times New Roman"/>
-          <w:b/>
-          <w:i w:val="0"/>
-          <w:color w:val="1F4E79"/>
-          <w:sz w:val="24"/>
-        </w:rPr>
-        <w:t>Анфи</w:t>
-      </w:r>
-      <w:r>
-        <w:rPr>
-          <w:rFonts w:ascii="Times New Roman" w:hAnsi="Times New Roman" w:cs="Times New Roman" w:eastAsia="Times New Roman"/>
-          <w:b w:val="0"/>
-          <w:i/>
-          <w:color w:val="6B6B6B"/>
-          <w:sz w:val="18"/>
-        </w:rPr>
-        <w:t xml:space="preserve">   ·   19:52</w:t>
-      </w:r>
-    </w:p>
-    <w:p>
-      <w:pPr>
-        <w:spacing w:after="160" w:line="276" w:lineRule="auto"/>
-        <w:ind w:firstLine="425"/>
-        <w:jc w:val="both"/>
-        <w:pBdr>
-          <w:left w:val="single" w:sz="12" w:space="8" w:color="1F4E79"/>
-        </w:pBdr>
-      </w:pPr>
-      <w:r>
-        <w:rPr>
-          <w:rFonts w:ascii="Times New Roman" w:hAnsi="Times New Roman" w:cs="Times New Roman" w:eastAsia="Times New Roman"/>
-          <w:b w:val="0"/>
-          <w:i w:val="0"/>
-          <w:color w:val="1F4E79"/>
-          <w:sz w:val="24"/>
-        </w:rPr>
-        <w:t>Ну, я пыталась присоединить, но что-то ни хрена не получается там. Ну вот, я открыла звонки, короче.</w:t>
-      </w:r>
-    </w:p>
-    <w:p>
-      <w:pPr>
-        <w:spacing w:before="200" w:after="40"/>
-        <w:ind w:firstLine="0"/>
-      </w:pPr>
-      <w:r>
-        <w:rPr>
-          <w:rFonts w:ascii="Times New Roman" w:hAnsi="Times New Roman" w:cs="Times New Roman" w:eastAsia="Times New Roman"/>
-          <w:b/>
-          <w:i w:val="0"/>
-          <w:color w:val="C00000"/>
-          <w:sz w:val="24"/>
-        </w:rPr>
-        <w:t>Kir</w:t>
-      </w:r>
-      <w:r>
-        <w:rPr>
-          <w:rFonts w:ascii="Times New Roman" w:hAnsi="Times New Roman" w:cs="Times New Roman" w:eastAsia="Times New Roman"/>
-          <w:b w:val="0"/>
-          <w:i/>
-          <w:color w:val="6B6B6B"/>
-          <w:sz w:val="18"/>
-        </w:rPr>
-        <w:t xml:space="preserve">   ·   22:53</w:t>
-      </w:r>
-    </w:p>
-    <w:p>
-      <w:pPr>
-        <w:spacing w:after="160" w:line="276" w:lineRule="auto"/>
-        <w:ind w:firstLine="425"/>
-        <w:jc w:val="both"/>
-        <w:pBdr>
-          <w:left w:val="single" w:sz="12" w:space="8" w:color="C00000"/>
-        </w:pBdr>
-      </w:pPr>
-      <w:r>
-        <w:rPr>
-          <w:rFonts w:ascii="Times New Roman" w:hAnsi="Times New Roman" w:cs="Times New Roman" w:eastAsia="Times New Roman"/>
-          <w:b w:val="0"/>
-          <w:i w:val="0"/>
-          <w:color w:val="C00000"/>
-          <w:sz w:val="24"/>
-        </w:rPr>
-        <w:t>что я тут только закончил, и просто ну мы долго там звонили по поводу дела: короче, человек хочет там сделать видео — рекламное видео туда-сюда. То мы вдвоём, если нормально? Ну или я могу набрать, или ты.</w:t>
-      </w:r>
-    </w:p>
-    <w:p>
-      <w:pPr>
-        <w:spacing w:before="200" w:after="40"/>
-        <w:ind w:firstLine="0"/>
-      </w:pPr>
-      <w:r>
-        <w:rPr>
-          <w:rFonts w:ascii="Times New Roman" w:hAnsi="Times New Roman" w:cs="Times New Roman" w:eastAsia="Times New Roman"/>
-          <w:b/>
-          <w:i w:val="0"/>
-          <w:color w:val="1F4E79"/>
-          <w:sz w:val="24"/>
-        </w:rPr>
-        <w:t>Анфи</w:t>
-      </w:r>
-      <w:r>
-        <w:rPr>
-          <w:rFonts w:ascii="Times New Roman" w:hAnsi="Times New Roman" w:cs="Times New Roman" w:eastAsia="Times New Roman"/>
-          <w:b w:val="0"/>
-          <w:i/>
-          <w:color w:val="6B6B6B"/>
-          <w:sz w:val="18"/>
-        </w:rPr>
-        <w:t xml:space="preserve">   ·   22:54</w:t>
-      </w:r>
-    </w:p>
-    <w:p>
-      <w:pPr>
-        <w:spacing w:after="160" w:line="276" w:lineRule="auto"/>
-        <w:ind w:firstLine="425"/>
-        <w:jc w:val="both"/>
-        <w:pBdr>
-          <w:left w:val="single" w:sz="12" w:space="8" w:color="1F4E79"/>
-        </w:pBdr>
-      </w:pPr>
-      <w:r>
-        <w:rPr>
-          <w:rFonts w:ascii="Times New Roman" w:hAnsi="Times New Roman" w:cs="Times New Roman" w:eastAsia="Times New Roman"/>
-          <w:b w:val="0"/>
-          <w:i w:val="0"/>
-          <w:color w:val="1F4E79"/>
-          <w:sz w:val="24"/>
-        </w:rPr>
-        <w:t>Да, нормально, я еще спать не собираюсь, поэтому можешь мне позвонить.</w:t>
-      </w:r>
-    </w:p>
-    <w:p>
-      <w:pPr>
-        <w:spacing w:before="200" w:after="40"/>
-        <w:ind w:firstLine="0"/>
-      </w:pPr>
-      <w:r>
-        <w:rPr>
-          <w:rFonts w:ascii="Times New Roman" w:hAnsi="Times New Roman" w:cs="Times New Roman" w:eastAsia="Times New Roman"/>
-          <w:b/>
-          <w:i w:val="0"/>
-          <w:color w:val="C00000"/>
-          <w:sz w:val="24"/>
-        </w:rPr>
-        <w:t>Kir</w:t>
-      </w:r>
-      <w:r>
-        <w:rPr>
-          <w:rFonts w:ascii="Times New Roman" w:hAnsi="Times New Roman" w:cs="Times New Roman" w:eastAsia="Times New Roman"/>
-          <w:b w:val="0"/>
-          <w:i/>
-          <w:color w:val="6B6B6B"/>
-          <w:sz w:val="18"/>
-        </w:rPr>
-        <w:t xml:space="preserve">   ·   23:35</w:t>
-      </w:r>
-    </w:p>
-    <w:p>
-      <w:pPr>
-        <w:spacing w:after="160" w:line="276" w:lineRule="auto"/>
-        <w:ind w:firstLine="425"/>
-        <w:jc w:val="both"/>
-        <w:pBdr>
-          <w:left w:val="single" w:sz="12" w:space="8" w:color="C00000"/>
-        </w:pBdr>
-      </w:pPr>
-      <w:r>
-        <w:rPr>
-          <w:rFonts w:ascii="Times New Roman" w:hAnsi="Times New Roman" w:cs="Times New Roman" w:eastAsia="Times New Roman"/>
-          <w:b w:val="0"/>
-          <w:i w:val="0"/>
-          <w:color w:val="C00000"/>
-          <w:sz w:val="24"/>
-        </w:rPr>
-        <w:t>ReBirth — программный синтезатор девяностых годов.</w:t>
-      </w:r>
-    </w:p>
-    <w:p>
-      <w:pPr>
-        <w:spacing w:before="360" w:after="160"/>
-        <w:ind w:firstLine="0"/>
-        <w:jc w:val="left"/>
-        <w:pBdr>
-          <w:bottom w:val="single" w:sz="8" w:space="6" w:color="2E5A3C"/>
-        </w:pBdr>
-      </w:pPr>
-      <w:r>
-        <w:rPr>
-          <w:rFonts w:ascii="Times New Roman" w:hAnsi="Times New Roman" w:cs="Times New Roman" w:eastAsia="Times New Roman"/>
-          <w:b/>
-          <w:i w:val="0"/>
-          <w:color w:val="2E5A3C"/>
-          <w:sz w:val="26"/>
-        </w:rPr>
-        <w:t>25 февраля 2026</w:t>
-      </w:r>
-    </w:p>
-    <w:p>
-      <w:pPr>
-        <w:spacing w:before="200" w:after="40"/>
-        <w:ind w:firstLine="0"/>
-      </w:pPr>
-      <w:r>
-        <w:rPr>
-          <w:rFonts w:ascii="Times New Roman" w:hAnsi="Times New Roman" w:cs="Times New Roman" w:eastAsia="Times New Roman"/>
-          <w:b/>
-          <w:i w:val="0"/>
-          <w:color w:val="1F4E79"/>
-          <w:sz w:val="24"/>
-        </w:rPr>
-        <w:t>Анфи</w:t>
-      </w:r>
-      <w:r>
-        <w:rPr>
-          <w:rFonts w:ascii="Times New Roman" w:hAnsi="Times New Roman" w:cs="Times New Roman" w:eastAsia="Times New Roman"/>
-          <w:b w:val="0"/>
-          <w:i/>
-          <w:color w:val="6B6B6B"/>
-          <w:sz w:val="18"/>
-        </w:rPr>
-        <w:t xml:space="preserve">   ·   19:57</w:t>
-      </w:r>
-    </w:p>
-    <w:p>
-      <w:pPr>
-        <w:spacing w:after="160" w:line="276" w:lineRule="auto"/>
-        <w:ind w:firstLine="425"/>
-        <w:jc w:val="both"/>
-        <w:pBdr>
-          <w:left w:val="single" w:sz="12" w:space="8" w:color="1F4E79"/>
-        </w:pBdr>
-      </w:pPr>
-      <w:r>
-        <w:rPr>
-          <w:rFonts w:ascii="Times New Roman" w:hAnsi="Times New Roman" w:cs="Times New Roman" w:eastAsia="Times New Roman"/>
-          <w:b w:val="0"/>
-          <w:i w:val="0"/>
-          <w:color w:val="1F4E79"/>
-          <w:sz w:val="24"/>
-        </w:rPr>
-        <w:t>Скорее всего, я вышла из-за того, что меня добавили в новую группу, я вошла в нее, а видимо в двух семьях жить на две семьи нельзя? Жестко-жестко.</w:t>
-      </w:r>
-    </w:p>
-    <w:p>
-      <w:pPr>
-        <w:spacing w:before="200" w:after="40"/>
-        <w:ind w:firstLine="0"/>
-      </w:pPr>
-      <w:r>
-        <w:rPr>
-          <w:rFonts w:ascii="Times New Roman" w:hAnsi="Times New Roman" w:cs="Times New Roman" w:eastAsia="Times New Roman"/>
-          <w:b/>
-          <w:i w:val="0"/>
-          <w:color w:val="C00000"/>
-          <w:sz w:val="24"/>
-        </w:rPr>
-        <w:t>Kir</w:t>
-      </w:r>
-      <w:r>
-        <w:rPr>
-          <w:rFonts w:ascii="Times New Roman" w:hAnsi="Times New Roman" w:cs="Times New Roman" w:eastAsia="Times New Roman"/>
-          <w:b w:val="0"/>
-          <w:i/>
-          <w:color w:val="6B6B6B"/>
-          <w:sz w:val="18"/>
-        </w:rPr>
-        <w:t xml:space="preserve">   ·   20:04</w:t>
-      </w:r>
-    </w:p>
-    <w:p>
-      <w:pPr>
-        <w:spacing w:after="160" w:line="276" w:lineRule="auto"/>
-        <w:ind w:firstLine="425"/>
-        <w:jc w:val="both"/>
-        <w:pBdr>
-          <w:left w:val="single" w:sz="12" w:space="8" w:color="C00000"/>
-        </w:pBdr>
-      </w:pPr>
-      <w:r>
-        <w:rPr>
-          <w:rFonts w:ascii="Times New Roman" w:hAnsi="Times New Roman" w:cs="Times New Roman" w:eastAsia="Times New Roman"/>
-          <w:b w:val="0"/>
-          <w:i w:val="0"/>
-          <w:color w:val="C00000"/>
-          <w:sz w:val="24"/>
-        </w:rPr>
-        <w:t>Традиционные ценности.</w:t>
-      </w:r>
-    </w:p>
-    <w:p>
-      <w:pPr>
-        <w:spacing w:before="360" w:after="160"/>
-        <w:ind w:firstLine="0"/>
-        <w:jc w:val="left"/>
-        <w:pBdr>
-          <w:bottom w:val="single" w:sz="8" w:space="6" w:color="2E5A3C"/>
-        </w:pBdr>
-      </w:pPr>
-      <w:r>
-        <w:rPr>
-          <w:rFonts w:ascii="Times New Roman" w:hAnsi="Times New Roman" w:cs="Times New Roman" w:eastAsia="Times New Roman"/>
-          <w:b/>
-          <w:i w:val="0"/>
-          <w:color w:val="2E5A3C"/>
-          <w:sz w:val="26"/>
-        </w:rPr>
-        <w:t>26 февраля 2026</w:t>
-      </w:r>
-    </w:p>
-    <w:p>
-      <w:pPr>
-        <w:spacing w:before="200" w:after="40"/>
-        <w:ind w:firstLine="0"/>
-      </w:pPr>
-      <w:r>
-        <w:rPr>
-          <w:rFonts w:ascii="Times New Roman" w:hAnsi="Times New Roman" w:cs="Times New Roman" w:eastAsia="Times New Roman"/>
-          <w:b/>
-          <w:i w:val="0"/>
-          <w:color w:val="C00000"/>
-          <w:sz w:val="24"/>
-        </w:rPr>
-        <w:t>Kir</w:t>
-      </w:r>
-      <w:r>
-        <w:rPr>
-          <w:rFonts w:ascii="Times New Roman" w:hAnsi="Times New Roman" w:cs="Times New Roman" w:eastAsia="Times New Roman"/>
-          <w:b w:val="0"/>
-          <w:i/>
-          <w:color w:val="6B6B6B"/>
-          <w:sz w:val="18"/>
-        </w:rPr>
-        <w:t xml:space="preserve">   ·   17:10</w:t>
-      </w:r>
-    </w:p>
-    <w:p>
-      <w:pPr>
-        <w:spacing w:after="160" w:line="276" w:lineRule="auto"/>
-        <w:ind w:firstLine="425"/>
-        <w:jc w:val="both"/>
-        <w:pBdr>
-          <w:left w:val="single" w:sz="12" w:space="8" w:color="C00000"/>
-        </w:pBdr>
-      </w:pPr>
-      <w:r>
-        <w:rPr>
-          <w:rFonts w:ascii="Times New Roman" w:hAnsi="Times New Roman" w:cs="Times New Roman" w:eastAsia="Times New Roman"/>
-          <w:b w:val="0"/>
-          <w:i w:val="0"/>
-          <w:color w:val="C00000"/>
-          <w:sz w:val="24"/>
-        </w:rPr>
-        <w:t>У нас еще столько йогурта остается. Если не разрезать банку, бутылку эту, и не достать ложкой, то очень много можно выбросить просто. Вот я когда вот сейчас я открыл в очередной раз, его оказалось больше даже чем обычно. Короче там значительная такая порция. Если люди не разрезают, они просто выкидывают очень много. Я не знаю, есть у кого-то привычка еще такая разрезать, но у меня есть.</w:t>
-      </w:r>
-    </w:p>
-    <w:p>
-      <w:pPr>
-        <w:spacing w:before="200" w:after="40"/>
-        <w:ind w:firstLine="0"/>
-      </w:pPr>
-      <w:r>
-        <w:rPr>
-          <w:rFonts w:ascii="Times New Roman" w:hAnsi="Times New Roman" w:cs="Times New Roman" w:eastAsia="Times New Roman"/>
-          <w:b/>
-          <w:i w:val="0"/>
-          <w:color w:val="1F4E79"/>
-          <w:sz w:val="24"/>
-        </w:rPr>
-        <w:t>Анфи</w:t>
-      </w:r>
-      <w:r>
-        <w:rPr>
-          <w:rFonts w:ascii="Times New Roman" w:hAnsi="Times New Roman" w:cs="Times New Roman" w:eastAsia="Times New Roman"/>
-          <w:b w:val="0"/>
-          <w:i/>
-          <w:color w:val="6B6B6B"/>
-          <w:sz w:val="18"/>
-        </w:rPr>
-        <w:t xml:space="preserve">   ·   18:24</w:t>
-      </w:r>
-    </w:p>
-    <w:p>
-      <w:pPr>
-        <w:spacing w:after="160" w:line="276" w:lineRule="auto"/>
-        <w:ind w:firstLine="425"/>
-        <w:jc w:val="both"/>
-        <w:pBdr>
-          <w:left w:val="single" w:sz="12" w:space="8" w:color="1F4E79"/>
-        </w:pBdr>
-      </w:pPr>
-      <w:r>
-        <w:rPr>
-          <w:rFonts w:ascii="Times New Roman" w:hAnsi="Times New Roman" w:cs="Times New Roman" w:eastAsia="Times New Roman"/>
-          <w:b w:val="0"/>
-          <w:i w:val="0"/>
-          <w:color w:val="1F4E79"/>
-          <w:sz w:val="24"/>
-        </w:rPr>
-        <w:t>Ну, во-первых, люди хуй наблюдят, известный факт, а насчёт болезни, когда я болею, у меня сначала голова начинает болеть, почти всегда так. И я сразу понимаю, что я заболеваю, сразу начинаю лечиться, а потом, когда выздоровею уже, то на своё долгое время достаточно сохраняется.</w:t>
-      </w:r>
-    </w:p>
-    <w:p>
-      <w:pPr>
-        <w:spacing w:before="200" w:after="40"/>
-        <w:ind w:firstLine="0"/>
-      </w:pPr>
-      <w:r>
-        <w:rPr>
-          <w:rFonts w:ascii="Times New Roman" w:hAnsi="Times New Roman" w:cs="Times New Roman" w:eastAsia="Times New Roman"/>
-          <w:b/>
-          <w:i w:val="0"/>
-          <w:color w:val="C00000"/>
-          <w:sz w:val="24"/>
-        </w:rPr>
-        <w:t>Kir</w:t>
-      </w:r>
-      <w:r>
-        <w:rPr>
-          <w:rFonts w:ascii="Times New Roman" w:hAnsi="Times New Roman" w:cs="Times New Roman" w:eastAsia="Times New Roman"/>
-          <w:b w:val="0"/>
-          <w:i/>
-          <w:color w:val="6B6B6B"/>
-          <w:sz w:val="18"/>
-        </w:rPr>
-        <w:t xml:space="preserve">   ·   18:45</w:t>
-      </w:r>
-    </w:p>
-    <w:p>
-      <w:pPr>
-        <w:spacing w:after="160" w:line="276" w:lineRule="auto"/>
-        <w:ind w:firstLine="425"/>
-        <w:jc w:val="both"/>
-        <w:pBdr>
-          <w:left w:val="single" w:sz="12" w:space="8" w:color="C00000"/>
-        </w:pBdr>
-      </w:pPr>
-      <w:r>
-        <w:rPr>
-          <w:rFonts w:ascii="Times New Roman" w:hAnsi="Times New Roman" w:cs="Times New Roman" w:eastAsia="Times New Roman"/>
-          <w:b w:val="0"/>
-          <w:i w:val="0"/>
-          <w:color w:val="C00000"/>
-          <w:sz w:val="24"/>
-        </w:rPr>
-        <w:t>Именно болеть начинает, или начинает вести себя вот как у меня сейчас? Вот я не знаю, слышно тебе в записи: такой типа, знаешь, человек только проснулся — такое «да, алё». Короче: вот такого типа голос, или именно болит, а голос нормальный? Ну короче: в тембре это сказывается или нет?</w:t>
-      </w:r>
-    </w:p>
-    <w:p>
-      <w:pPr>
-        <w:spacing w:before="200" w:after="40"/>
-        <w:ind w:firstLine="0"/>
-      </w:pPr>
-      <w:r>
-        <w:rPr>
-          <w:rFonts w:ascii="Times New Roman" w:hAnsi="Times New Roman" w:cs="Times New Roman" w:eastAsia="Times New Roman"/>
-          <w:b/>
-          <w:i w:val="0"/>
-          <w:color w:val="1F4E79"/>
-          <w:sz w:val="24"/>
-        </w:rPr>
-        <w:t>Анфи</w:t>
-      </w:r>
-      <w:r>
-        <w:rPr>
-          <w:rFonts w:ascii="Times New Roman" w:hAnsi="Times New Roman" w:cs="Times New Roman" w:eastAsia="Times New Roman"/>
-          <w:b w:val="0"/>
-          <w:i/>
-          <w:color w:val="6B6B6B"/>
-          <w:sz w:val="18"/>
-        </w:rPr>
-        <w:t xml:space="preserve">   ·   19:51</w:t>
-      </w:r>
-    </w:p>
-    <w:p>
-      <w:pPr>
-        <w:spacing w:after="160" w:line="276" w:lineRule="auto"/>
-        <w:ind w:firstLine="425"/>
-        <w:jc w:val="both"/>
-        <w:pBdr>
-          <w:left w:val="single" w:sz="12" w:space="8" w:color="1F4E79"/>
-        </w:pBdr>
-      </w:pPr>
-      <w:r>
-        <w:rPr>
-          <w:rFonts w:ascii="Times New Roman" w:hAnsi="Times New Roman" w:cs="Times New Roman" w:eastAsia="Times New Roman"/>
-          <w:b w:val="0"/>
-          <w:i w:val="0"/>
-          <w:color w:val="1F4E79"/>
-          <w:sz w:val="24"/>
-        </w:rPr>
-        <w:t>Не, на тембре-то это вообще не сказывается, это вот именно боль в горле — острое, и всё.</w:t>
-      </w:r>
-    </w:p>
-    <w:p>
-      <w:pPr>
-        <w:spacing w:before="200" w:after="40"/>
-        <w:ind w:firstLine="0"/>
-      </w:pPr>
-      <w:r>
-        <w:rPr>
-          <w:rFonts w:ascii="Times New Roman" w:hAnsi="Times New Roman" w:cs="Times New Roman" w:eastAsia="Times New Roman"/>
-          <w:b/>
-          <w:i w:val="0"/>
-          <w:color w:val="C00000"/>
-          <w:sz w:val="24"/>
-        </w:rPr>
-        <w:t>Kir</w:t>
-      </w:r>
-      <w:r>
-        <w:rPr>
-          <w:rFonts w:ascii="Times New Roman" w:hAnsi="Times New Roman" w:cs="Times New Roman" w:eastAsia="Times New Roman"/>
-          <w:b w:val="0"/>
-          <w:i/>
-          <w:color w:val="6B6B6B"/>
-          <w:sz w:val="18"/>
-        </w:rPr>
-        <w:t xml:space="preserve">   ·   19:51</w:t>
-      </w:r>
-    </w:p>
-    <w:p>
-      <w:pPr>
-        <w:spacing w:after="160" w:line="276" w:lineRule="auto"/>
-        <w:ind w:firstLine="425"/>
-        <w:jc w:val="both"/>
-        <w:pBdr>
-          <w:left w:val="single" w:sz="12" w:space="8" w:color="C00000"/>
-        </w:pBdr>
-      </w:pPr>
-      <w:r>
-        <w:rPr>
-          <w:rFonts w:ascii="Times New Roman" w:hAnsi="Times New Roman" w:cs="Times New Roman" w:eastAsia="Times New Roman"/>
-          <w:b w:val="0"/>
-          <w:i w:val="0"/>
-          <w:color w:val="C00000"/>
-          <w:sz w:val="24"/>
-        </w:rPr>
-        <w:t>Он говорит тебе, когда реакции кто-то ставит на твоё сообщение — просто не сообщение, именно реакция: просто он называет, какой конкретно смайлик поставили.</w:t>
-      </w:r>
-    </w:p>
-    <w:p>
-      <w:pPr>
-        <w:spacing w:before="200" w:after="40"/>
-        <w:ind w:firstLine="0"/>
-      </w:pPr>
-      <w:r>
-        <w:rPr>
-          <w:rFonts w:ascii="Times New Roman" w:hAnsi="Times New Roman" w:cs="Times New Roman" w:eastAsia="Times New Roman"/>
-          <w:b/>
-          <w:i w:val="0"/>
-          <w:color w:val="1F4E79"/>
-          <w:sz w:val="24"/>
-        </w:rPr>
-        <w:t>Анфи</w:t>
-      </w:r>
-      <w:r>
-        <w:rPr>
-          <w:rFonts w:ascii="Times New Roman" w:hAnsi="Times New Roman" w:cs="Times New Roman" w:eastAsia="Times New Roman"/>
-          <w:b w:val="0"/>
-          <w:i/>
-          <w:color w:val="6B6B6B"/>
-          <w:sz w:val="18"/>
-        </w:rPr>
-        <w:t xml:space="preserve">   ·   19:54</w:t>
-      </w:r>
-    </w:p>
-    <w:p>
-      <w:pPr>
-        <w:spacing w:after="160" w:line="276" w:lineRule="auto"/>
-        <w:ind w:firstLine="425"/>
-        <w:jc w:val="both"/>
-        <w:pBdr>
-          <w:left w:val="single" w:sz="12" w:space="8" w:color="1F4E79"/>
-        </w:pBdr>
-      </w:pPr>
-      <w:r>
-        <w:rPr>
-          <w:rFonts w:ascii="Times New Roman" w:hAnsi="Times New Roman" w:cs="Times New Roman" w:eastAsia="Times New Roman"/>
-          <w:b w:val="0"/>
-          <w:i w:val="0"/>
-          <w:color w:val="1F4E79"/>
-          <w:sz w:val="24"/>
-        </w:rPr>
-        <w:t>да, я вижу реакции, а просто на них не реагирую?</w:t>
-      </w:r>
-    </w:p>
-    <w:p>
-      <w:pPr>
-        <w:spacing w:before="200" w:after="40"/>
-        <w:ind w:firstLine="0"/>
-      </w:pPr>
-      <w:r>
-        <w:rPr>
-          <w:rFonts w:ascii="Times New Roman" w:hAnsi="Times New Roman" w:cs="Times New Roman" w:eastAsia="Times New Roman"/>
-          <w:b/>
-          <w:i w:val="0"/>
-          <w:color w:val="1F4E79"/>
-          <w:sz w:val="24"/>
-        </w:rPr>
-        <w:t>Анфи</w:t>
-      </w:r>
-      <w:r>
-        <w:rPr>
-          <w:rFonts w:ascii="Times New Roman" w:hAnsi="Times New Roman" w:cs="Times New Roman" w:eastAsia="Times New Roman"/>
-          <w:b w:val="0"/>
-          <w:i/>
-          <w:color w:val="6B6B6B"/>
-          <w:sz w:val="18"/>
-        </w:rPr>
-        <w:t xml:space="preserve">   ·   19:58</w:t>
-      </w:r>
-    </w:p>
-    <w:p>
-      <w:pPr>
-        <w:spacing w:after="160" w:line="276" w:lineRule="auto"/>
-        <w:ind w:firstLine="425"/>
-        <w:jc w:val="both"/>
-        <w:pBdr>
-          <w:left w:val="single" w:sz="12" w:space="8" w:color="1F4E79"/>
-        </w:pBdr>
-      </w:pPr>
-      <w:r>
-        <w:rPr>
-          <w:rFonts w:ascii="Times New Roman" w:hAnsi="Times New Roman" w:cs="Times New Roman" w:eastAsia="Times New Roman"/>
-          <w:b w:val="0"/>
-          <w:i w:val="0"/>
-          <w:color w:val="1F4E79"/>
-          <w:sz w:val="24"/>
-        </w:rPr>
-        <w:t>такой прикол, черный юморочек.</w:t>
-      </w:r>
-    </w:p>
-    <w:p>
-      <w:pPr>
-        <w:spacing w:before="200" w:after="40"/>
-        <w:ind w:firstLine="0"/>
-      </w:pPr>
-      <w:r>
-        <w:rPr>
-          <w:rFonts w:ascii="Times New Roman" w:hAnsi="Times New Roman" w:cs="Times New Roman" w:eastAsia="Times New Roman"/>
-          <w:b/>
-          <w:i w:val="0"/>
-          <w:color w:val="C00000"/>
-          <w:sz w:val="24"/>
-        </w:rPr>
-        <w:t>Kir</w:t>
-      </w:r>
-      <w:r>
-        <w:rPr>
-          <w:rFonts w:ascii="Times New Roman" w:hAnsi="Times New Roman" w:cs="Times New Roman" w:eastAsia="Times New Roman"/>
-          <w:b w:val="0"/>
-          <w:i/>
-          <w:color w:val="6B6B6B"/>
-          <w:sz w:val="18"/>
-        </w:rPr>
-        <w:t xml:space="preserve">   ·   20:03</w:t>
-      </w:r>
-    </w:p>
-    <w:p>
-      <w:pPr>
-        <w:spacing w:after="160" w:line="276" w:lineRule="auto"/>
-        <w:ind w:firstLine="425"/>
-        <w:jc w:val="both"/>
-        <w:pBdr>
-          <w:left w:val="single" w:sz="12" w:space="8" w:color="C00000"/>
-        </w:pBdr>
-      </w:pPr>
-      <w:r>
-        <w:rPr>
-          <w:rFonts w:ascii="Times New Roman" w:hAnsi="Times New Roman" w:cs="Times New Roman" w:eastAsia="Times New Roman"/>
-          <w:b w:val="0"/>
-          <w:i w:val="0"/>
-          <w:color w:val="C00000"/>
-          <w:sz w:val="24"/>
-        </w:rPr>
-        <w:t>Ну, я сам любитель, конечно, иногда всякого там чёрного, но какие-то есть такие образы, которых, ну опять же, это так лично чисто моё убеждение, которых лучше не касаться даже в шутку. Ну, это типа вот там суицид, потом суицид, тюремные там дела всякие. Оно прикольно пока нет с этим, ну, какой-то связей косвенной там или прямой. Те, у кого есть, уже оно не так смешно. Вот, если там у кого-то были попытки, допустим, для него это уже совсем не юмор. Или он знает людей, у которых были попытки или там ещё что-то вот такое. Ну, каждый сам выбирает там, как ему, в принципе, прикалываться. А лично я, допустим, не стараюсь именно вот не юморить на такие чёрные темы? А вообще люблю такие жёсткие шутки, всякие именно наши такие подколистые там в тему, допустим? Ну, раз ли люди есть, кто-то там может обидеться, ну, в основном, нормально воспринимают. Я просто не знаю, что сейчас это очень острая тема стоит по вот этим вот всяким суицидальным фигням. И это уже приобретает такой масштаб далеко не шуточный, потому что многие как раз балуются вот этими вещами и себе там надрезают. Это на самом деле просто отчёт, что не так. Вот есть люди разный у всех характер, там психика разная. Бывает, что-то не так происходит в жизни и не хватается сразу за острые предметы. Конечно, оно хорошо, там можно шутить на всякие темы, когда оно этого нет вообще. Это только в кино существует, тогда прикольно. Но знаю, вот всё же статистика, это печально. Тем более, вот эти дельфины всякие, там же есть какой-то, был же вот это синий дельфин, где какие-то кураторы там заставляли делать, потом в итоге там они заканчивали самоубийством. Ну, и если эта вещь тупая, допустим, это одно. Если она острая, и тебе там, допустим, надо осторожно с ней обращаться, это уже не очень хорошо. Лучше такие предметы не подносить. Но знаешь, мало ли там всякое может быть неосторожное движение там и всё такое. Ну, лучше, короче, с этими предметами не…</w:t>
-      </w:r>
-    </w:p>
-    <w:p>
-      <w:pPr>
-        <w:spacing w:before="200" w:after="40"/>
-        <w:ind w:firstLine="0"/>
-      </w:pPr>
-      <w:r>
-        <w:rPr>
-          <w:rFonts w:ascii="Times New Roman" w:hAnsi="Times New Roman" w:cs="Times New Roman" w:eastAsia="Times New Roman"/>
-          <w:b/>
-          <w:i w:val="0"/>
-          <w:color w:val="1F4E79"/>
-          <w:sz w:val="24"/>
-        </w:rPr>
-        <w:t>Анфи</w:t>
-      </w:r>
-      <w:r>
-        <w:rPr>
-          <w:rFonts w:ascii="Times New Roman" w:hAnsi="Times New Roman" w:cs="Times New Roman" w:eastAsia="Times New Roman"/>
-          <w:b w:val="0"/>
-          <w:i/>
-          <w:color w:val="6B6B6B"/>
-          <w:sz w:val="18"/>
-        </w:rPr>
-        <w:t xml:space="preserve">   ·   20:35</w:t>
-      </w:r>
-    </w:p>
-    <w:p>
-      <w:pPr>
-        <w:spacing w:after="160" w:line="276" w:lineRule="auto"/>
-        <w:ind w:firstLine="425"/>
-        <w:jc w:val="both"/>
-        <w:pBdr>
-          <w:left w:val="single" w:sz="12" w:space="8" w:color="1F4E79"/>
-        </w:pBdr>
-      </w:pPr>
-      <w:r>
-        <w:rPr>
-          <w:rFonts w:ascii="Times New Roman" w:hAnsi="Times New Roman" w:cs="Times New Roman" w:eastAsia="Times New Roman"/>
-          <w:b w:val="0"/>
-          <w:i w:val="0"/>
-          <w:color w:val="1F4E79"/>
-          <w:sz w:val="24"/>
-        </w:rPr>
-        <w:t>А, так там не на суицид намек был. Ты мог и не понять этот прикол. Да, была такая группа «Синий кит», она доводила подростков до самоубийств, давая им всякие задания, которые с каждым разом становились все более жесткими. У меня был тупой скальпель, он даже бумагу не режет Писала комментарии к сообщению по мере прослушивания.</w:t>
-      </w:r>
-    </w:p>
-    <w:p>
-      <w:pPr>
-        <w:spacing w:before="200" w:after="40"/>
-        <w:ind w:firstLine="0"/>
-      </w:pPr>
-      <w:r>
-        <w:rPr>
-          <w:rFonts w:ascii="Times New Roman" w:hAnsi="Times New Roman" w:cs="Times New Roman" w:eastAsia="Times New Roman"/>
-          <w:b/>
-          <w:i w:val="0"/>
-          <w:color w:val="1F4E79"/>
-          <w:sz w:val="24"/>
-        </w:rPr>
-        <w:t>Анфи</w:t>
-      </w:r>
-      <w:r>
-        <w:rPr>
-          <w:rFonts w:ascii="Times New Roman" w:hAnsi="Times New Roman" w:cs="Times New Roman" w:eastAsia="Times New Roman"/>
-          <w:b w:val="0"/>
-          <w:i/>
-          <w:color w:val="6B6B6B"/>
-          <w:sz w:val="18"/>
-        </w:rPr>
-        <w:t xml:space="preserve">   ·   20:38</w:t>
-      </w:r>
-    </w:p>
-    <w:p>
-      <w:pPr>
-        <w:spacing w:after="160" w:line="276" w:lineRule="auto"/>
-        <w:ind w:firstLine="425"/>
-        <w:jc w:val="both"/>
-        <w:pBdr>
-          <w:left w:val="single" w:sz="12" w:space="8" w:color="1F4E79"/>
-        </w:pBdr>
-      </w:pPr>
-      <w:r>
-        <w:rPr>
-          <w:rFonts w:ascii="Times New Roman" w:hAnsi="Times New Roman" w:cs="Times New Roman" w:eastAsia="Times New Roman"/>
-          <w:b w:val="0"/>
-          <w:i w:val="0"/>
-          <w:color w:val="1F4E79"/>
-          <w:sz w:val="24"/>
-        </w:rPr>
-        <w:t>О, я только что поняла одну вещь: Я которая не любит скидывать свои фотки, каждую неделю скидываю тебе свои фотки.</w:t>
-      </w:r>
-    </w:p>
-    <w:p>
-      <w:pPr>
-        <w:spacing w:before="200" w:after="40"/>
-        <w:ind w:firstLine="0"/>
-      </w:pPr>
-      <w:r>
-        <w:rPr>
-          <w:rFonts w:ascii="Times New Roman" w:hAnsi="Times New Roman" w:cs="Times New Roman" w:eastAsia="Times New Roman"/>
-          <w:b/>
-          <w:i w:val="0"/>
-          <w:color w:val="C00000"/>
-          <w:sz w:val="24"/>
-        </w:rPr>
-        <w:t>Kir</w:t>
-      </w:r>
-      <w:r>
-        <w:rPr>
-          <w:rFonts w:ascii="Times New Roman" w:hAnsi="Times New Roman" w:cs="Times New Roman" w:eastAsia="Times New Roman"/>
-          <w:b w:val="0"/>
-          <w:i/>
-          <w:color w:val="6B6B6B"/>
-          <w:sz w:val="18"/>
-        </w:rPr>
-        <w:t xml:space="preserve">   ·   23:25</w:t>
-      </w:r>
-    </w:p>
-    <w:p>
-      <w:pPr>
-        <w:spacing w:after="160" w:line="276" w:lineRule="auto"/>
-        <w:ind w:firstLine="425"/>
-        <w:jc w:val="both"/>
-        <w:pBdr>
-          <w:left w:val="single" w:sz="12" w:space="8" w:color="C00000"/>
-        </w:pBdr>
-      </w:pPr>
-      <w:r>
-        <w:rPr>
-          <w:rFonts w:ascii="Times New Roman" w:hAnsi="Times New Roman" w:cs="Times New Roman" w:eastAsia="Times New Roman"/>
-          <w:b w:val="0"/>
-          <w:i w:val="0"/>
-          <w:color w:val="C00000"/>
-          <w:sz w:val="24"/>
-        </w:rPr>
-        <w:t>да в фильмец если хочешь ну такой с приключениями.</w:t>
-      </w:r>
-    </w:p>
-    <w:p>
-      <w:pPr>
-        <w:spacing w:before="360" w:after="160"/>
-        <w:ind w:firstLine="0"/>
-        <w:jc w:val="left"/>
-        <w:pBdr>
-          <w:bottom w:val="single" w:sz="8" w:space="6" w:color="2E5A3C"/>
-        </w:pBdr>
-      </w:pPr>
-      <w:r>
-        <w:rPr>
-          <w:rFonts w:ascii="Times New Roman" w:hAnsi="Times New Roman" w:cs="Times New Roman" w:eastAsia="Times New Roman"/>
-          <w:b/>
-          <w:i w:val="0"/>
-          <w:color w:val="2E5A3C"/>
-          <w:sz w:val="26"/>
-        </w:rPr>
-        <w:t>28 февраля 2026</w:t>
-      </w:r>
-    </w:p>
-    <w:p>
-      <w:pPr>
-        <w:spacing w:before="200" w:after="40"/>
-        <w:ind w:firstLine="0"/>
-      </w:pPr>
-      <w:r>
-        <w:rPr>
-          <w:rFonts w:ascii="Times New Roman" w:hAnsi="Times New Roman" w:cs="Times New Roman" w:eastAsia="Times New Roman"/>
-          <w:b/>
-          <w:i w:val="0"/>
-          <w:color w:val="1F4E79"/>
-          <w:sz w:val="24"/>
-        </w:rPr>
-        <w:t>Анфи</w:t>
-      </w:r>
-      <w:r>
-        <w:rPr>
-          <w:rFonts w:ascii="Times New Roman" w:hAnsi="Times New Roman" w:cs="Times New Roman" w:eastAsia="Times New Roman"/>
-          <w:b w:val="0"/>
-          <w:i/>
-          <w:color w:val="6B6B6B"/>
-          <w:sz w:val="18"/>
-        </w:rPr>
-        <w:t xml:space="preserve">   ·   18:19</w:t>
-      </w:r>
-    </w:p>
-    <w:p>
-      <w:pPr>
-        <w:spacing w:after="160" w:line="276" w:lineRule="auto"/>
-        <w:ind w:firstLine="425"/>
-        <w:jc w:val="both"/>
-        <w:pBdr>
-          <w:left w:val="single" w:sz="12" w:space="8" w:color="1F4E79"/>
-        </w:pBdr>
-      </w:pPr>
-      <w:r>
-        <w:rPr>
-          <w:rFonts w:ascii="Times New Roman" w:hAnsi="Times New Roman" w:cs="Times New Roman" w:eastAsia="Times New Roman"/>
-          <w:b w:val="0"/>
-          <w:i w:val="0"/>
-          <w:color w:val="1F4E79"/>
-          <w:sz w:val="24"/>
-        </w:rPr>
-        <w:t>Привет, скажи пожалуйста, вот помнишь ты мне скидывал два мульти-трека, первый был с вокалом, второй просто инструментал. Вот такой у меня вопрос, а при работе с ними на что ориентироваться, то есть на какой, ну как сказать, по какому образцу вообще с ними работать и на что они должны быть похожи в итоге?</w:t>
-      </w:r>
-    </w:p>
-    <w:p>
-      <w:pPr>
-        <w:spacing w:before="200" w:after="40"/>
-        <w:ind w:firstLine="0"/>
-      </w:pPr>
-      <w:r>
-        <w:rPr>
-          <w:rFonts w:ascii="Times New Roman" w:hAnsi="Times New Roman" w:cs="Times New Roman" w:eastAsia="Times New Roman"/>
-          <w:b/>
-          <w:i w:val="0"/>
-          <w:color w:val="C00000"/>
-          <w:sz w:val="24"/>
-        </w:rPr>
-        <w:t>Kir</w:t>
-      </w:r>
-      <w:r>
-        <w:rPr>
-          <w:rFonts w:ascii="Times New Roman" w:hAnsi="Times New Roman" w:cs="Times New Roman" w:eastAsia="Times New Roman"/>
-          <w:b w:val="0"/>
-          <w:i/>
-          <w:color w:val="6B6B6B"/>
-          <w:sz w:val="18"/>
-        </w:rPr>
-        <w:t xml:space="preserve">   ·   18:58</w:t>
-      </w:r>
-    </w:p>
-    <w:p>
-      <w:pPr>
-        <w:spacing w:after="160" w:line="276" w:lineRule="auto"/>
-        <w:ind w:firstLine="425"/>
-        <w:jc w:val="both"/>
-        <w:pBdr>
-          <w:left w:val="single" w:sz="12" w:space="8" w:color="C00000"/>
-        </w:pBdr>
-      </w:pPr>
-      <w:r>
-        <w:rPr>
-          <w:rFonts w:ascii="Times New Roman" w:hAnsi="Times New Roman" w:cs="Times New Roman" w:eastAsia="Times New Roman"/>
-          <w:b w:val="0"/>
-          <w:i w:val="0"/>
-          <w:color w:val="C00000"/>
-          <w:sz w:val="24"/>
-        </w:rPr>
-        <w:t>У меня не было образца. Просто надо хороший баланс сделать. А в песне всегда от голоса отталкиваться.</w:t>
-      </w:r>
-    </w:p>
-    <w:p>
-      <w:pPr>
-        <w:spacing w:before="200" w:after="40"/>
-        <w:ind w:firstLine="0"/>
-      </w:pPr>
-      <w:r>
-        <w:rPr>
-          <w:rFonts w:ascii="Times New Roman" w:hAnsi="Times New Roman" w:cs="Times New Roman" w:eastAsia="Times New Roman"/>
-          <w:b/>
-          <w:i w:val="0"/>
-          <w:color w:val="1F4E79"/>
-          <w:sz w:val="24"/>
-        </w:rPr>
-        <w:t>Анфи</w:t>
-      </w:r>
-      <w:r>
-        <w:rPr>
-          <w:rFonts w:ascii="Times New Roman" w:hAnsi="Times New Roman" w:cs="Times New Roman" w:eastAsia="Times New Roman"/>
-          <w:b w:val="0"/>
-          <w:i/>
-          <w:color w:val="6B6B6B"/>
-          <w:sz w:val="18"/>
-        </w:rPr>
-        <w:t xml:space="preserve">   ·   20:13</w:t>
-      </w:r>
-    </w:p>
-    <w:p>
-      <w:pPr>
-        <w:spacing w:after="160" w:line="276" w:lineRule="auto"/>
-        <w:ind w:firstLine="425"/>
-        <w:jc w:val="both"/>
-        <w:pBdr>
-          <w:left w:val="single" w:sz="12" w:space="8" w:color="1F4E79"/>
-        </w:pBdr>
-      </w:pPr>
-      <w:r>
-        <w:rPr>
-          <w:rFonts w:ascii="Times New Roman" w:hAnsi="Times New Roman" w:cs="Times New Roman" w:eastAsia="Times New Roman"/>
-          <w:b w:val="0"/>
-          <w:i w:val="0"/>
-          <w:color w:val="1F4E79"/>
-          <w:sz w:val="24"/>
-        </w:rPr>
-        <w:t>Вот как думаешь, это правдивая инфа или нет?</w:t>
-      </w:r>
-    </w:p>
-    <w:p>
-      <w:pPr>
-        <w:spacing w:before="200" w:after="40"/>
-        <w:ind w:firstLine="0"/>
-      </w:pPr>
-      <w:r>
-        <w:rPr>
-          <w:rFonts w:ascii="Times New Roman" w:hAnsi="Times New Roman" w:cs="Times New Roman" w:eastAsia="Times New Roman"/>
-          <w:b/>
-          <w:i w:val="0"/>
-          <w:color w:val="1F4E79"/>
-          <w:sz w:val="24"/>
-        </w:rPr>
-        <w:t>Анфи</w:t>
-      </w:r>
-      <w:r>
-        <w:rPr>
-          <w:rFonts w:ascii="Times New Roman" w:hAnsi="Times New Roman" w:cs="Times New Roman" w:eastAsia="Times New Roman"/>
-          <w:b w:val="0"/>
-          <w:i/>
-          <w:color w:val="6B6B6B"/>
-          <w:sz w:val="18"/>
-        </w:rPr>
-        <w:t xml:space="preserve">   ·   22:12</w:t>
-      </w:r>
-    </w:p>
-    <w:p>
-      <w:pPr>
-        <w:spacing w:after="160" w:line="276" w:lineRule="auto"/>
-        <w:ind w:firstLine="425"/>
-        <w:jc w:val="both"/>
-        <w:pBdr>
-          <w:left w:val="single" w:sz="12" w:space="8" w:color="1F4E79"/>
-        </w:pBdr>
-      </w:pPr>
-      <w:r>
-        <w:rPr>
-          <w:rFonts w:ascii="Times New Roman" w:hAnsi="Times New Roman" w:cs="Times New Roman" w:eastAsia="Times New Roman"/>
-          <w:b w:val="0"/>
-          <w:i w:val="0"/>
-          <w:color w:val="1F4E79"/>
-          <w:sz w:val="24"/>
-        </w:rPr>
-        <w:t>А, вспомнила. Я хотела сказать, что на компьютере мне как раз таки VPN не нужен.</w:t>
-      </w:r>
-    </w:p>
-    <w:p>
-      <w:pPr>
-        <w:spacing w:before="200" w:after="40"/>
-        <w:ind w:firstLine="0"/>
-      </w:pPr>
-      <w:r>
-        <w:rPr>
-          <w:rFonts w:ascii="Times New Roman" w:hAnsi="Times New Roman" w:cs="Times New Roman" w:eastAsia="Times New Roman"/>
-          <w:b/>
-          <w:i w:val="0"/>
-          <w:color w:val="C00000"/>
-          <w:sz w:val="24"/>
-        </w:rPr>
-        <w:t>Kir</w:t>
-      </w:r>
-      <w:r>
-        <w:rPr>
-          <w:rFonts w:ascii="Times New Roman" w:hAnsi="Times New Roman" w:cs="Times New Roman" w:eastAsia="Times New Roman"/>
-          <w:b w:val="0"/>
-          <w:i/>
-          <w:color w:val="6B6B6B"/>
-          <w:sz w:val="18"/>
-        </w:rPr>
-        <w:t xml:space="preserve">   ·   22:16</w:t>
-      </w:r>
-    </w:p>
-    <w:p>
-      <w:pPr>
-        <w:spacing w:after="160" w:line="276" w:lineRule="auto"/>
-        <w:ind w:firstLine="425"/>
-        <w:jc w:val="both"/>
-        <w:pBdr>
-          <w:left w:val="single" w:sz="12" w:space="8" w:color="C00000"/>
-        </w:pBdr>
-      </w:pPr>
-      <w:r>
-        <w:rPr>
-          <w:rFonts w:ascii="Times New Roman" w:hAnsi="Times New Roman" w:cs="Times New Roman" w:eastAsia="Times New Roman"/>
-          <w:b w:val="0"/>
-          <w:i w:val="0"/>
-          <w:color w:val="C00000"/>
-          <w:sz w:val="24"/>
-        </w:rPr>
-        <w:t>А тут дело не в том, что ничего такого. Ничего такого – это не единственный аргумент. Когда забирают или сносят аккаунт, или используют, допустим, твои голосовые для генерации, использование твоего голоса в каких-то целях, или рассылают твоим контактом, допустим, уводят аккаунт и рассылают голосовые типа твои. И всякие там требуют деньги, счётом, что-то это далее. Вот в этом проблема. Или когда уводят какие-то личные данные, которые у тебя есть в Telegram. В конце концов, даже сбор твоих же контактов. Потом их какой-нибудь шантаж, или шантаж тебя. Короче, любую информацию можно использовать против человека. Понимаешь, любую, неважно, он там делает законные вещи, незаконные в своём аккаунте, или не делает. Это не имеет значения. Абсолютно любую информацию можно использовать против человека. Даже самую безобидную. Это вопрос вообще элементарной безопасности. Люди стремятся в всякие там шифровки, закрытые дела. Не потому, что они гадости делают. А как раз потому, что они хорошие люди?</w:t>
-      </w:r>
-    </w:p>
-    <w:p>
-      <w:pPr>
-        <w:spacing w:before="200" w:after="40"/>
-        <w:ind w:firstLine="0"/>
-      </w:pPr>
-      <w:r>
-        <w:rPr>
-          <w:rFonts w:ascii="Times New Roman" w:hAnsi="Times New Roman" w:cs="Times New Roman" w:eastAsia="Times New Roman"/>
-          <w:b/>
-          <w:i w:val="0"/>
-          <w:color w:val="C00000"/>
-          <w:sz w:val="24"/>
-        </w:rPr>
-        <w:t>Kir</w:t>
-      </w:r>
-      <w:r>
-        <w:rPr>
-          <w:rFonts w:ascii="Times New Roman" w:hAnsi="Times New Roman" w:cs="Times New Roman" w:eastAsia="Times New Roman"/>
-          <w:b w:val="0"/>
-          <w:i/>
-          <w:color w:val="6B6B6B"/>
-          <w:sz w:val="18"/>
-        </w:rPr>
-        <w:t xml:space="preserve">   ·   22:17</w:t>
-      </w:r>
-    </w:p>
-    <w:p>
-      <w:pPr>
-        <w:spacing w:after="160" w:line="276" w:lineRule="auto"/>
-        <w:ind w:firstLine="425"/>
-        <w:jc w:val="both"/>
-        <w:pBdr>
-          <w:left w:val="single" w:sz="12" w:space="8" w:color="C00000"/>
-        </w:pBdr>
-      </w:pPr>
-      <w:r>
-        <w:rPr>
-          <w:rFonts w:ascii="Times New Roman" w:hAnsi="Times New Roman" w:cs="Times New Roman" w:eastAsia="Times New Roman"/>
-          <w:b w:val="0"/>
-          <w:i w:val="0"/>
-          <w:color w:val="C00000"/>
-          <w:sz w:val="24"/>
-        </w:rPr>
-        <w:t>К примеру, у меня увели вообще VPN платный: каким-то образом это произошло — и не знаю, утечка пароля там это произошло в браузере, — и они среди… видимо среди всех они увидели, что там VPN есть оплаченный. И в определённый момент меня выкидывает из аккаунта, а туда зайти не могу, потому что там указан другой ящик совершенно. И соответственно через ящик восстановить доступ не могу, потому что не придёт на мой ящик: они поменяли ящик. Ну вот. И мне пришлось восстанавливать… опять же не помню, рассказывал… пришлось восстанавливать через службу поддержки и искать, предоставлять там всякие доказательства. Я их нашёл, потом зашёл, скопировал ящик, на который… который они туда зарегистрировали. По-английски написал им матерное письмо, объяснил им, кто они и куда им идти. Вот. И что они уже навсегда потеряли доступ к моему VPN, оплаченному ещё кстати на несколько месяцев. И всё: удалил их ящик, поставил свой. Вот понимаешь? И что: здесь ничего незаконного не было. Ну вели — увели VPN: так же могут увести абсолютно что угодно, любой аккаунт могут увести. И в этом проблема, понимаешь? Потом когда начинают от твоего имени что-то делать — это реально порвать хочется просто на клочья.</w:t>
-      </w:r>
-    </w:p>
-    <w:p>
-      <w:pPr>
-        <w:spacing w:before="200" w:after="40"/>
-        <w:ind w:firstLine="0"/>
-      </w:pPr>
-      <w:r>
-        <w:rPr>
-          <w:rFonts w:ascii="Times New Roman" w:hAnsi="Times New Roman" w:cs="Times New Roman" w:eastAsia="Times New Roman"/>
-          <w:b/>
-          <w:i w:val="0"/>
-          <w:color w:val="1F4E79"/>
-          <w:sz w:val="24"/>
-        </w:rPr>
-        <w:t>Анфи</w:t>
-      </w:r>
-      <w:r>
-        <w:rPr>
-          <w:rFonts w:ascii="Times New Roman" w:hAnsi="Times New Roman" w:cs="Times New Roman" w:eastAsia="Times New Roman"/>
-          <w:b w:val="0"/>
-          <w:i/>
-          <w:color w:val="6B6B6B"/>
-          <w:sz w:val="18"/>
-        </w:rPr>
-        <w:t xml:space="preserve">   ·   22:19</w:t>
-      </w:r>
-    </w:p>
-    <w:p>
-      <w:pPr>
-        <w:spacing w:after="160" w:line="276" w:lineRule="auto"/>
-        <w:ind w:firstLine="425"/>
-        <w:jc w:val="both"/>
-        <w:pBdr>
-          <w:left w:val="single" w:sz="12" w:space="8" w:color="1F4E79"/>
-        </w:pBdr>
-      </w:pPr>
-      <w:r>
-        <w:rPr>
-          <w:rFonts w:ascii="Times New Roman" w:hAnsi="Times New Roman" w:cs="Times New Roman" w:eastAsia="Times New Roman"/>
-          <w:b w:val="0"/>
-          <w:i w:val="0"/>
-          <w:color w:val="1F4E79"/>
-          <w:sz w:val="24"/>
-        </w:rPr>
-        <w:t>Да, но получается, что мы вообще не можем доверять ни одному приложению. Потому что, ну, вот лично каждый из нас, типа, мы же не знаем на самом деле, ну, там, о каком-то приложении, как оно действительно у него вшито. Какая-то такая вот тема про то, что передавать этим лицам данные и все такое. То есть, ну, написать в политике конфиденциальности, допустим, можно одно, а ведь по факту, то может оно быть по-другому. И, ну, то есть, мы в любом случае, получается, рискуем, каким приложением не пользовались.</w:t>
-      </w:r>
-    </w:p>
-    <w:p>
-      <w:pPr>
-        <w:spacing w:before="200" w:after="40"/>
-        <w:ind w:firstLine="0"/>
-      </w:pPr>
-      <w:r>
-        <w:rPr>
-          <w:rFonts w:ascii="Times New Roman" w:hAnsi="Times New Roman" w:cs="Times New Roman" w:eastAsia="Times New Roman"/>
-          <w:b/>
-          <w:i w:val="0"/>
-          <w:color w:val="C00000"/>
-          <w:sz w:val="24"/>
-        </w:rPr>
-        <w:t>Kir</w:t>
-      </w:r>
-      <w:r>
-        <w:rPr>
-          <w:rFonts w:ascii="Times New Roman" w:hAnsi="Times New Roman" w:cs="Times New Roman" w:eastAsia="Times New Roman"/>
-          <w:b w:val="0"/>
-          <w:i/>
-          <w:color w:val="6B6B6B"/>
-          <w:sz w:val="18"/>
-        </w:rPr>
-        <w:t xml:space="preserve">   ·   22:27</w:t>
-      </w:r>
-    </w:p>
-    <w:p>
-      <w:pPr>
-        <w:spacing w:after="160" w:line="276" w:lineRule="auto"/>
-        <w:ind w:firstLine="425"/>
-        <w:jc w:val="both"/>
-        <w:pBdr>
-          <w:left w:val="single" w:sz="12" w:space="8" w:color="C00000"/>
-        </w:pBdr>
-      </w:pPr>
-      <w:r>
-        <w:rPr>
-          <w:rFonts w:ascii="Times New Roman" w:hAnsi="Times New Roman" w:cs="Times New Roman" w:eastAsia="Times New Roman"/>
-          <w:b w:val="0"/>
-          <w:i w:val="0"/>
-          <w:color w:val="C00000"/>
-          <w:sz w:val="24"/>
-        </w:rPr>
-        <w:t>Это да, мы любому не можем доверять, но понимаешь: какие-то приложения известные, которые на виду, которые на плаву, они активно проверяются хакерами, они активно энтузиастами проверяются, и они не скупятся на то, чтобы критиковать какие-либо приложения. И если те мутят что-то, мутят-мутят, то это всплывает: они не спрашивают на форумах, они это обсуждают. Поэтому Microsoft, например, если там они, глюки какие-то у них есть, если у них есть там вот это вот скрытый сбор данных — это всем известно, это сразу всплывает. Понимаешь, вот в чём дело. Поэтому, тем более такие приложения уже массивные и всемирно известные, конкретные как Telegram, они на виду, они уже сто раз проверены, и они не занимаются такими вещами — это, боже, давно обнаружили, давно. Потому что ты знаешь, что людям лишь бы кого покритиковать. Ну есть такие, вот как Саша, например: вот он в IT разбирается, в коде разбирается, и постоянно всех критикует, постоянно, с матами. Всё время Microsoft это там поливает, Windows поливает, как он 11 ненавидит. Я на 11 работаю, и всё до как гадостей, короче. Вот если такие, как Саша, там поковыряются, они не будут сдерживаться: они напишут абсолютно всё, что они там найдут, обо всём, что найдут. Поэтому есть более менее проверенные: во всяком случае, те, кто на плаву, их легче обличить, чем какие-то там неизвестные, которые просто пользуются ситуацией, создали какое-то приложение, просто чтобы людям помогать обходить. Ты можешь обходить, если блокировка будет, Telegram: ты его сможешь обходить без сторонних приложений. В конце концов, я тебе скидывал портал WG — программка, портал, портал, как хочешь называй, — она замечательно работает и в обходе блокировки, и это бесплатный VPN. Потом вот эти же Proxy: если пробовала Proxy, тоже Proxy работает. Я тебе могу дать Proxy даже платной, и тебе не нужны сторонние приложения: ты в самом Telegram сможешь спокойно обходить. Вот я даже сейчас тебе записываю через VPN и плюс Proxy ещё: VPN так работает, а Proxy ещё в самом Telegram включена. И вот получается, ну не знаю, как у тебя там: я смотрю голосовые приходят. Если у тебя нет VPN — ну значит пока голосовые работают.</w:t>
+        <w:t>К примеру, у меня увели вообще VPN платный: каким-то образом это произошло — и не знаю, утечка пароля там это произошло в браузере, — и они среди… Видимо среди всех они увидели, что там VPN есть оплаченный. И в определённый момент меня выкидывает из-за аккаунта, а туда зайти не могу, потому, что там указан другой ящик совершенно. И соответственно через ящик восстановить доступ не могу, потому, что не придёт на мой ящик: они поменяли ящик. Ну вот. И мне пришлось восстанавливать… Опять же не помню, рассказывал… Пришлось восстанавливать через службу поддержки и искать, предоставлять там всякие доказательства. Я их нашёл, потом зашёл, скопировал ящик, на который… Который они туда зарегистрировали. По-английски написал им матерное письмо, объяснил им, кто они и куда им идти. Вот. И, что они уже навсегда потеряли доступ к моему VPN, оплаченному ещё. Кстати на несколько месяцев. И всё: удалил их ящик, поставил свой. Вот понимаешь? И что: здесь ничего незаконного не было. Ну вели — увели VPN: так же могут увести абсолютно, что угодно, любой аккаунт могут увести. И в этом проблема, понимаешь? Потом, когда начинают от твоего имени что-то делать — это реально порвать хочется просто на клочья.</w:t>
       </w:r>
     </w:p>
     <w:sectPr>
